--- a/templates/docxRPD/practice_nis.docx
+++ b/templates/docxRPD/practice_nis.docx
@@ -983,13 +983,15 @@
                 <w:rFonts w:ascii="Times New Roman" w:hAnsi="Times New Roman" w:cs="Times New Roman"/>
                 <w:sz w:val="20"/>
                 <w:szCs w:val="24"/>
-              </w:rPr>
-            </w:pPr>
-            <w:r>
-              <w:rPr>
-                <w:rFonts w:ascii="Times New Roman" w:hAnsi="Times New Roman" w:cs="Times New Roman"/>
-                <w:sz w:val="20"/>
-                <w:szCs w:val="24"/>
+                <w:lang w:val="en-US"/>
+              </w:rPr>
+            </w:pPr>
+            <w:r>
+              <w:rPr>
+                <w:rFonts w:ascii="Times New Roman" w:hAnsi="Times New Roman" w:cs="Times New Roman"/>
+                <w:sz w:val="20"/>
+                <w:szCs w:val="24"/>
+                <w:lang w:val="en-US"/>
               </w:rPr>
               <w:t xml:space="preserve">{{ </w:t>
             </w:r>
@@ -1007,6 +1009,7 @@
                 <w:rFonts w:ascii="Times New Roman" w:hAnsi="Times New Roman" w:cs="Times New Roman"/>
                 <w:sz w:val="20"/>
                 <w:szCs w:val="24"/>
+                <w:lang w:val="en-US"/>
               </w:rPr>
               <w:t>_</w:t>
             </w:r>
@@ -1024,6 +1027,7 @@
                 <w:rFonts w:ascii="Times New Roman" w:hAnsi="Times New Roman" w:cs="Times New Roman"/>
                 <w:sz w:val="20"/>
                 <w:szCs w:val="24"/>
+                <w:lang w:val="en-US"/>
               </w:rPr>
               <w:t xml:space="preserve"> }}: {{ </w:t>
             </w:r>
@@ -1041,6 +1045,7 @@
                 <w:rFonts w:ascii="Times New Roman" w:hAnsi="Times New Roman" w:cs="Times New Roman"/>
                 <w:sz w:val="20"/>
                 <w:szCs w:val="24"/>
+                <w:lang w:val="en-US"/>
               </w:rPr>
               <w:t>_</w:t>
             </w:r>
@@ -1058,6 +1063,7 @@
                 <w:rFonts w:ascii="Times New Roman" w:hAnsi="Times New Roman" w:cs="Times New Roman"/>
                 <w:sz w:val="20"/>
                 <w:szCs w:val="24"/>
+                <w:lang w:val="en-US"/>
               </w:rPr>
               <w:t xml:space="preserve"> }}</w:t>
             </w:r>
@@ -5293,15 +5299,17 @@
           <w:bCs/>
           <w:sz w:val="24"/>
           <w:szCs w:val="24"/>
-        </w:rPr>
-      </w:pPr>
-      <w:r>
-        <w:rPr>
-          <w:rFonts w:ascii="Times New Roman" w:hAnsi="Times New Roman" w:cs="Times New Roman"/>
-          <w:b/>
-          <w:bCs/>
-          <w:sz w:val="24"/>
-          <w:szCs w:val="24"/>
+          <w:lang w:val="en-US"/>
+        </w:rPr>
+      </w:pPr>
+      <w:r>
+        <w:rPr>
+          <w:rFonts w:ascii="Times New Roman" w:hAnsi="Times New Roman" w:cs="Times New Roman"/>
+          <w:b/>
+          <w:bCs/>
+          <w:sz w:val="24"/>
+          <w:szCs w:val="24"/>
+          <w:lang w:val="en-US"/>
         </w:rPr>
         <w:t xml:space="preserve">{% </w:t>
       </w:r>
@@ -5323,6 +5331,7 @@
           <w:bCs/>
           <w:sz w:val="24"/>
           <w:szCs w:val="24"/>
+          <w:lang w:val="en-US"/>
         </w:rPr>
         <w:t xml:space="preserve"> </w:t>
       </w:r>
@@ -5344,6 +5353,7 @@
           <w:bCs/>
           <w:sz w:val="24"/>
           <w:szCs w:val="24"/>
+          <w:lang w:val="en-US"/>
         </w:rPr>
         <w:t xml:space="preserve">, </w:t>
       </w:r>
@@ -5365,6 +5375,7 @@
           <w:bCs/>
           <w:sz w:val="24"/>
           <w:szCs w:val="24"/>
+          <w:lang w:val="en-US"/>
         </w:rPr>
         <w:t xml:space="preserve"> </w:t>
       </w:r>
@@ -5386,6 +5397,7 @@
           <w:bCs/>
           <w:sz w:val="24"/>
           <w:szCs w:val="24"/>
+          <w:lang w:val="en-US"/>
         </w:rPr>
         <w:t xml:space="preserve"> </w:t>
       </w:r>
@@ -5407,6 +5419,7 @@
           <w:bCs/>
           <w:sz w:val="24"/>
           <w:szCs w:val="24"/>
+          <w:lang w:val="en-US"/>
         </w:rPr>
         <w:t>.</w:t>
       </w:r>
@@ -5428,6 +5441,7 @@
           <w:bCs/>
           <w:sz w:val="24"/>
           <w:szCs w:val="24"/>
+          <w:lang w:val="en-US"/>
         </w:rPr>
         <w:t>() -%}</w:t>
       </w:r>
@@ -5755,6 +5769,8 @@
         <w:spacing w:before="240"/>
         <w:rPr>
           <w:rFonts w:ascii="Times New Roman" w:hAnsi="Times New Roman" w:cs="Times New Roman"/>
+          <w:b/>
+          <w:bCs/>
           <w:sz w:val="24"/>
           <w:szCs w:val="24"/>
         </w:rPr>
@@ -5777,7 +5793,27 @@
           <w:sz w:val="24"/>
           <w:szCs w:val="24"/>
         </w:rPr>
-        <w:t>.3 Самостоятельная работа</w:t>
+        <w:t>.3</w:t>
+      </w:r>
+      <w:r>
+        <w:rPr>
+          <w:rFonts w:ascii="Times New Roman" w:hAnsi="Times New Roman" w:cs="Times New Roman"/>
+          <w:b/>
+          <w:bCs/>
+          <w:sz w:val="24"/>
+          <w:szCs w:val="24"/>
+        </w:rPr>
+        <w:t xml:space="preserve"> </w:t>
+      </w:r>
+      <w:r>
+        <w:rPr>
+          <w:rFonts w:ascii="Times New Roman" w:hAnsi="Times New Roman" w:cs="Times New Roman"/>
+          <w:b/>
+          <w:bCs/>
+          <w:sz w:val="24"/>
+          <w:szCs w:val="24"/>
+        </w:rPr>
+        <w:t>Перечень практических занятий</w:t>
       </w:r>
     </w:p>
     <w:p>
@@ -5900,7 +5936,7 @@
           <w:szCs w:val="24"/>
           <w:lang w:val="en-US"/>
         </w:rPr>
-        <w:t>srsw</w:t>
+        <w:t>prw</w:t>
       </w:r>
       <w:r>
         <w:rPr>
@@ -5933,17 +5969,41 @@
           <w:szCs w:val="24"/>
           <w:lang w:val="en-US"/>
         </w:rPr>
-        <w:t>() -%}</w:t>
+        <w:t xml:space="preserve">() </w:t>
+      </w:r>
+      <w:r>
+        <w:rPr>
+          <w:rFonts w:ascii="Times New Roman" w:hAnsi="Times New Roman" w:cs="Times New Roman"/>
+          <w:b/>
+          <w:bCs/>
+          <w:sz w:val="24"/>
+          <w:szCs w:val="24"/>
+          <w:lang w:val="en-US"/>
+        </w:rPr>
+        <w:t>-</w:t>
+      </w:r>
+      <w:r>
+        <w:rPr>
+          <w:rFonts w:ascii="Times New Roman" w:hAnsi="Times New Roman" w:cs="Times New Roman"/>
+          <w:b/>
+          <w:bCs/>
+          <w:sz w:val="24"/>
+          <w:szCs w:val="24"/>
+          <w:lang w:val="en-US"/>
+        </w:rPr>
+        <w:t>%}</w:t>
       </w:r>
     </w:p>
     <w:p>
       <w:pPr>
-        <w:spacing w:before="240"/>
-        <w:rPr>
-          <w:rFonts w:ascii="Times New Roman" w:hAnsi="Times New Roman" w:cs="Times New Roman"/>
-          <w:bCs/>
-          <w:sz w:val="24"/>
-          <w:szCs w:val="24"/>
+        <w:spacing w:before="240" w:after="0"/>
+        <w:rPr>
+          <w:rFonts w:ascii="Times New Roman" w:hAnsi="Times New Roman" w:cs="Times New Roman"/>
+          <w:b/>
+          <w:bCs/>
+          <w:sz w:val="24"/>
+          <w:szCs w:val="24"/>
+          <w:lang w:val="en-US"/>
         </w:rPr>
       </w:pPr>
       <w:r>
@@ -5963,6 +6023,7 @@
           <w:bCs/>
           <w:sz w:val="24"/>
           <w:szCs w:val="24"/>
+          <w:lang w:val="en-US"/>
         </w:rPr>
         <w:t xml:space="preserve"> № </w:t>
       </w:r>
@@ -5974,31 +6035,9 @@
           <w:sz w:val="24"/>
           <w:szCs w:val="24"/>
           <w:u w:val="single"/>
-        </w:rPr>
-        <w:t xml:space="preserve">{{ </w:t>
-      </w:r>
-      <w:r>
-        <w:rPr>
-          <w:rFonts w:ascii="Times New Roman" w:hAnsi="Times New Roman" w:cs="Times New Roman"/>
-          <w:b/>
-          <w:bCs/>
-          <w:sz w:val="24"/>
-          <w:szCs w:val="24"/>
-          <w:u w:val="single"/>
-          <w:lang w:val="en-US"/>
-        </w:rPr>
-        <w:t>key</w:t>
-      </w:r>
-      <w:r>
-        <w:rPr>
-          <w:rFonts w:ascii="Times New Roman" w:hAnsi="Times New Roman" w:cs="Times New Roman"/>
-          <w:b/>
-          <w:bCs/>
-          <w:sz w:val="24"/>
-          <w:szCs w:val="24"/>
-          <w:u w:val="single"/>
-        </w:rPr>
-        <w:t xml:space="preserve"> }}</w:t>
+          <w:lang w:val="en-US"/>
+        </w:rPr>
+        <w:t>{{ key }}</w:t>
       </w:r>
     </w:p>
     <w:tbl>
@@ -6061,7 +6100,7 @@
                 <w:sz w:val="24"/>
                 <w:szCs w:val="24"/>
               </w:rPr>
-              <w:t>Вид СРС</w:t>
+              <w:t>Темы практических (семинарских) занятий</w:t>
             </w:r>
           </w:p>
         </w:tc>
@@ -6499,28 +6538,794 @@
     </w:p>
     <w:p>
       <w:pPr>
-        <w:spacing w:before="200" w:after="200"/>
-        <w:rPr>
-          <w:rFonts w:ascii="Times New Roman" w:hAnsi="Times New Roman" w:cs="Times New Roman"/>
-          <w:b/>
-          <w:bCs/>
-          <w:sz w:val="24"/>
-          <w:szCs w:val="28"/>
-        </w:rPr>
-      </w:pPr>
-      <w:r>
-        <w:rPr>
-          <w:rFonts w:ascii="Times New Roman" w:hAnsi="Times New Roman" w:cs="Times New Roman"/>
-          <w:b/>
-          <w:bCs/>
-          <w:sz w:val="24"/>
-          <w:szCs w:val="28"/>
-        </w:rPr>
-        <w:t>5 Форма отчетности по практике</w:t>
+        <w:spacing w:before="240"/>
+        <w:rPr>
+          <w:rFonts w:ascii="Times New Roman" w:hAnsi="Times New Roman" w:cs="Times New Roman"/>
+          <w:sz w:val="24"/>
+          <w:szCs w:val="24"/>
+        </w:rPr>
+      </w:pPr>
+      <w:r>
+        <w:rPr>
+          <w:rFonts w:ascii="Times New Roman" w:hAnsi="Times New Roman" w:cs="Times New Roman"/>
+          <w:b/>
+          <w:bCs/>
+          <w:sz w:val="24"/>
+          <w:szCs w:val="24"/>
+        </w:rPr>
+        <w:t>4</w:t>
+      </w:r>
+      <w:r>
+        <w:rPr>
+          <w:rFonts w:ascii="Times New Roman" w:hAnsi="Times New Roman" w:cs="Times New Roman"/>
+          <w:b/>
+          <w:bCs/>
+          <w:sz w:val="24"/>
+          <w:szCs w:val="24"/>
+        </w:rPr>
+        <w:t>.</w:t>
+      </w:r>
+      <w:r>
+        <w:rPr>
+          <w:rFonts w:ascii="Times New Roman" w:hAnsi="Times New Roman" w:cs="Times New Roman"/>
+          <w:b/>
+          <w:bCs/>
+          <w:sz w:val="24"/>
+          <w:szCs w:val="24"/>
+        </w:rPr>
+        <w:t>4</w:t>
+      </w:r>
+      <w:r>
+        <w:rPr>
+          <w:rFonts w:ascii="Times New Roman" w:hAnsi="Times New Roman" w:cs="Times New Roman"/>
+          <w:b/>
+          <w:bCs/>
+          <w:sz w:val="24"/>
+          <w:szCs w:val="24"/>
+        </w:rPr>
+        <w:t xml:space="preserve"> Самостоятельная работа</w:t>
       </w:r>
     </w:p>
     <w:p>
       <w:pPr>
+        <w:spacing w:before="240"/>
+        <w:rPr>
+          <w:rFonts w:ascii="Times New Roman" w:hAnsi="Times New Roman" w:cs="Times New Roman"/>
+          <w:b/>
+          <w:bCs/>
+          <w:sz w:val="24"/>
+          <w:szCs w:val="24"/>
+          <w:lang w:val="en-US"/>
+        </w:rPr>
+      </w:pPr>
+      <w:r>
+        <w:rPr>
+          <w:rFonts w:ascii="Times New Roman" w:hAnsi="Times New Roman" w:cs="Times New Roman"/>
+          <w:b/>
+          <w:bCs/>
+          <w:sz w:val="24"/>
+          <w:szCs w:val="24"/>
+          <w:lang w:val="en-US"/>
+        </w:rPr>
+        <w:t xml:space="preserve">{% </w:t>
+      </w:r>
+      <w:r>
+        <w:rPr>
+          <w:rFonts w:ascii="Times New Roman" w:hAnsi="Times New Roman" w:cs="Times New Roman"/>
+          <w:b/>
+          <w:bCs/>
+          <w:sz w:val="24"/>
+          <w:szCs w:val="24"/>
+          <w:lang w:val="en-US"/>
+        </w:rPr>
+        <w:t>for</w:t>
+      </w:r>
+      <w:r>
+        <w:rPr>
+          <w:rFonts w:ascii="Times New Roman" w:hAnsi="Times New Roman" w:cs="Times New Roman"/>
+          <w:b/>
+          <w:bCs/>
+          <w:sz w:val="24"/>
+          <w:szCs w:val="24"/>
+          <w:lang w:val="en-US"/>
+        </w:rPr>
+        <w:t xml:space="preserve"> </w:t>
+      </w:r>
+      <w:r>
+        <w:rPr>
+          <w:rFonts w:ascii="Times New Roman" w:hAnsi="Times New Roman" w:cs="Times New Roman"/>
+          <w:b/>
+          <w:bCs/>
+          <w:sz w:val="24"/>
+          <w:szCs w:val="24"/>
+          <w:lang w:val="en-US"/>
+        </w:rPr>
+        <w:t>key</w:t>
+      </w:r>
+      <w:r>
+        <w:rPr>
+          <w:rFonts w:ascii="Times New Roman" w:hAnsi="Times New Roman" w:cs="Times New Roman"/>
+          <w:b/>
+          <w:bCs/>
+          <w:sz w:val="24"/>
+          <w:szCs w:val="24"/>
+          <w:lang w:val="en-US"/>
+        </w:rPr>
+        <w:t xml:space="preserve">, </w:t>
+      </w:r>
+      <w:r>
+        <w:rPr>
+          <w:rFonts w:ascii="Times New Roman" w:hAnsi="Times New Roman" w:cs="Times New Roman"/>
+          <w:b/>
+          <w:bCs/>
+          <w:sz w:val="24"/>
+          <w:szCs w:val="24"/>
+          <w:lang w:val="en-US"/>
+        </w:rPr>
+        <w:t>items</w:t>
+      </w:r>
+      <w:r>
+        <w:rPr>
+          <w:rFonts w:ascii="Times New Roman" w:hAnsi="Times New Roman" w:cs="Times New Roman"/>
+          <w:b/>
+          <w:bCs/>
+          <w:sz w:val="24"/>
+          <w:szCs w:val="24"/>
+          <w:lang w:val="en-US"/>
+        </w:rPr>
+        <w:t xml:space="preserve"> </w:t>
+      </w:r>
+      <w:r>
+        <w:rPr>
+          <w:rFonts w:ascii="Times New Roman" w:hAnsi="Times New Roman" w:cs="Times New Roman"/>
+          <w:b/>
+          <w:bCs/>
+          <w:sz w:val="24"/>
+          <w:szCs w:val="24"/>
+          <w:lang w:val="en-US"/>
+        </w:rPr>
+        <w:t>in</w:t>
+      </w:r>
+      <w:r>
+        <w:rPr>
+          <w:rFonts w:ascii="Times New Roman" w:hAnsi="Times New Roman" w:cs="Times New Roman"/>
+          <w:b/>
+          <w:bCs/>
+          <w:sz w:val="24"/>
+          <w:szCs w:val="24"/>
+          <w:lang w:val="en-US"/>
+        </w:rPr>
+        <w:t xml:space="preserve"> </w:t>
+      </w:r>
+      <w:r>
+        <w:rPr>
+          <w:rFonts w:ascii="Times New Roman" w:hAnsi="Times New Roman" w:cs="Times New Roman"/>
+          <w:b/>
+          <w:bCs/>
+          <w:sz w:val="24"/>
+          <w:szCs w:val="24"/>
+          <w:lang w:val="en-US"/>
+        </w:rPr>
+        <w:t>srsw</w:t>
+      </w:r>
+      <w:r>
+        <w:rPr>
+          <w:rFonts w:ascii="Times New Roman" w:hAnsi="Times New Roman" w:cs="Times New Roman"/>
+          <w:b/>
+          <w:bCs/>
+          <w:sz w:val="24"/>
+          <w:szCs w:val="24"/>
+          <w:lang w:val="en-US"/>
+        </w:rPr>
+        <w:t>.</w:t>
+      </w:r>
+      <w:r>
+        <w:rPr>
+          <w:rFonts w:ascii="Times New Roman" w:hAnsi="Times New Roman" w:cs="Times New Roman"/>
+          <w:b/>
+          <w:bCs/>
+          <w:sz w:val="24"/>
+          <w:szCs w:val="24"/>
+          <w:lang w:val="en-US"/>
+        </w:rPr>
+        <w:t>items</w:t>
+      </w:r>
+      <w:r>
+        <w:rPr>
+          <w:rFonts w:ascii="Times New Roman" w:hAnsi="Times New Roman" w:cs="Times New Roman"/>
+          <w:b/>
+          <w:bCs/>
+          <w:sz w:val="24"/>
+          <w:szCs w:val="24"/>
+          <w:lang w:val="en-US"/>
+        </w:rPr>
+        <w:t>() -%}</w:t>
+      </w:r>
+    </w:p>
+    <w:p>
+      <w:pPr>
+        <w:spacing w:before="240"/>
+        <w:rPr>
+          <w:rFonts w:ascii="Times New Roman" w:hAnsi="Times New Roman" w:cs="Times New Roman"/>
+          <w:bCs/>
+          <w:sz w:val="24"/>
+          <w:szCs w:val="24"/>
+        </w:rPr>
+      </w:pPr>
+      <w:r>
+        <w:rPr>
+          <w:rFonts w:ascii="Times New Roman" w:hAnsi="Times New Roman" w:cs="Times New Roman"/>
+          <w:b/>
+          <w:bCs/>
+          <w:sz w:val="24"/>
+          <w:szCs w:val="24"/>
+        </w:rPr>
+        <w:t>Семестр</w:t>
+      </w:r>
+      <w:r>
+        <w:rPr>
+          <w:rFonts w:ascii="Times New Roman" w:hAnsi="Times New Roman" w:cs="Times New Roman"/>
+          <w:b/>
+          <w:bCs/>
+          <w:sz w:val="24"/>
+          <w:szCs w:val="24"/>
+        </w:rPr>
+        <w:t xml:space="preserve"> № </w:t>
+      </w:r>
+      <w:r>
+        <w:rPr>
+          <w:rFonts w:ascii="Times New Roman" w:hAnsi="Times New Roman" w:cs="Times New Roman"/>
+          <w:b/>
+          <w:bCs/>
+          <w:sz w:val="24"/>
+          <w:szCs w:val="24"/>
+          <w:u w:val="single"/>
+        </w:rPr>
+        <w:t xml:space="preserve">{{ </w:t>
+      </w:r>
+      <w:r>
+        <w:rPr>
+          <w:rFonts w:ascii="Times New Roman" w:hAnsi="Times New Roman" w:cs="Times New Roman"/>
+          <w:b/>
+          <w:bCs/>
+          <w:sz w:val="24"/>
+          <w:szCs w:val="24"/>
+          <w:u w:val="single"/>
+          <w:lang w:val="en-US"/>
+        </w:rPr>
+        <w:t>key</w:t>
+      </w:r>
+      <w:r>
+        <w:rPr>
+          <w:rFonts w:ascii="Times New Roman" w:hAnsi="Times New Roman" w:cs="Times New Roman"/>
+          <w:b/>
+          <w:bCs/>
+          <w:sz w:val="24"/>
+          <w:szCs w:val="24"/>
+          <w:u w:val="single"/>
+        </w:rPr>
+        <w:t xml:space="preserve"> }}</w:t>
+      </w:r>
+    </w:p>
+    <w:tbl>
+      <w:tblPr>
+        <w:tblStyle w:val="ab"/>
+        <w:tblW w:w="0" w:type="auto"/>
+        <w:tblLook w:val="04A0" w:firstRow="1" w:lastRow="0" w:firstColumn="1" w:lastColumn="0" w:noHBand="0" w:noVBand="1"/>
+      </w:tblPr>
+      <w:tblGrid>
+        <w:gridCol w:w="1130"/>
+        <w:gridCol w:w="5244"/>
+        <w:gridCol w:w="2971"/>
+      </w:tblGrid>
+      <w:tr>
+        <w:tc>
+          <w:tcPr>
+            <w:tcW w:w="1130" w:type="dxa"/>
+            <w:vAlign w:val="center"/>
+          </w:tcPr>
+          <w:p>
+            <w:pPr>
+              <w:jc w:val="center"/>
+              <w:rPr>
+                <w:rFonts w:ascii="Times New Roman" w:hAnsi="Times New Roman" w:cs="Times New Roman"/>
+                <w:b/>
+                <w:sz w:val="24"/>
+                <w:szCs w:val="24"/>
+              </w:rPr>
+            </w:pPr>
+            <w:r>
+              <w:rPr>
+                <w:rFonts w:ascii="Times New Roman" w:hAnsi="Times New Roman" w:cs="Times New Roman"/>
+                <w:b/>
+                <w:sz w:val="24"/>
+                <w:szCs w:val="24"/>
+              </w:rPr>
+              <w:t>№</w:t>
+            </w:r>
+          </w:p>
+        </w:tc>
+        <w:tc>
+          <w:tcPr>
+            <w:tcW w:w="5244" w:type="dxa"/>
+            <w:vAlign w:val="center"/>
+          </w:tcPr>
+          <w:p>
+            <w:pPr>
+              <w:jc w:val="center"/>
+              <w:rPr>
+                <w:rFonts w:ascii="Times New Roman" w:hAnsi="Times New Roman" w:cs="Times New Roman"/>
+                <w:b/>
+                <w:sz w:val="24"/>
+                <w:szCs w:val="24"/>
+              </w:rPr>
+            </w:pPr>
+            <w:r>
+              <w:rPr>
+                <w:rFonts w:ascii="Times New Roman" w:hAnsi="Times New Roman" w:cs="Times New Roman"/>
+                <w:b/>
+                <w:sz w:val="24"/>
+                <w:szCs w:val="24"/>
+              </w:rPr>
+              <w:t>Вид СРС</w:t>
+            </w:r>
+          </w:p>
+        </w:tc>
+        <w:tc>
+          <w:tcPr>
+            <w:tcW w:w="2971" w:type="dxa"/>
+            <w:vAlign w:val="center"/>
+          </w:tcPr>
+          <w:p>
+            <w:pPr>
+              <w:jc w:val="center"/>
+              <w:rPr>
+                <w:rFonts w:ascii="Times New Roman" w:hAnsi="Times New Roman" w:cs="Times New Roman"/>
+                <w:b/>
+                <w:sz w:val="24"/>
+                <w:szCs w:val="24"/>
+              </w:rPr>
+            </w:pPr>
+            <w:r>
+              <w:rPr>
+                <w:rFonts w:ascii="Times New Roman" w:hAnsi="Times New Roman" w:cs="Times New Roman"/>
+                <w:b/>
+                <w:sz w:val="24"/>
+                <w:szCs w:val="24"/>
+              </w:rPr>
+              <w:t>Кол-во академических часов</w:t>
+            </w:r>
+          </w:p>
+        </w:tc>
+      </w:tr>
+      <w:tr>
+        <w:tc>
+          <w:tcPr>
+            <w:tcW w:w="9345" w:type="dxa"/>
+            <w:gridSpan w:val="3"/>
+          </w:tcPr>
+          <w:p>
+            <w:pPr>
+              <w:jc w:val="center"/>
+              <w:rPr>
+                <w:rFonts w:ascii="Times New Roman" w:hAnsi="Times New Roman" w:cs="Times New Roman"/>
+                <w:sz w:val="24"/>
+                <w:szCs w:val="24"/>
+                <w:lang w:val="en-US"/>
+              </w:rPr>
+            </w:pPr>
+            <w:r>
+              <w:rPr>
+                <w:rFonts w:ascii="Times New Roman" w:hAnsi="Times New Roman" w:cs="Times New Roman"/>
+                <w:sz w:val="24"/>
+                <w:szCs w:val="24"/>
+                <w:lang w:val="en-US"/>
+              </w:rPr>
+              <w:t>{%</w:t>
+            </w:r>
+            <w:r>
+              <w:rPr>
+                <w:rFonts w:ascii="Times New Roman" w:hAnsi="Times New Roman" w:cs="Times New Roman"/>
+                <w:sz w:val="24"/>
+                <w:szCs w:val="24"/>
+                <w:lang w:val="en-US"/>
+              </w:rPr>
+              <w:t>tr</w:t>
+            </w:r>
+            <w:r>
+              <w:rPr>
+                <w:rFonts w:ascii="Times New Roman" w:hAnsi="Times New Roman" w:cs="Times New Roman"/>
+                <w:sz w:val="24"/>
+                <w:szCs w:val="24"/>
+                <w:lang w:val="en-US"/>
+              </w:rPr>
+              <w:t xml:space="preserve"> </w:t>
+            </w:r>
+            <w:r>
+              <w:rPr>
+                <w:rFonts w:ascii="Times New Roman" w:hAnsi="Times New Roman" w:cs="Times New Roman"/>
+                <w:sz w:val="24"/>
+                <w:szCs w:val="24"/>
+                <w:lang w:val="en-US"/>
+              </w:rPr>
+              <w:t>for</w:t>
+            </w:r>
+            <w:r>
+              <w:rPr>
+                <w:rFonts w:ascii="Times New Roman" w:hAnsi="Times New Roman" w:cs="Times New Roman"/>
+                <w:sz w:val="24"/>
+                <w:szCs w:val="24"/>
+                <w:lang w:val="en-US"/>
+              </w:rPr>
+              <w:t xml:space="preserve"> </w:t>
+            </w:r>
+            <w:r>
+              <w:rPr>
+                <w:rFonts w:ascii="Times New Roman" w:hAnsi="Times New Roman" w:cs="Times New Roman"/>
+                <w:sz w:val="24"/>
+                <w:szCs w:val="24"/>
+                <w:lang w:val="en-US"/>
+              </w:rPr>
+              <w:t>i</w:t>
+            </w:r>
+            <w:r>
+              <w:rPr>
+                <w:rFonts w:ascii="Times New Roman" w:hAnsi="Times New Roman" w:cs="Times New Roman"/>
+                <w:sz w:val="24"/>
+                <w:szCs w:val="24"/>
+                <w:lang w:val="en-US"/>
+              </w:rPr>
+              <w:t xml:space="preserve"> </w:t>
+            </w:r>
+            <w:r>
+              <w:rPr>
+                <w:rFonts w:ascii="Times New Roman" w:hAnsi="Times New Roman" w:cs="Times New Roman"/>
+                <w:sz w:val="24"/>
+                <w:szCs w:val="24"/>
+                <w:lang w:val="en-US"/>
+              </w:rPr>
+              <w:t>in</w:t>
+            </w:r>
+            <w:r>
+              <w:rPr>
+                <w:rFonts w:ascii="Times New Roman" w:hAnsi="Times New Roman" w:cs="Times New Roman"/>
+                <w:sz w:val="24"/>
+                <w:szCs w:val="24"/>
+                <w:lang w:val="en-US"/>
+              </w:rPr>
+              <w:t xml:space="preserve"> </w:t>
+            </w:r>
+            <w:r>
+              <w:rPr>
+                <w:rFonts w:ascii="Times New Roman" w:hAnsi="Times New Roman" w:cs="Times New Roman"/>
+                <w:sz w:val="24"/>
+                <w:szCs w:val="24"/>
+                <w:lang w:val="en-US"/>
+              </w:rPr>
+              <w:t xml:space="preserve">items </w:t>
+            </w:r>
+            <w:r>
+              <w:rPr>
+                <w:rFonts w:ascii="Times New Roman" w:hAnsi="Times New Roman" w:cs="Times New Roman"/>
+                <w:sz w:val="24"/>
+                <w:szCs w:val="24"/>
+                <w:lang w:val="en-US"/>
+              </w:rPr>
+              <w:t>%}</w:t>
+            </w:r>
+          </w:p>
+        </w:tc>
+      </w:tr>
+      <w:tr>
+        <w:tc>
+          <w:tcPr>
+            <w:tcW w:w="1130" w:type="dxa"/>
+            <w:vAlign w:val="center"/>
+          </w:tcPr>
+          <w:p>
+            <w:pPr>
+              <w:jc w:val="center"/>
+              <w:rPr>
+                <w:rFonts w:ascii="Times New Roman" w:hAnsi="Times New Roman" w:cs="Times New Roman"/>
+                <w:sz w:val="24"/>
+                <w:szCs w:val="24"/>
+              </w:rPr>
+            </w:pPr>
+            <w:r>
+              <w:rPr>
+                <w:rFonts w:ascii="Times New Roman" w:hAnsi="Times New Roman" w:cs="Times New Roman"/>
+                <w:sz w:val="24"/>
+                <w:szCs w:val="24"/>
+              </w:rPr>
+              <w:t xml:space="preserve">{{ </w:t>
+            </w:r>
+            <w:r>
+              <w:rPr>
+                <w:rFonts w:ascii="Times New Roman" w:hAnsi="Times New Roman" w:cs="Times New Roman"/>
+                <w:sz w:val="24"/>
+                <w:szCs w:val="24"/>
+                <w:lang w:val="en-US"/>
+              </w:rPr>
+              <w:t>i</w:t>
+            </w:r>
+            <w:r>
+              <w:rPr>
+                <w:rFonts w:ascii="Times New Roman" w:hAnsi="Times New Roman" w:cs="Times New Roman"/>
+                <w:sz w:val="24"/>
+                <w:szCs w:val="24"/>
+              </w:rPr>
+              <w:t>.</w:t>
+            </w:r>
+            <w:r>
+              <w:rPr>
+                <w:rFonts w:ascii="Times New Roman" w:hAnsi="Times New Roman" w:cs="Times New Roman"/>
+                <w:sz w:val="24"/>
+                <w:szCs w:val="24"/>
+                <w:lang w:val="en-US"/>
+              </w:rPr>
+              <w:t>number</w:t>
+            </w:r>
+            <w:r>
+              <w:rPr>
+                <w:rFonts w:ascii="Times New Roman" w:hAnsi="Times New Roman" w:cs="Times New Roman"/>
+                <w:sz w:val="24"/>
+                <w:szCs w:val="24"/>
+              </w:rPr>
+              <w:t xml:space="preserve"> }}</w:t>
+            </w:r>
+          </w:p>
+        </w:tc>
+        <w:tc>
+          <w:tcPr>
+            <w:tcW w:w="5244" w:type="dxa"/>
+          </w:tcPr>
+          <w:p>
+            <w:pPr>
+              <w:rPr>
+                <w:rFonts w:ascii="Times New Roman" w:hAnsi="Times New Roman" w:cs="Times New Roman"/>
+                <w:sz w:val="24"/>
+                <w:szCs w:val="24"/>
+              </w:rPr>
+            </w:pPr>
+            <w:r>
+              <w:rPr>
+                <w:rFonts w:ascii="Times New Roman" w:hAnsi="Times New Roman" w:cs="Times New Roman"/>
+                <w:sz w:val="24"/>
+                <w:szCs w:val="24"/>
+              </w:rPr>
+              <w:t xml:space="preserve">{{ </w:t>
+            </w:r>
+            <w:r>
+              <w:rPr>
+                <w:rFonts w:ascii="Times New Roman" w:hAnsi="Times New Roman" w:cs="Times New Roman"/>
+                <w:sz w:val="24"/>
+                <w:szCs w:val="24"/>
+                <w:lang w:val="en-US"/>
+              </w:rPr>
+              <w:t>i</w:t>
+            </w:r>
+            <w:r>
+              <w:rPr>
+                <w:rFonts w:ascii="Times New Roman" w:hAnsi="Times New Roman" w:cs="Times New Roman"/>
+                <w:sz w:val="24"/>
+                <w:szCs w:val="24"/>
+              </w:rPr>
+              <w:t>.</w:t>
+            </w:r>
+            <w:r>
+              <w:rPr>
+                <w:rFonts w:ascii="Times New Roman" w:hAnsi="Times New Roman" w:cs="Times New Roman"/>
+                <w:sz w:val="24"/>
+                <w:szCs w:val="24"/>
+                <w:lang w:val="en-US"/>
+              </w:rPr>
+              <w:t>content</w:t>
+            </w:r>
+            <w:r>
+              <w:rPr>
+                <w:rFonts w:ascii="Times New Roman" w:hAnsi="Times New Roman" w:cs="Times New Roman"/>
+                <w:sz w:val="24"/>
+                <w:szCs w:val="24"/>
+              </w:rPr>
+              <w:t xml:space="preserve"> }}</w:t>
+            </w:r>
+          </w:p>
+        </w:tc>
+        <w:tc>
+          <w:tcPr>
+            <w:tcW w:w="2971" w:type="dxa"/>
+            <w:vAlign w:val="center"/>
+          </w:tcPr>
+          <w:p>
+            <w:pPr>
+              <w:jc w:val="center"/>
+              <w:rPr>
+                <w:rFonts w:ascii="Times New Roman" w:hAnsi="Times New Roman" w:cs="Times New Roman"/>
+                <w:sz w:val="24"/>
+                <w:szCs w:val="24"/>
+              </w:rPr>
+            </w:pPr>
+            <w:r>
+              <w:rPr>
+                <w:rFonts w:ascii="Times New Roman" w:hAnsi="Times New Roman" w:cs="Times New Roman"/>
+                <w:sz w:val="24"/>
+                <w:szCs w:val="24"/>
+              </w:rPr>
+              <w:t xml:space="preserve">{{ </w:t>
+            </w:r>
+            <w:r>
+              <w:rPr>
+                <w:rFonts w:ascii="Times New Roman" w:hAnsi="Times New Roman" w:cs="Times New Roman"/>
+                <w:sz w:val="24"/>
+                <w:szCs w:val="24"/>
+                <w:lang w:val="en-US"/>
+              </w:rPr>
+              <w:t>i</w:t>
+            </w:r>
+            <w:r>
+              <w:rPr>
+                <w:rFonts w:ascii="Times New Roman" w:hAnsi="Times New Roman" w:cs="Times New Roman"/>
+                <w:sz w:val="24"/>
+                <w:szCs w:val="24"/>
+              </w:rPr>
+              <w:t>.</w:t>
+            </w:r>
+            <w:r>
+              <w:rPr>
+                <w:rFonts w:ascii="Times New Roman" w:hAnsi="Times New Roman" w:cs="Times New Roman"/>
+                <w:sz w:val="24"/>
+                <w:szCs w:val="24"/>
+                <w:lang w:val="en-US"/>
+              </w:rPr>
+              <w:t>hours</w:t>
+            </w:r>
+            <w:r>
+              <w:rPr>
+                <w:rFonts w:ascii="Times New Roman" w:hAnsi="Times New Roman" w:cs="Times New Roman"/>
+                <w:sz w:val="24"/>
+                <w:szCs w:val="24"/>
+              </w:rPr>
+              <w:t xml:space="preserve"> }}</w:t>
+            </w:r>
+          </w:p>
+        </w:tc>
+      </w:tr>
+      <w:tr>
+        <w:tc>
+          <w:tcPr>
+            <w:tcW w:w="9345" w:type="dxa"/>
+            <w:gridSpan w:val="3"/>
+          </w:tcPr>
+          <w:p>
+            <w:pPr>
+              <w:jc w:val="center"/>
+              <w:rPr>
+                <w:rFonts w:ascii="Times New Roman" w:hAnsi="Times New Roman" w:cs="Times New Roman"/>
+                <w:sz w:val="24"/>
+                <w:szCs w:val="24"/>
+              </w:rPr>
+            </w:pPr>
+            <w:r>
+              <w:rPr>
+                <w:rFonts w:ascii="Times New Roman" w:hAnsi="Times New Roman" w:cs="Times New Roman"/>
+                <w:sz w:val="24"/>
+                <w:szCs w:val="24"/>
+              </w:rPr>
+              <w:t>{%</w:t>
+            </w:r>
+            <w:r>
+              <w:rPr>
+                <w:rFonts w:ascii="Times New Roman" w:hAnsi="Times New Roman" w:cs="Times New Roman"/>
+                <w:sz w:val="24"/>
+                <w:szCs w:val="24"/>
+                <w:lang w:val="en-US"/>
+              </w:rPr>
+              <w:t>tr</w:t>
+            </w:r>
+            <w:r>
+              <w:rPr>
+                <w:rFonts w:ascii="Times New Roman" w:hAnsi="Times New Roman" w:cs="Times New Roman"/>
+                <w:sz w:val="24"/>
+                <w:szCs w:val="24"/>
+              </w:rPr>
+              <w:t xml:space="preserve"> </w:t>
+            </w:r>
+            <w:r>
+              <w:rPr>
+                <w:rFonts w:ascii="Times New Roman" w:hAnsi="Times New Roman" w:cs="Times New Roman"/>
+                <w:sz w:val="24"/>
+                <w:szCs w:val="24"/>
+                <w:lang w:val="en-US"/>
+              </w:rPr>
+              <w:t>endfor</w:t>
+            </w:r>
+            <w:r>
+              <w:rPr>
+                <w:rFonts w:ascii="Times New Roman" w:hAnsi="Times New Roman" w:cs="Times New Roman"/>
+                <w:sz w:val="24"/>
+                <w:szCs w:val="24"/>
+              </w:rPr>
+              <w:t xml:space="preserve"> %}</w:t>
+            </w:r>
+          </w:p>
+        </w:tc>
+      </w:tr>
+    </w:tbl>
+    <w:p>
+      <w:pPr>
+        <w:spacing w:before="240"/>
+        <w:rPr>
+          <w:rFonts w:ascii="Times New Roman" w:hAnsi="Times New Roman" w:cs="Times New Roman"/>
+          <w:sz w:val="24"/>
+          <w:szCs w:val="24"/>
+        </w:rPr>
+      </w:pPr>
+      <w:r>
+        <w:rPr>
+          <w:rFonts w:ascii="Times New Roman" w:hAnsi="Times New Roman" w:cs="Times New Roman"/>
+          <w:sz w:val="24"/>
+          <w:szCs w:val="24"/>
+        </w:rPr>
+        <w:t xml:space="preserve">{% </w:t>
+      </w:r>
+      <w:r>
+        <w:rPr>
+          <w:rFonts w:ascii="Times New Roman" w:hAnsi="Times New Roman" w:cs="Times New Roman"/>
+          <w:sz w:val="24"/>
+          <w:szCs w:val="24"/>
+          <w:lang w:val="en-US"/>
+        </w:rPr>
+        <w:t>endfor</w:t>
+      </w:r>
+      <w:r>
+        <w:rPr>
+          <w:rFonts w:ascii="Times New Roman" w:hAnsi="Times New Roman" w:cs="Times New Roman"/>
+          <w:sz w:val="24"/>
+          <w:szCs w:val="24"/>
+        </w:rPr>
+        <w:t xml:space="preserve"> </w:t>
+      </w:r>
+      <w:r>
+        <w:rPr>
+          <w:rFonts w:ascii="Times New Roman" w:hAnsi="Times New Roman" w:cs="Times New Roman"/>
+          <w:sz w:val="24"/>
+          <w:szCs w:val="24"/>
+        </w:rPr>
+        <w:t>-</w:t>
+      </w:r>
+      <w:r>
+        <w:rPr>
+          <w:rFonts w:ascii="Times New Roman" w:hAnsi="Times New Roman" w:cs="Times New Roman"/>
+          <w:sz w:val="24"/>
+          <w:szCs w:val="24"/>
+        </w:rPr>
+        <w:t>%}</w:t>
+      </w:r>
+    </w:p>
+    <w:p>
+      <w:pPr>
+        <w:spacing w:before="200" w:after="200"/>
+        <w:rPr>
+          <w:rFonts w:ascii="Times New Roman" w:hAnsi="Times New Roman" w:cs="Times New Roman"/>
+          <w:b/>
+          <w:bCs/>
+          <w:sz w:val="24"/>
+          <w:szCs w:val="28"/>
+        </w:rPr>
+      </w:pPr>
+      <w:r>
+        <w:rPr>
+          <w:rFonts w:ascii="Times New Roman" w:hAnsi="Times New Roman" w:cs="Times New Roman"/>
+          <w:b/>
+          <w:bCs/>
+          <w:sz w:val="24"/>
+          <w:szCs w:val="28"/>
+        </w:rPr>
+        <w:t>5 Форма отчетности по практике</w:t>
+      </w:r>
+    </w:p>
+    <w:p>
+      <w:pPr>
         <w:rPr>
           <w:rFonts w:ascii="Times New Roman" w:eastAsia="Times New Roman" w:hAnsi="Times New Roman" w:cs="Times New Roman"/>
           <w:color w:val="000000"/>
@@ -6550,190 +7355,6 @@
           <w:lang w:eastAsia="ru-RU"/>
         </w:rPr>
         <w:t>:</w:t>
-      </w:r>
-    </w:p>
-    <w:p>
-      <w:pPr>
-        <w:pStyle w:val="ae"/>
-        <w:keepNext/>
-        <w:keepLines/>
-        <w:numPr>
-          <w:ilvl w:val="0"/>
-          <w:numId w:val="2"/>
-        </w:numPr>
-        <w:tabs>
-          <w:tab w:val="left" w:pos="1134"/>
-        </w:tabs>
-        <w:ind w:hanging="11"/>
-        <w:outlineLvl w:val="1"/>
-        <w:rPr>
-          <w:rFonts w:eastAsia="Times New Roman"/>
-          <w:iCs/>
-          <w:color w:val="000000"/>
-          <w:szCs w:val="24"/>
-        </w:rPr>
-      </w:pPr>
-      <w:r>
-        <w:rPr>
-          <w:rFonts w:eastAsia="Times New Roman"/>
-          <w:iCs/>
-          <w:color w:val="000000"/>
-          <w:szCs w:val="24"/>
-        </w:rPr>
-        <w:t>Список проанализированных научных публикауий</w:t>
-      </w:r>
-      <w:r>
-        <w:rPr>
-          <w:rFonts w:eastAsia="Times New Roman"/>
-          <w:iCs/>
-          <w:color w:val="000000"/>
-          <w:szCs w:val="24"/>
-        </w:rPr>
-        <w:t>;</w:t>
-      </w:r>
-    </w:p>
-    <w:p>
-      <w:pPr>
-        <w:pStyle w:val="ae"/>
-        <w:keepNext/>
-        <w:keepLines/>
-        <w:numPr>
-          <w:ilvl w:val="0"/>
-          <w:numId w:val="2"/>
-        </w:numPr>
-        <w:tabs>
-          <w:tab w:val="left" w:pos="1134"/>
-        </w:tabs>
-        <w:ind w:hanging="11"/>
-        <w:outlineLvl w:val="1"/>
-        <w:rPr>
-          <w:rFonts w:eastAsia="Times New Roman"/>
-          <w:iCs/>
-          <w:color w:val="000000"/>
-          <w:szCs w:val="24"/>
-        </w:rPr>
-      </w:pPr>
-      <w:bookmarkStart w:id="1" w:name="_Toc501100567"/>
-      <w:r>
-        <w:rPr>
-          <w:rFonts w:eastAsia="Times New Roman"/>
-          <w:iCs/>
-          <w:color w:val="000000"/>
-          <w:szCs w:val="24"/>
-        </w:rPr>
-        <w:t>План научной работы</w:t>
-      </w:r>
-      <w:r>
-        <w:rPr>
-          <w:rFonts w:eastAsia="Times New Roman"/>
-          <w:iCs/>
-          <w:color w:val="000000"/>
-          <w:szCs w:val="24"/>
-        </w:rPr>
-        <w:t>;</w:t>
-      </w:r>
-      <w:bookmarkEnd w:id="1"/>
-    </w:p>
-    <w:p>
-      <w:pPr>
-        <w:pStyle w:val="ae"/>
-        <w:keepNext/>
-        <w:keepLines/>
-        <w:numPr>
-          <w:ilvl w:val="0"/>
-          <w:numId w:val="2"/>
-        </w:numPr>
-        <w:tabs>
-          <w:tab w:val="left" w:pos="1134"/>
-        </w:tabs>
-        <w:ind w:hanging="11"/>
-        <w:outlineLvl w:val="1"/>
-        <w:rPr>
-          <w:rFonts w:eastAsia="Times New Roman"/>
-          <w:iCs/>
-          <w:color w:val="000000"/>
-          <w:szCs w:val="24"/>
-        </w:rPr>
-      </w:pPr>
-      <w:r>
-        <w:rPr>
-          <w:rFonts w:eastAsia="Times New Roman"/>
-          <w:iCs/>
-          <w:color w:val="000000"/>
-          <w:szCs w:val="24"/>
-        </w:rPr>
-        <w:t>Научную статью, подготовленную к публикации в ецензируемом научном издании, проверенную научным руководителем</w:t>
-      </w:r>
-      <w:r>
-        <w:rPr>
-          <w:rFonts w:eastAsia="Times New Roman"/>
-          <w:iCs/>
-          <w:color w:val="000000"/>
-          <w:szCs w:val="24"/>
-        </w:rPr>
-        <w:t>;</w:t>
-      </w:r>
-    </w:p>
-    <w:p>
-      <w:pPr>
-        <w:pStyle w:val="ae"/>
-        <w:keepNext/>
-        <w:keepLines/>
-        <w:numPr>
-          <w:ilvl w:val="0"/>
-          <w:numId w:val="2"/>
-        </w:numPr>
-        <w:tabs>
-          <w:tab w:val="left" w:pos="1134"/>
-        </w:tabs>
-        <w:ind w:hanging="11"/>
-        <w:outlineLvl w:val="1"/>
-        <w:rPr>
-          <w:rFonts w:eastAsia="Times New Roman"/>
-          <w:iCs/>
-          <w:color w:val="000000"/>
-          <w:szCs w:val="24"/>
-        </w:rPr>
-      </w:pPr>
-      <w:r>
-        <w:rPr>
-          <w:rFonts w:eastAsia="Times New Roman"/>
-          <w:iCs/>
-          <w:color w:val="000000"/>
-          <w:szCs w:val="24"/>
-        </w:rPr>
-        <w:t>Результаты взаимной оценки научных статей магистрантами;</w:t>
-      </w:r>
-    </w:p>
-    <w:p>
-      <w:pPr>
-        <w:pStyle w:val="ae"/>
-        <w:keepNext/>
-        <w:keepLines/>
-        <w:numPr>
-          <w:ilvl w:val="0"/>
-          <w:numId w:val="2"/>
-        </w:numPr>
-        <w:tabs>
-          <w:tab w:val="left" w:pos="1134"/>
-        </w:tabs>
-        <w:ind w:hanging="11"/>
-        <w:outlineLvl w:val="1"/>
-        <w:rPr>
-          <w:rFonts w:eastAsia="Times New Roman"/>
-          <w:iCs/>
-          <w:color w:val="000000"/>
-          <w:szCs w:val="24"/>
-        </w:rPr>
-      </w:pPr>
-      <w:r>
-        <w:rPr>
-          <w:rFonts w:eastAsia="Times New Roman"/>
-          <w:iCs/>
-          <w:color w:val="000000"/>
-          <w:szCs w:val="24"/>
-        </w:rPr>
-        <w:t>Презентацию результатов научной работы;</w:t>
       </w:r>
     </w:p>
     <w:p>
@@ -6754,7 +7375,7 @@
           <w:lang w:val="en-US"/>
         </w:rPr>
       </w:pPr>
-      <w:bookmarkStart w:id="2" w:name="_Toc501100566"/>
+      <w:bookmarkStart w:id="1" w:name="_Toc501100566"/>
       <w:r>
         <w:rPr>
           <w:rFonts w:ascii="Times New Roman" w:eastAsia="Times New Roman" w:hAnsi="Times New Roman" w:cs="Times New Roman"/>
@@ -6909,7 +7530,7 @@
         <w:t>;</w:t>
       </w:r>
     </w:p>
-    <w:bookmarkEnd w:id="2"/>
+    <w:bookmarkEnd w:id="1"/>
     <w:p>
       <w:pPr>
         <w:keepNext/>
@@ -7097,17 +7718,15 @@
           <w:bCs/>
           <w:sz w:val="24"/>
           <w:szCs w:val="24"/>
-          <w:lang w:val="en-US"/>
-        </w:rPr>
-      </w:pPr>
-      <w:r>
-        <w:rPr>
-          <w:rFonts w:ascii="Times New Roman" w:hAnsi="Times New Roman" w:cs="Times New Roman"/>
-          <w:b/>
-          <w:bCs/>
-          <w:sz w:val="24"/>
-          <w:szCs w:val="24"/>
-          <w:lang w:val="en-US"/>
+        </w:rPr>
+      </w:pPr>
+      <w:r>
+        <w:rPr>
+          <w:rFonts w:ascii="Times New Roman" w:hAnsi="Times New Roman" w:cs="Times New Roman"/>
+          <w:b/>
+          <w:bCs/>
+          <w:sz w:val="24"/>
+          <w:szCs w:val="24"/>
         </w:rPr>
         <w:t xml:space="preserve">{%- </w:t>
       </w:r>
@@ -7129,7 +7748,6 @@
           <w:bCs/>
           <w:sz w:val="24"/>
           <w:szCs w:val="24"/>
-          <w:lang w:val="en-US"/>
         </w:rPr>
         <w:t xml:space="preserve"> </w:t>
       </w:r>
@@ -7151,7 +7769,6 @@
           <w:bCs/>
           <w:sz w:val="24"/>
           <w:szCs w:val="24"/>
-          <w:lang w:val="en-US"/>
         </w:rPr>
         <w:t xml:space="preserve"> </w:t>
       </w:r>
@@ -7173,7 +7790,6 @@
           <w:bCs/>
           <w:sz w:val="24"/>
           <w:szCs w:val="24"/>
-          <w:lang w:val="en-US"/>
         </w:rPr>
         <w:t xml:space="preserve"> </w:t>
       </w:r>
@@ -7195,7 +7811,6 @@
           <w:bCs/>
           <w:sz w:val="24"/>
           <w:szCs w:val="24"/>
-          <w:lang w:val="en-US"/>
         </w:rPr>
         <w:t xml:space="preserve"> %}</w:t>
       </w:r>
@@ -7210,24 +7825,19 @@
           <w:bCs/>
           <w:sz w:val="24"/>
           <w:szCs w:val="24"/>
-          <w:lang w:val="en-US"/>
-        </w:rPr>
-      </w:pPr>
-      <w:r>
-        <w:rPr>
-          <w:rFonts w:ascii="Times New Roman" w:hAnsi="Times New Roman" w:cs="Times New Roman"/>
-          <w:b/>
-          <w:bCs/>
-          <w:sz w:val="24"/>
-          <w:szCs w:val="24"/>
-          <w:lang w:val="en-US"/>
+        </w:rPr>
+      </w:pPr>
+      <w:r>
+        <w:rPr>
+          <w:rFonts w:ascii="Times New Roman" w:hAnsi="Times New Roman" w:cs="Times New Roman"/>
+          <w:b/>
+          <w:bCs/>
+          <w:sz w:val="24"/>
+          <w:szCs w:val="24"/>
         </w:rPr>
         <w:t>6.1.{{</w:t>
       </w:r>
       <w:r>
-        <w:rPr>
-          <w:lang w:val="en-US"/>
-        </w:rPr>
         <w:t xml:space="preserve"> </w:t>
       </w:r>
       <w:r>
@@ -7237,9 +7847,6 @@
         <w:t>i</w:t>
       </w:r>
       <w:r>
-        <w:rPr>
-          <w:lang w:val="en-US"/>
-        </w:rPr>
         <w:t>.</w:t>
       </w:r>
       <w:r>
@@ -7260,7 +7867,6 @@
           <w:bCs/>
           <w:sz w:val="24"/>
           <w:szCs w:val="24"/>
-          <w:lang w:val="en-US"/>
         </w:rPr>
         <w:t>}} {{</w:t>
       </w:r>
@@ -7282,7 +7888,6 @@
           <w:bCs/>
           <w:sz w:val="24"/>
           <w:szCs w:val="24"/>
-          <w:lang w:val="en-US"/>
         </w:rPr>
         <w:t>.</w:t>
       </w:r>
@@ -7304,7 +7909,6 @@
           <w:bCs/>
           <w:sz w:val="24"/>
           <w:szCs w:val="24"/>
-          <w:lang w:val="en-US"/>
         </w:rPr>
         <w:t>}}</w:t>
       </w:r>
@@ -7593,6 +8197,7 @@
                 <w:sz w:val="24"/>
                 <w:szCs w:val="28"/>
               </w:rPr>
+              <w:lastRenderedPageBreak/>
               <w:t>Индикатор достижения компетенции</w:t>
             </w:r>
           </w:p>
@@ -7832,7 +8437,6 @@
           <w:szCs w:val="24"/>
           <w:lang w:val="en-US"/>
         </w:rPr>
-        <w:lastRenderedPageBreak/>
         <w:t xml:space="preserve">{% </w:t>
       </w:r>
       <w:r>
@@ -9288,15 +9892,13 @@
           <w:rFonts w:ascii="Times New Roman" w:hAnsi="Times New Roman" w:cs="Times New Roman"/>
           <w:sz w:val="24"/>
           <w:szCs w:val="24"/>
-          <w:lang w:val="en-US"/>
-        </w:rPr>
-      </w:pPr>
-      <w:r>
-        <w:rPr>
-          <w:rFonts w:ascii="Times New Roman" w:hAnsi="Times New Roman" w:cs="Times New Roman"/>
-          <w:sz w:val="24"/>
-          <w:szCs w:val="24"/>
-          <w:lang w:val="en-US"/>
+        </w:rPr>
+      </w:pPr>
+      <w:r>
+        <w:rPr>
+          <w:rFonts w:ascii="Times New Roman" w:hAnsi="Times New Roman" w:cs="Times New Roman"/>
+          <w:sz w:val="24"/>
+          <w:szCs w:val="24"/>
         </w:rPr>
         <w:t xml:space="preserve">{%- </w:t>
       </w:r>
@@ -9314,7 +9916,6 @@
           <w:rFonts w:ascii="Times New Roman" w:hAnsi="Times New Roman" w:cs="Times New Roman"/>
           <w:sz w:val="24"/>
           <w:szCs w:val="24"/>
-          <w:lang w:val="en-US"/>
         </w:rPr>
         <w:t xml:space="preserve"> %}</w:t>
       </w:r>
@@ -9328,18 +9929,17 @@
           <w:bCs/>
           <w:sz w:val="24"/>
           <w:szCs w:val="24"/>
-          <w:lang w:val="en-US"/>
-        </w:rPr>
-      </w:pPr>
-      <w:r>
-        <w:rPr>
-          <w:rFonts w:ascii="Times New Roman" w:hAnsi="Times New Roman" w:cs="Times New Roman"/>
-          <w:b/>
-          <w:bCs/>
-          <w:sz w:val="24"/>
-          <w:szCs w:val="24"/>
-          <w:lang w:val="en-US"/>
-        </w:rPr>
+        </w:rPr>
+      </w:pPr>
+      <w:r>
+        <w:rPr>
+          <w:rFonts w:ascii="Times New Roman" w:hAnsi="Times New Roman" w:cs="Times New Roman"/>
+          <w:b/>
+          <w:bCs/>
+          <w:sz w:val="24"/>
+          <w:szCs w:val="24"/>
+        </w:rPr>
+        <w:lastRenderedPageBreak/>
         <w:t xml:space="preserve">9 </w:t>
       </w:r>
       <w:r>
@@ -9359,7 +9959,6 @@
           <w:bCs/>
           <w:sz w:val="24"/>
           <w:szCs w:val="24"/>
-          <w:lang w:val="en-US"/>
         </w:rPr>
         <w:t xml:space="preserve"> </w:t>
       </w:r>
@@ -9380,7 +9979,6 @@
           <w:bCs/>
           <w:sz w:val="24"/>
           <w:szCs w:val="24"/>
-          <w:lang w:val="en-US"/>
         </w:rPr>
         <w:t xml:space="preserve"> </w:t>
       </w:r>
@@ -9402,15 +10000,13 @@
           <w:rFonts w:ascii="Times New Roman" w:hAnsi="Times New Roman" w:cs="Times New Roman"/>
           <w:sz w:val="24"/>
           <w:szCs w:val="24"/>
-          <w:lang w:val="en-US"/>
-        </w:rPr>
-      </w:pPr>
-      <w:r>
-        <w:rPr>
-          <w:rFonts w:ascii="Times New Roman" w:hAnsi="Times New Roman" w:cs="Times New Roman"/>
-          <w:sz w:val="24"/>
-          <w:szCs w:val="24"/>
-          <w:lang w:val="en-US"/>
+        </w:rPr>
+      </w:pPr>
+      <w:r>
+        <w:rPr>
+          <w:rFonts w:ascii="Times New Roman" w:hAnsi="Times New Roman" w:cs="Times New Roman"/>
+          <w:sz w:val="24"/>
+          <w:szCs w:val="24"/>
         </w:rPr>
         <w:t xml:space="preserve">{{ </w:t>
       </w:r>
@@ -9428,7 +10024,6 @@
           <w:rFonts w:ascii="Times New Roman" w:hAnsi="Times New Roman" w:cs="Times New Roman"/>
           <w:sz w:val="24"/>
           <w:szCs w:val="24"/>
-          <w:lang w:val="en-US"/>
         </w:rPr>
         <w:t>.</w:t>
       </w:r>
@@ -9446,7 +10041,6 @@
           <w:rFonts w:ascii="Times New Roman" w:hAnsi="Times New Roman" w:cs="Times New Roman"/>
           <w:sz w:val="24"/>
           <w:szCs w:val="24"/>
-          <w:lang w:val="en-US"/>
         </w:rPr>
         <w:t xml:space="preserve"> }}</w:t>
       </w:r>
@@ -9574,7 +10168,6 @@
           <w:szCs w:val="24"/>
           <w:lang w:val="en-US"/>
         </w:rPr>
-        <w:lastRenderedPageBreak/>
         <w:t>{%</w:t>
       </w:r>
       <w:r>
@@ -9627,6 +10220,7 @@
           <w:bCs/>
           <w:sz w:val="24"/>
           <w:szCs w:val="24"/>
+          <w:lang w:val="en-US"/>
         </w:rPr>
       </w:pPr>
       <w:r>
@@ -9645,6 +10239,7 @@
           <w:bCs/>
           <w:sz w:val="24"/>
           <w:szCs w:val="24"/>
+          <w:lang w:val="en-US"/>
         </w:rPr>
         <w:t>{{</w:t>
       </w:r>
@@ -9664,6 +10259,7 @@
           <w:bCs/>
           <w:sz w:val="24"/>
           <w:szCs w:val="24"/>
+          <w:lang w:val="en-US"/>
         </w:rPr>
         <w:t>.</w:t>
       </w:r>
@@ -9683,6 +10279,7 @@
           <w:bCs/>
           <w:sz w:val="24"/>
           <w:szCs w:val="24"/>
+          <w:lang w:val="en-US"/>
         </w:rPr>
         <w:t>}}</w:t>
       </w:r>
@@ -9696,14 +10293,16 @@
           <w:bCs/>
           <w:sz w:val="24"/>
           <w:szCs w:val="24"/>
-        </w:rPr>
-      </w:pPr>
-      <w:r>
-        <w:rPr>
-          <w:rFonts w:ascii="Times New Roman" w:hAnsi="Times New Roman" w:cs="Times New Roman"/>
-          <w:bCs/>
-          <w:sz w:val="24"/>
-          <w:szCs w:val="24"/>
+          <w:lang w:val="en-US"/>
+        </w:rPr>
+      </w:pPr>
+      <w:r>
+        <w:rPr>
+          <w:rFonts w:ascii="Times New Roman" w:hAnsi="Times New Roman" w:cs="Times New Roman"/>
+          <w:bCs/>
+          <w:sz w:val="24"/>
+          <w:szCs w:val="24"/>
+          <w:lang w:val="en-US"/>
         </w:rPr>
         <w:t xml:space="preserve">{%- </w:t>
       </w:r>
@@ -9723,6 +10322,7 @@
           <w:bCs/>
           <w:sz w:val="24"/>
           <w:szCs w:val="24"/>
+          <w:lang w:val="en-US"/>
         </w:rPr>
         <w:t xml:space="preserve"> %}</w:t>
       </w:r>
@@ -9756,16 +10356,14 @@
           <w:bCs/>
           <w:sz w:val="24"/>
           <w:szCs w:val="24"/>
-          <w:lang w:val="en-US"/>
-        </w:rPr>
-      </w:pPr>
-      <w:r>
-        <w:rPr>
-          <w:rFonts w:ascii="Times New Roman" w:hAnsi="Times New Roman" w:cs="Times New Roman"/>
-          <w:bCs/>
-          <w:sz w:val="24"/>
-          <w:szCs w:val="24"/>
-          <w:lang w:val="en-US"/>
+        </w:rPr>
+      </w:pPr>
+      <w:r>
+        <w:rPr>
+          <w:rFonts w:ascii="Times New Roman" w:hAnsi="Times New Roman" w:cs="Times New Roman"/>
+          <w:bCs/>
+          <w:sz w:val="24"/>
+          <w:szCs w:val="24"/>
         </w:rPr>
         <w:t xml:space="preserve">{%- </w:t>
       </w:r>
@@ -9785,7 +10383,6 @@
           <w:bCs/>
           <w:sz w:val="24"/>
           <w:szCs w:val="24"/>
-          <w:lang w:val="en-US"/>
         </w:rPr>
         <w:t xml:space="preserve"> </w:t>
       </w:r>
@@ -9805,7 +10402,6 @@
           <w:bCs/>
           <w:sz w:val="24"/>
           <w:szCs w:val="24"/>
-          <w:lang w:val="en-US"/>
         </w:rPr>
         <w:t xml:space="preserve"> </w:t>
       </w:r>
@@ -9825,7 +10421,6 @@
           <w:bCs/>
           <w:sz w:val="24"/>
           <w:szCs w:val="24"/>
-          <w:lang w:val="en-US"/>
         </w:rPr>
         <w:t xml:space="preserve"> </w:t>
       </w:r>
@@ -9845,7 +10440,6 @@
           <w:bCs/>
           <w:sz w:val="24"/>
           <w:szCs w:val="24"/>
-          <w:lang w:val="en-US"/>
         </w:rPr>
         <w:t xml:space="preserve"> %}</w:t>
       </w:r>
@@ -9866,7 +10460,6 @@
           <w:bCs/>
           <w:sz w:val="24"/>
           <w:szCs w:val="24"/>
-          <w:lang w:val="en-US"/>
         </w:rPr>
         <w:t>{{</w:t>
       </w:r>
@@ -9886,7 +10479,6 @@
           <w:bCs/>
           <w:sz w:val="24"/>
           <w:szCs w:val="24"/>
-          <w:lang w:val="en-US"/>
         </w:rPr>
         <w:t>.</w:t>
       </w:r>
@@ -9906,7 +10498,6 @@
           <w:bCs/>
           <w:sz w:val="24"/>
           <w:szCs w:val="24"/>
-          <w:lang w:val="en-US"/>
         </w:rPr>
         <w:t xml:space="preserve">}}. </w:t>
       </w:r>

--- a/templates/docxRPD/practice_nis.docx
+++ b/templates/docxRPD/practice_nis.docx
@@ -1,6 +1,6 @@
 
 <file path=word/document.xml><?xml version="1.0" encoding="utf-8"?>
-<w:document xmlns:wpc="http://schemas.microsoft.com/office/word/2010/wordprocessingCanvas" xmlns:cx="http://schemas.microsoft.com/office/drawing/2014/chartex" xmlns:cx1="http://schemas.microsoft.com/office/drawing/2015/9/8/chartex" xmlns:cx2="http://schemas.microsoft.com/office/drawing/2015/10/21/chartex" xmlns:cx3="http://schemas.microsoft.com/office/drawing/2016/5/9/chartex" xmlns:cx4="http://schemas.microsoft.com/office/drawing/2016/5/10/chartex" xmlns:cx5="http://schemas.microsoft.com/office/drawing/2016/5/11/chartex" xmlns:cx6="http://schemas.microsoft.com/office/drawing/2016/5/12/chartex" xmlns:cx7="http://schemas.microsoft.com/office/drawing/2016/5/13/chartex" xmlns:cx8="http://schemas.microsoft.com/office/drawing/2016/5/14/chartex" xmlns:mc="http://schemas.openxmlformats.org/markup-compatibility/2006" xmlns:aink="http://schemas.microsoft.com/office/drawing/2016/ink" xmlns:am3d="http://schemas.microsoft.com/office/drawing/2017/model3d" xmlns:o="urn:schemas-microsoft-com:office:office" xmlns:oel="http://schemas.microsoft.com/office/2019/extlst" xmlns:r="http://schemas.openxmlformats.org/officeDocument/2006/relationships" xmlns:m="http://schemas.openxmlformats.org/officeDocument/2006/math" xmlns:v="urn:schemas-microsoft-com:vml" xmlns:wp14="http://schemas.microsoft.com/office/word/2010/wordprocessingDrawing" xmlns:wp="http://schemas.openxmlformats.org/drawingml/2006/wordprocessingDrawing" xmlns:w10="urn:schemas-microsoft-com:office:word" xmlns:w="http://schemas.openxmlformats.org/wordprocessingml/2006/main" xmlns:w14="http://schemas.microsoft.com/office/word/2010/wordml" xmlns:w15="http://schemas.microsoft.com/office/word/2012/wordml" xmlns:w16cex="http://schemas.microsoft.com/office/word/2018/wordml/cex" xmlns:w16cid="http://schemas.microsoft.com/office/word/2016/wordml/cid" xmlns:w16="http://schemas.microsoft.com/office/word/2018/wordml" xmlns:w16du="http://schemas.microsoft.com/office/word/2023/wordml/word16du" xmlns:w16sdtdh="http://schemas.microsoft.com/office/word/2020/wordml/sdtdatahash" xmlns:w16sdtfl="http://schemas.microsoft.com/office/word/2024/wordml/sdtformatlock" xmlns:w16se="http://schemas.microsoft.com/office/word/2015/wordml/symex" xmlns:wpg="http://schemas.microsoft.com/office/word/2010/wordprocessingGroup" xmlns:wpi="http://schemas.microsoft.com/office/word/2010/wordprocessingInk" xmlns:wne="http://schemas.microsoft.com/office/word/2006/wordml" xmlns:wps="http://schemas.microsoft.com/office/word/2010/wordprocessingShape" mc:Ignorable="w14 w15 w16se w16cid w16 w16cex w16sdtdh w16sdtfl w16du wp14">
+<w:document xmlns:wpc="http://schemas.microsoft.com/office/word/2010/wordprocessingCanvas" xmlns:mc="http://schemas.openxmlformats.org/markup-compatibility/2006" xmlns:o="urn:schemas-microsoft-com:office:office" xmlns:r="http://schemas.openxmlformats.org/officeDocument/2006/relationships" xmlns:m="http://schemas.openxmlformats.org/officeDocument/2006/math" xmlns:v="urn:schemas-microsoft-com:vml" xmlns:wp14="http://schemas.microsoft.com/office/word/2010/wordprocessingDrawing" xmlns:wp="http://schemas.openxmlformats.org/drawingml/2006/wordprocessingDrawing" xmlns:w10="urn:schemas-microsoft-com:office:word" xmlns:w="http://schemas.openxmlformats.org/wordprocessingml/2006/main" xmlns:w14="http://schemas.microsoft.com/office/word/2010/wordml" xmlns:w15="http://schemas.microsoft.com/office/word/2012/wordml" xmlns:wpg="http://schemas.microsoft.com/office/word/2010/wordprocessingGroup" xmlns:wpi="http://schemas.microsoft.com/office/word/2010/wordprocessingInk" xmlns:wne="http://schemas.microsoft.com/office/word/2006/wordml" xmlns:wps="http://schemas.microsoft.com/office/word/2010/wordprocessingShape" mc:Ignorable="w14 w15 wp14">
   <w:body>
     <w:p>
       <w:pPr>
@@ -81,8 +81,18 @@
           <w:sz w:val="24"/>
           <w:szCs w:val="24"/>
         </w:rPr>
-        <w:t xml:space="preserve">Структурное подразделение «{{ </w:t>
-      </w:r>
+        <w:t>Структурное подразделение «</w:t>
+      </w:r>
+      <w:proofErr w:type="gramStart"/>
+      <w:r>
+        <w:rPr>
+          <w:rFonts w:ascii="Times New Roman" w:hAnsi="Times New Roman" w:cs="Times New Roman"/>
+          <w:sz w:val="24"/>
+          <w:szCs w:val="24"/>
+        </w:rPr>
+        <w:t xml:space="preserve">{{ </w:t>
+      </w:r>
+      <w:proofErr w:type="spellStart"/>
       <w:r>
         <w:rPr>
           <w:rFonts w:ascii="Times New Roman" w:hAnsi="Times New Roman" w:cs="Times New Roman"/>
@@ -92,6 +102,8 @@
         </w:rPr>
         <w:t>podrazdelene</w:t>
       </w:r>
+      <w:proofErr w:type="spellEnd"/>
+      <w:proofErr w:type="gramEnd"/>
       <w:r>
         <w:rPr>
           <w:rFonts w:ascii="Times New Roman" w:hAnsi="Times New Roman" w:cs="Times New Roman"/>
@@ -131,7 +143,6 @@
           <w:rFonts w:ascii="Times New Roman" w:hAnsi="Times New Roman" w:cs="Times New Roman"/>
           <w:sz w:val="24"/>
           <w:szCs w:val="24"/>
-          <w:u w:val="single"/>
         </w:rPr>
       </w:pPr>
       <w:r>
@@ -140,32 +151,59 @@
           <w:sz w:val="24"/>
           <w:szCs w:val="24"/>
         </w:rPr>
-        <w:t xml:space="preserve">на </w:t>
-      </w:r>
-      <w:r>
-        <w:rPr>
-          <w:rFonts w:ascii="Times New Roman" w:hAnsi="Times New Roman" w:cs="Times New Roman"/>
-          <w:sz w:val="24"/>
-          <w:szCs w:val="24"/>
-        </w:rPr>
-        <w:t xml:space="preserve">{{ </w:t>
-      </w:r>
-      <w:r>
-        <w:rPr>
-          <w:rFonts w:ascii="Times New Roman" w:hAnsi="Times New Roman" w:cs="Times New Roman"/>
-          <w:sz w:val="24"/>
-          <w:szCs w:val="24"/>
-          <w:lang w:val="en-US"/>
-        </w:rPr>
-        <w:t>meeting</w:t>
-      </w:r>
-      <w:r>
-        <w:rPr>
-          <w:rFonts w:ascii="Times New Roman" w:hAnsi="Times New Roman" w:cs="Times New Roman"/>
-          <w:sz w:val="24"/>
-          <w:szCs w:val="24"/>
-        </w:rPr>
-        <w:t xml:space="preserve"> }}</w:t>
+        <w:t xml:space="preserve">{%- </w:t>
+      </w:r>
+      <w:proofErr w:type="spellStart"/>
+      <w:r>
+        <w:rPr>
+          <w:rFonts w:ascii="Times New Roman" w:hAnsi="Times New Roman" w:cs="Times New Roman"/>
+          <w:sz w:val="24"/>
+          <w:szCs w:val="24"/>
+        </w:rPr>
+        <w:t>if</w:t>
+      </w:r>
+      <w:proofErr w:type="spellEnd"/>
+      <w:r>
+        <w:rPr>
+          <w:rFonts w:ascii="Times New Roman" w:hAnsi="Times New Roman" w:cs="Times New Roman"/>
+          <w:sz w:val="24"/>
+          <w:szCs w:val="24"/>
+        </w:rPr>
+        <w:t xml:space="preserve"> </w:t>
+      </w:r>
+      <w:proofErr w:type="spellStart"/>
+      <w:r>
+        <w:rPr>
+          <w:rFonts w:ascii="Times New Roman" w:hAnsi="Times New Roman" w:cs="Times New Roman"/>
+          <w:sz w:val="24"/>
+          <w:szCs w:val="24"/>
+        </w:rPr>
+        <w:t>status</w:t>
+      </w:r>
+      <w:proofErr w:type="spellEnd"/>
+      <w:r>
+        <w:rPr>
+          <w:rFonts w:ascii="Times New Roman" w:hAnsi="Times New Roman" w:cs="Times New Roman"/>
+          <w:sz w:val="24"/>
+          <w:szCs w:val="24"/>
+        </w:rPr>
+        <w:t xml:space="preserve"> </w:t>
+      </w:r>
+      <w:r>
+        <w:rPr>
+          <w:rFonts w:ascii="Times New Roman" w:hAnsi="Times New Roman" w:cs="Times New Roman"/>
+          <w:sz w:val="24"/>
+          <w:szCs w:val="24"/>
+        </w:rPr>
+        <w:t>=</w:t>
+      </w:r>
+      <w:r>
+        <w:rPr>
+          <w:rFonts w:ascii="Times New Roman" w:hAnsi="Times New Roman" w:cs="Times New Roman"/>
+          <w:sz w:val="24"/>
+          <w:szCs w:val="24"/>
+        </w:rPr>
+        <w:t>= 3 %}</w:t>
       </w:r>
     </w:p>
     <w:p>
@@ -176,6 +214,7 @@
           <w:rFonts w:ascii="Times New Roman" w:hAnsi="Times New Roman" w:cs="Times New Roman"/>
           <w:sz w:val="24"/>
           <w:szCs w:val="24"/>
+          <w:u w:val="single"/>
         </w:rPr>
       </w:pPr>
       <w:r>
@@ -184,6 +223,52 @@
           <w:sz w:val="24"/>
           <w:szCs w:val="24"/>
         </w:rPr>
+        <w:t xml:space="preserve">на </w:t>
+      </w:r>
+      <w:proofErr w:type="gramStart"/>
+      <w:r>
+        <w:rPr>
+          <w:rFonts w:ascii="Times New Roman" w:hAnsi="Times New Roman" w:cs="Times New Roman"/>
+          <w:sz w:val="24"/>
+          <w:szCs w:val="24"/>
+        </w:rPr>
+        <w:t xml:space="preserve">{{ </w:t>
+      </w:r>
+      <w:r>
+        <w:rPr>
+          <w:rFonts w:ascii="Times New Roman" w:hAnsi="Times New Roman" w:cs="Times New Roman"/>
+          <w:sz w:val="24"/>
+          <w:szCs w:val="24"/>
+          <w:lang w:val="en-US"/>
+        </w:rPr>
+        <w:t>meeting</w:t>
+      </w:r>
+      <w:proofErr w:type="gramEnd"/>
+      <w:r>
+        <w:rPr>
+          <w:rFonts w:ascii="Times New Roman" w:hAnsi="Times New Roman" w:cs="Times New Roman"/>
+          <w:sz w:val="24"/>
+          <w:szCs w:val="24"/>
+        </w:rPr>
+        <w:t xml:space="preserve"> }}</w:t>
+      </w:r>
+    </w:p>
+    <w:p>
+      <w:pPr>
+        <w:spacing w:after="0" w:line="276" w:lineRule="auto"/>
+        <w:jc w:val="right"/>
+        <w:rPr>
+          <w:rFonts w:ascii="Times New Roman" w:hAnsi="Times New Roman" w:cs="Times New Roman"/>
+          <w:sz w:val="24"/>
+          <w:szCs w:val="24"/>
+        </w:rPr>
+      </w:pPr>
+      <w:r>
+        <w:rPr>
+          <w:rFonts w:ascii="Times New Roman" w:hAnsi="Times New Roman" w:cs="Times New Roman"/>
+          <w:sz w:val="24"/>
+          <w:szCs w:val="24"/>
+        </w:rPr>
         <w:t>Протокол</w:t>
       </w:r>
       <w:r>
@@ -192,7 +277,16 @@
           <w:sz w:val="24"/>
           <w:szCs w:val="24"/>
         </w:rPr>
-        <w:t xml:space="preserve"> №</w:t>
+        <w:t xml:space="preserve"> </w:t>
+      </w:r>
+      <w:proofErr w:type="gramStart"/>
+      <w:r>
+        <w:rPr>
+          <w:rFonts w:ascii="Times New Roman" w:hAnsi="Times New Roman" w:cs="Times New Roman"/>
+          <w:sz w:val="24"/>
+          <w:szCs w:val="24"/>
+        </w:rPr>
+        <w:t>№</w:t>
       </w:r>
       <w:r>
         <w:rPr>
@@ -201,6 +295,88 @@
           <w:szCs w:val="24"/>
           <w:u w:val="single"/>
         </w:rPr>
+        <w:t>{</w:t>
+      </w:r>
+      <w:proofErr w:type="gramEnd"/>
+      <w:r>
+        <w:rPr>
+          <w:rFonts w:ascii="Times New Roman" w:hAnsi="Times New Roman" w:cs="Times New Roman"/>
+          <w:sz w:val="24"/>
+          <w:szCs w:val="24"/>
+          <w:u w:val="single"/>
+        </w:rPr>
+        <w:t xml:space="preserve">{ </w:t>
+      </w:r>
+      <w:r>
+        <w:rPr>
+          <w:rFonts w:ascii="Times New Roman" w:hAnsi="Times New Roman" w:cs="Times New Roman"/>
+          <w:sz w:val="24"/>
+          <w:szCs w:val="24"/>
+          <w:u w:val="single"/>
+          <w:lang w:val="en-US"/>
+        </w:rPr>
+        <w:t>protocol</w:t>
+      </w:r>
+      <w:r>
+        <w:rPr>
+          <w:rFonts w:ascii="Times New Roman" w:hAnsi="Times New Roman" w:cs="Times New Roman"/>
+          <w:sz w:val="24"/>
+          <w:szCs w:val="24"/>
+          <w:u w:val="single"/>
+        </w:rPr>
+        <w:t>_</w:t>
+      </w:r>
+      <w:proofErr w:type="spellStart"/>
+      <w:r>
+        <w:rPr>
+          <w:rFonts w:ascii="Times New Roman" w:hAnsi="Times New Roman" w:cs="Times New Roman"/>
+          <w:sz w:val="24"/>
+          <w:szCs w:val="24"/>
+          <w:u w:val="single"/>
+        </w:rPr>
+        <w:t>number</w:t>
+      </w:r>
+      <w:proofErr w:type="spellEnd"/>
+      <w:r>
+        <w:rPr>
+          <w:rFonts w:ascii="Times New Roman" w:hAnsi="Times New Roman" w:cs="Times New Roman"/>
+          <w:sz w:val="24"/>
+          <w:szCs w:val="24"/>
+          <w:u w:val="single"/>
+        </w:rPr>
+        <w:t xml:space="preserve"> }}</w:t>
+      </w:r>
+      <w:r>
+        <w:rPr>
+          <w:rFonts w:ascii="Times New Roman" w:hAnsi="Times New Roman" w:cs="Times New Roman"/>
+          <w:sz w:val="24"/>
+          <w:szCs w:val="24"/>
+        </w:rPr>
+        <w:t xml:space="preserve"> </w:t>
+      </w:r>
+      <w:r>
+        <w:rPr>
+          <w:rFonts w:ascii="Times New Roman" w:hAnsi="Times New Roman" w:cs="Times New Roman"/>
+          <w:sz w:val="24"/>
+          <w:szCs w:val="24"/>
+        </w:rPr>
+        <w:t>от</w:t>
+      </w:r>
+      <w:r>
+        <w:rPr>
+          <w:rFonts w:ascii="Times New Roman" w:hAnsi="Times New Roman" w:cs="Times New Roman"/>
+          <w:sz w:val="24"/>
+          <w:szCs w:val="24"/>
+        </w:rPr>
+        <w:t xml:space="preserve"> </w:t>
+      </w:r>
+      <w:r>
+        <w:rPr>
+          <w:rFonts w:ascii="Times New Roman" w:hAnsi="Times New Roman" w:cs="Times New Roman"/>
+          <w:sz w:val="24"/>
+          <w:szCs w:val="24"/>
+          <w:u w:val="single"/>
+        </w:rPr>
         <w:t xml:space="preserve">{{ </w:t>
       </w:r>
       <w:r>
@@ -228,8 +404,9 @@
           <w:sz w:val="24"/>
           <w:szCs w:val="24"/>
           <w:u w:val="single"/>
-        </w:rPr>
-        <w:t>number</w:t>
+          <w:lang w:val="en-US"/>
+        </w:rPr>
+        <w:t>date</w:t>
       </w:r>
       <w:r>
         <w:rPr>
@@ -254,7 +431,42 @@
           <w:sz w:val="24"/>
           <w:szCs w:val="24"/>
         </w:rPr>
-        <w:t>от</w:t>
+        <w:t>г</w:t>
+      </w:r>
+      <w:r>
+        <w:rPr>
+          <w:rFonts w:ascii="Times New Roman" w:hAnsi="Times New Roman" w:cs="Times New Roman"/>
+          <w:sz w:val="24"/>
+          <w:szCs w:val="24"/>
+        </w:rPr>
+        <w:t>.</w:t>
+      </w:r>
+    </w:p>
+    <w:p>
+      <w:pPr>
+        <w:spacing w:after="0" w:line="276" w:lineRule="auto"/>
+        <w:jc w:val="right"/>
+        <w:rPr>
+          <w:rFonts w:ascii="Times New Roman" w:hAnsi="Times New Roman" w:cs="Times New Roman"/>
+          <w:sz w:val="24"/>
+          <w:szCs w:val="24"/>
+        </w:rPr>
+      </w:pPr>
+      <w:r>
+        <w:rPr>
+          <w:rFonts w:ascii="Times New Roman" w:hAnsi="Times New Roman" w:cs="Times New Roman"/>
+          <w:sz w:val="24"/>
+          <w:szCs w:val="24"/>
+        </w:rPr>
+        <w:t>{%</w:t>
+      </w:r>
+      <w:r>
+        <w:rPr>
+          <w:rFonts w:ascii="Times New Roman" w:hAnsi="Times New Roman" w:cs="Times New Roman"/>
+          <w:sz w:val="24"/>
+          <w:szCs w:val="24"/>
+        </w:rPr>
+        <w:t>-</w:t>
       </w:r>
       <w:r>
         <w:rPr>
@@ -269,47 +481,63 @@
           <w:rFonts w:ascii="Times New Roman" w:hAnsi="Times New Roman" w:cs="Times New Roman"/>
           <w:sz w:val="24"/>
           <w:szCs w:val="24"/>
-          <w:u w:val="single"/>
-        </w:rPr>
-        <w:t xml:space="preserve">{{ </w:t>
-      </w:r>
-      <w:r>
-        <w:rPr>
-          <w:rFonts w:ascii="Times New Roman" w:hAnsi="Times New Roman" w:cs="Times New Roman"/>
-          <w:sz w:val="24"/>
-          <w:szCs w:val="24"/>
-          <w:u w:val="single"/>
-          <w:lang w:val="en-US"/>
-        </w:rPr>
-        <w:t>protocol</w:t>
-      </w:r>
-      <w:r>
-        <w:rPr>
-          <w:rFonts w:ascii="Times New Roman" w:hAnsi="Times New Roman" w:cs="Times New Roman"/>
-          <w:sz w:val="24"/>
-          <w:szCs w:val="24"/>
-          <w:u w:val="single"/>
-        </w:rPr>
-        <w:t>_</w:t>
-      </w:r>
-      <w:r>
-        <w:rPr>
-          <w:rFonts w:ascii="Times New Roman" w:hAnsi="Times New Roman" w:cs="Times New Roman"/>
-          <w:sz w:val="24"/>
-          <w:szCs w:val="24"/>
-          <w:u w:val="single"/>
-          <w:lang w:val="en-US"/>
-        </w:rPr>
-        <w:t>date</w:t>
-      </w:r>
-      <w:r>
-        <w:rPr>
-          <w:rFonts w:ascii="Times New Roman" w:hAnsi="Times New Roman" w:cs="Times New Roman"/>
-          <w:sz w:val="24"/>
-          <w:szCs w:val="24"/>
-          <w:u w:val="single"/>
-        </w:rPr>
-        <w:t xml:space="preserve"> }}</w:t>
+          <w:lang w:val="en-US"/>
+        </w:rPr>
+        <w:t>else</w:t>
+      </w:r>
+      <w:r>
+        <w:rPr>
+          <w:rFonts w:ascii="Times New Roman" w:hAnsi="Times New Roman" w:cs="Times New Roman"/>
+          <w:sz w:val="24"/>
+          <w:szCs w:val="24"/>
+        </w:rPr>
+        <w:t xml:space="preserve"> %}</w:t>
+      </w:r>
+    </w:p>
+    <w:p>
+      <w:pPr>
+        <w:spacing w:after="0" w:line="276" w:lineRule="auto"/>
+        <w:jc w:val="right"/>
+        <w:rPr>
+          <w:rFonts w:ascii="Times New Roman" w:hAnsi="Times New Roman" w:cs="Times New Roman"/>
+          <w:sz w:val="24"/>
+          <w:szCs w:val="24"/>
+        </w:rPr>
+      </w:pPr>
+      <w:r>
+        <w:rPr>
+          <w:rFonts w:ascii="Times New Roman" w:hAnsi="Times New Roman" w:cs="Times New Roman"/>
+          <w:sz w:val="24"/>
+          <w:szCs w:val="24"/>
+        </w:rPr>
+        <w:t>протокол и дату утверждения проставляет заведующий кафедрой во время утверждения</w:t>
+      </w:r>
+    </w:p>
+    <w:p>
+      <w:pPr>
+        <w:spacing w:after="0" w:line="276" w:lineRule="auto"/>
+        <w:jc w:val="right"/>
+        <w:rPr>
+          <w:rFonts w:ascii="Times New Roman" w:hAnsi="Times New Roman" w:cs="Times New Roman"/>
+          <w:sz w:val="24"/>
+          <w:szCs w:val="24"/>
+        </w:rPr>
+      </w:pPr>
+      <w:r>
+        <w:rPr>
+          <w:rFonts w:ascii="Times New Roman" w:hAnsi="Times New Roman" w:cs="Times New Roman"/>
+          <w:sz w:val="24"/>
+          <w:szCs w:val="24"/>
+        </w:rPr>
+        <w:t>{%</w:t>
+      </w:r>
+      <w:r>
+        <w:rPr>
+          <w:rFonts w:ascii="Times New Roman" w:hAnsi="Times New Roman" w:cs="Times New Roman"/>
+          <w:sz w:val="24"/>
+          <w:szCs w:val="24"/>
+        </w:rPr>
+        <w:t>-</w:t>
       </w:r>
       <w:r>
         <w:rPr>
@@ -319,21 +547,23 @@
         </w:rPr>
         <w:t xml:space="preserve"> </w:t>
       </w:r>
-      <w:r>
-        <w:rPr>
-          <w:rFonts w:ascii="Times New Roman" w:hAnsi="Times New Roman" w:cs="Times New Roman"/>
-          <w:sz w:val="24"/>
-          <w:szCs w:val="24"/>
-        </w:rPr>
-        <w:t>г</w:t>
-      </w:r>
-      <w:r>
-        <w:rPr>
-          <w:rFonts w:ascii="Times New Roman" w:hAnsi="Times New Roman" w:cs="Times New Roman"/>
-          <w:sz w:val="24"/>
-          <w:szCs w:val="24"/>
-        </w:rPr>
-        <w:t>.</w:t>
+      <w:proofErr w:type="spellStart"/>
+      <w:r>
+        <w:rPr>
+          <w:rFonts w:ascii="Times New Roman" w:hAnsi="Times New Roman" w:cs="Times New Roman"/>
+          <w:sz w:val="24"/>
+          <w:szCs w:val="24"/>
+        </w:rPr>
+        <w:t>endif</w:t>
+      </w:r>
+      <w:proofErr w:type="spellEnd"/>
+      <w:r>
+        <w:rPr>
+          <w:rFonts w:ascii="Times New Roman" w:hAnsi="Times New Roman" w:cs="Times New Roman"/>
+          <w:sz w:val="24"/>
+          <w:szCs w:val="24"/>
+        </w:rPr>
+        <w:t xml:space="preserve"> %}</w:t>
       </w:r>
     </w:p>
     <w:p>
@@ -346,6 +576,8 @@
           <w:szCs w:val="24"/>
         </w:rPr>
       </w:pPr>
+      <w:bookmarkStart w:id="0" w:name="_GoBack"/>
+      <w:bookmarkEnd w:id="0"/>
       <w:r>
         <w:rPr>
           <w:rFonts w:ascii="Times New Roman" w:hAnsi="Times New Roman" w:cs="Times New Roman"/>
@@ -488,7 +720,47 @@
                 <w:szCs w:val="24"/>
                 <w:lang w:val="en-US"/>
               </w:rPr>
-              <w:t>{{ kind_direct }}: {{ direction_code }} {{ direction }}</w:t>
+              <w:t xml:space="preserve">{{ </w:t>
+            </w:r>
+            <w:proofErr w:type="spellStart"/>
+            <w:r>
+              <w:rPr>
+                <w:rFonts w:ascii="Times New Roman" w:hAnsi="Times New Roman" w:cs="Times New Roman"/>
+                <w:sz w:val="24"/>
+                <w:szCs w:val="24"/>
+                <w:lang w:val="en-US"/>
+              </w:rPr>
+              <w:t>kind_direct</w:t>
+            </w:r>
+            <w:proofErr w:type="spellEnd"/>
+            <w:r>
+              <w:rPr>
+                <w:rFonts w:ascii="Times New Roman" w:hAnsi="Times New Roman" w:cs="Times New Roman"/>
+                <w:sz w:val="24"/>
+                <w:szCs w:val="24"/>
+                <w:lang w:val="en-US"/>
+              </w:rPr>
+              <w:t xml:space="preserve"> }}: {{ </w:t>
+            </w:r>
+            <w:proofErr w:type="spellStart"/>
+            <w:r>
+              <w:rPr>
+                <w:rFonts w:ascii="Times New Roman" w:hAnsi="Times New Roman" w:cs="Times New Roman"/>
+                <w:sz w:val="24"/>
+                <w:szCs w:val="24"/>
+                <w:lang w:val="en-US"/>
+              </w:rPr>
+              <w:t>direction_code</w:t>
+            </w:r>
+            <w:proofErr w:type="spellEnd"/>
+            <w:r>
+              <w:rPr>
+                <w:rFonts w:ascii="Times New Roman" w:hAnsi="Times New Roman" w:cs="Times New Roman"/>
+                <w:sz w:val="24"/>
+                <w:szCs w:val="24"/>
+                <w:lang w:val="en-US"/>
+              </w:rPr>
+              <w:t xml:space="preserve"> }} {{ direction }}</w:t>
             </w:r>
           </w:p>
         </w:tc>
@@ -549,7 +821,27 @@
                 <w:szCs w:val="24"/>
                 <w:lang w:val="en-US"/>
               </w:rPr>
-              <w:t xml:space="preserve">{{ spec_name }} </w:t>
+              <w:t xml:space="preserve">{{ </w:t>
+            </w:r>
+            <w:proofErr w:type="spellStart"/>
+            <w:r>
+              <w:rPr>
+                <w:rFonts w:ascii="Times New Roman" w:hAnsi="Times New Roman" w:cs="Times New Roman"/>
+                <w:sz w:val="24"/>
+                <w:szCs w:val="24"/>
+                <w:lang w:val="en-US"/>
+              </w:rPr>
+              <w:t>spec_name</w:t>
+            </w:r>
+            <w:proofErr w:type="spellEnd"/>
+            <w:r>
+              <w:rPr>
+                <w:rFonts w:ascii="Times New Roman" w:hAnsi="Times New Roman" w:cs="Times New Roman"/>
+                <w:sz w:val="24"/>
+                <w:szCs w:val="24"/>
+                <w:lang w:val="en-US"/>
+              </w:rPr>
+              <w:t xml:space="preserve"> }} </w:t>
             </w:r>
           </w:p>
         </w:tc>
@@ -611,14 +903,36 @@
               </w:rPr>
               <w:t xml:space="preserve">Квалификация: </w:t>
             </w:r>
-            <w:r>
-              <w:rPr>
-                <w:rFonts w:ascii="Times New Roman" w:hAnsi="Times New Roman" w:cs="Times New Roman"/>
-                <w:sz w:val="24"/>
-                <w:szCs w:val="24"/>
-                <w:lang w:val="en-US"/>
-              </w:rPr>
-              <w:t>{{ kvalif }}</w:t>
+            <w:proofErr w:type="gramStart"/>
+            <w:r>
+              <w:rPr>
+                <w:rFonts w:ascii="Times New Roman" w:hAnsi="Times New Roman" w:cs="Times New Roman"/>
+                <w:sz w:val="24"/>
+                <w:szCs w:val="24"/>
+                <w:lang w:val="en-US"/>
+              </w:rPr>
+              <w:t xml:space="preserve">{{ </w:t>
+            </w:r>
+            <w:proofErr w:type="spellStart"/>
+            <w:r>
+              <w:rPr>
+                <w:rFonts w:ascii="Times New Roman" w:hAnsi="Times New Roman" w:cs="Times New Roman"/>
+                <w:sz w:val="24"/>
+                <w:szCs w:val="24"/>
+                <w:lang w:val="en-US"/>
+              </w:rPr>
+              <w:t>kvalif</w:t>
+            </w:r>
+            <w:proofErr w:type="spellEnd"/>
+            <w:proofErr w:type="gramEnd"/>
+            <w:r>
+              <w:rPr>
+                <w:rFonts w:ascii="Times New Roman" w:hAnsi="Times New Roman" w:cs="Times New Roman"/>
+                <w:sz w:val="24"/>
+                <w:szCs w:val="24"/>
+                <w:lang w:val="en-US"/>
+              </w:rPr>
+              <w:t xml:space="preserve"> }}</w:t>
             </w:r>
           </w:p>
         </w:tc>
@@ -679,6 +993,7 @@
               </w:rPr>
               <w:t xml:space="preserve">Форма обучения: </w:t>
             </w:r>
+            <w:proofErr w:type="gramStart"/>
             <w:r>
               <w:rPr>
                 <w:rFonts w:ascii="Times New Roman" w:hAnsi="Times New Roman" w:cs="Times New Roman"/>
@@ -697,6 +1012,7 @@
               </w:rPr>
               <w:t>fob</w:t>
             </w:r>
+            <w:proofErr w:type="gramEnd"/>
             <w:r>
               <w:rPr>
                 <w:rFonts w:ascii="Times New Roman" w:hAnsi="Times New Roman" w:cs="Times New Roman"/>
@@ -840,7 +1156,16 @@
                 <w:sz w:val="20"/>
                 <w:szCs w:val="24"/>
               </w:rPr>
-              <w:t xml:space="preserve">Составитель программы: {{ </w:t>
+              <w:t xml:space="preserve">Составитель программы: </w:t>
+            </w:r>
+            <w:proofErr w:type="gramStart"/>
+            <w:r>
+              <w:rPr>
+                <w:rFonts w:ascii="Times New Roman" w:hAnsi="Times New Roman" w:cs="Times New Roman"/>
+                <w:sz w:val="20"/>
+                <w:szCs w:val="24"/>
+              </w:rPr>
+              <w:t xml:space="preserve">{{ </w:t>
             </w:r>
             <w:r>
               <w:rPr>
@@ -851,6 +1176,7 @@
               </w:rPr>
               <w:t>person</w:t>
             </w:r>
+            <w:proofErr w:type="gramEnd"/>
             <w:r>
               <w:rPr>
                 <w:rFonts w:ascii="Times New Roman" w:hAnsi="Times New Roman" w:cs="Times New Roman"/>
@@ -893,6 +1219,7 @@
               </w:rPr>
               <w:t xml:space="preserve">Дата подписания: </w:t>
             </w:r>
+            <w:proofErr w:type="gramStart"/>
             <w:r>
               <w:rPr>
                 <w:rFonts w:ascii="Times New Roman" w:hAnsi="Times New Roman" w:cs="Times New Roman"/>
@@ -910,6 +1237,7 @@
               </w:rPr>
               <w:t>review</w:t>
             </w:r>
+            <w:proofErr w:type="gramEnd"/>
             <w:r>
               <w:rPr>
                 <w:rFonts w:ascii="Times New Roman" w:hAnsi="Times New Roman" w:cs="Times New Roman"/>
@@ -995,6 +1323,7 @@
               </w:rPr>
               <w:t xml:space="preserve">{{ </w:t>
             </w:r>
+            <w:proofErr w:type="spellStart"/>
             <w:r>
               <w:rPr>
                 <w:rFonts w:ascii="Times New Roman" w:hAnsi="Times New Roman" w:cs="Times New Roman"/>
@@ -1022,6 +1351,7 @@
               </w:rPr>
               <w:t>type</w:t>
             </w:r>
+            <w:proofErr w:type="spellEnd"/>
             <w:r>
               <w:rPr>
                 <w:rFonts w:ascii="Times New Roman" w:hAnsi="Times New Roman" w:cs="Times New Roman"/>
@@ -1031,6 +1361,7 @@
               </w:rPr>
               <w:t xml:space="preserve"> }}: {{ </w:t>
             </w:r>
+            <w:proofErr w:type="spellStart"/>
             <w:r>
               <w:rPr>
                 <w:rFonts w:ascii="Times New Roman" w:hAnsi="Times New Roman" w:cs="Times New Roman"/>
@@ -1058,6 +1389,7 @@
               </w:rPr>
               <w:t>accepted</w:t>
             </w:r>
+            <w:proofErr w:type="spellEnd"/>
             <w:r>
               <w:rPr>
                 <w:rFonts w:ascii="Times New Roman" w:hAnsi="Times New Roman" w:cs="Times New Roman"/>
@@ -1118,17 +1450,39 @@
                 <w:szCs w:val="24"/>
                 <w:lang w:val="en-US"/>
               </w:rPr>
-              <w:t xml:space="preserve"> {{ </w:t>
-            </w:r>
-            <w:r>
-              <w:rPr>
-                <w:rFonts w:ascii="Times New Roman" w:hAnsi="Times New Roman" w:cs="Times New Roman"/>
-                <w:sz w:val="20"/>
-                <w:szCs w:val="24"/>
-                <w:lang w:val="en-US"/>
-              </w:rPr>
-              <w:t>accept_date</w:t>
-            </w:r>
+              <w:t xml:space="preserve"> </w:t>
+            </w:r>
+            <w:proofErr w:type="gramStart"/>
+            <w:r>
+              <w:rPr>
+                <w:rFonts w:ascii="Times New Roman" w:hAnsi="Times New Roman" w:cs="Times New Roman"/>
+                <w:sz w:val="20"/>
+                <w:szCs w:val="24"/>
+                <w:lang w:val="en-US"/>
+              </w:rPr>
+              <w:t xml:space="preserve">{{ </w:t>
+            </w:r>
+            <w:proofErr w:type="spellStart"/>
+            <w:r>
+              <w:rPr>
+                <w:rFonts w:ascii="Times New Roman" w:hAnsi="Times New Roman" w:cs="Times New Roman"/>
+                <w:sz w:val="20"/>
+                <w:szCs w:val="24"/>
+                <w:lang w:val="en-US"/>
+              </w:rPr>
+              <w:t>accept</w:t>
+            </w:r>
+            <w:proofErr w:type="gramEnd"/>
+            <w:r>
+              <w:rPr>
+                <w:rFonts w:ascii="Times New Roman" w:hAnsi="Times New Roman" w:cs="Times New Roman"/>
+                <w:sz w:val="20"/>
+                <w:szCs w:val="24"/>
+                <w:lang w:val="en-US"/>
+              </w:rPr>
+              <w:t>_date</w:t>
+            </w:r>
+            <w:proofErr w:type="spellEnd"/>
             <w:r>
               <w:rPr>
                 <w:rFonts w:ascii="Times New Roman" w:hAnsi="Times New Roman" w:cs="Times New Roman"/>
@@ -1168,6 +1522,7 @@
         </w:rPr>
         <w:t xml:space="preserve">{% </w:t>
       </w:r>
+      <w:proofErr w:type="spellStart"/>
       <w:r>
         <w:rPr>
           <w:rFonts w:ascii="Times New Roman" w:hAnsi="Times New Roman" w:cs="Times New Roman"/>
@@ -1177,6 +1532,7 @@
         </w:rPr>
         <w:t>endif</w:t>
       </w:r>
+      <w:proofErr w:type="spellEnd"/>
       <w:r>
         <w:rPr>
           <w:rFonts w:ascii="Times New Roman" w:hAnsi="Times New Roman" w:cs="Times New Roman"/>
@@ -1269,13 +1625,41 @@
         </w:rPr>
         <w:t xml:space="preserve"> </w:t>
       </w:r>
-      <w:r>
-        <w:rPr>
-          <w:rFonts w:ascii="Times New Roman" w:hAnsi="Times New Roman" w:cs="Times New Roman"/>
-          <w:sz w:val="24"/>
-          <w:szCs w:val="24"/>
-        </w:rPr>
-        <w:t>{{ view_pract }}</w:t>
+      <w:proofErr w:type="gramStart"/>
+      <w:r>
+        <w:rPr>
+          <w:rFonts w:ascii="Times New Roman" w:hAnsi="Times New Roman" w:cs="Times New Roman"/>
+          <w:sz w:val="24"/>
+          <w:szCs w:val="24"/>
+        </w:rPr>
+        <w:t xml:space="preserve">{{ </w:t>
+      </w:r>
+      <w:proofErr w:type="spellStart"/>
+      <w:r>
+        <w:rPr>
+          <w:rFonts w:ascii="Times New Roman" w:hAnsi="Times New Roman" w:cs="Times New Roman"/>
+          <w:sz w:val="24"/>
+          <w:szCs w:val="24"/>
+        </w:rPr>
+        <w:t>view</w:t>
+      </w:r>
+      <w:proofErr w:type="gramEnd"/>
+      <w:r>
+        <w:rPr>
+          <w:rFonts w:ascii="Times New Roman" w:hAnsi="Times New Roman" w:cs="Times New Roman"/>
+          <w:sz w:val="24"/>
+          <w:szCs w:val="24"/>
+        </w:rPr>
+        <w:t>_pract</w:t>
+      </w:r>
+      <w:proofErr w:type="spellEnd"/>
+      <w:r>
+        <w:rPr>
+          <w:rFonts w:ascii="Times New Roman" w:hAnsi="Times New Roman" w:cs="Times New Roman"/>
+          <w:sz w:val="24"/>
+          <w:szCs w:val="24"/>
+        </w:rPr>
+        <w:t xml:space="preserve"> }}</w:t>
       </w:r>
       <w:r>
         <w:rPr>
@@ -1310,6 +1694,7 @@
         </w:rPr>
         <w:t xml:space="preserve">Тип практики – </w:t>
       </w:r>
+      <w:proofErr w:type="gramStart"/>
       <w:r>
         <w:rPr>
           <w:rFonts w:ascii="Times New Roman" w:hAnsi="Times New Roman" w:cs="Times New Roman"/>
@@ -1327,6 +1712,7 @@
         </w:rPr>
         <w:t>discipline</w:t>
       </w:r>
+      <w:proofErr w:type="gramEnd"/>
       <w:r>
         <w:rPr>
           <w:rFonts w:ascii="Times New Roman" w:hAnsi="Times New Roman" w:cs="Times New Roman"/>
@@ -1368,6 +1754,7 @@
         </w:rPr>
         <w:t xml:space="preserve"> </w:t>
       </w:r>
+      <w:proofErr w:type="gramStart"/>
       <w:r>
         <w:rPr>
           <w:rFonts w:ascii="Times New Roman" w:hAnsi="Times New Roman" w:cs="Times New Roman"/>
@@ -1394,8 +1781,18 @@
           <w:sz w:val="24"/>
           <w:szCs w:val="24"/>
         </w:rPr>
-        <w:t xml:space="preserve">{{ </w:t>
-      </w:r>
+        <w:t>{</w:t>
+      </w:r>
+      <w:proofErr w:type="gramEnd"/>
+      <w:r>
+        <w:rPr>
+          <w:rFonts w:ascii="Times New Roman" w:hAnsi="Times New Roman" w:cs="Times New Roman"/>
+          <w:sz w:val="24"/>
+          <w:szCs w:val="24"/>
+        </w:rPr>
+        <w:t xml:space="preserve">{ </w:t>
+      </w:r>
+      <w:proofErr w:type="spellStart"/>
       <w:r>
         <w:rPr>
           <w:rFonts w:ascii="Times New Roman" w:hAnsi="Times New Roman" w:cs="Times New Roman"/>
@@ -1404,6 +1801,7 @@
         </w:rPr>
         <w:t>practice_way</w:t>
       </w:r>
+      <w:proofErr w:type="spellEnd"/>
       <w:r>
         <w:rPr>
           <w:rFonts w:ascii="Times New Roman" w:hAnsi="Times New Roman" w:cs="Times New Roman"/>
@@ -1463,6 +1861,7 @@
         </w:rPr>
         <w:t xml:space="preserve"> </w:t>
       </w:r>
+      <w:proofErr w:type="gramStart"/>
       <w:r>
         <w:rPr>
           <w:rFonts w:ascii="Times New Roman" w:hAnsi="Times New Roman" w:cs="Times New Roman"/>
@@ -1489,8 +1888,18 @@
           <w:sz w:val="24"/>
           <w:szCs w:val="24"/>
         </w:rPr>
-        <w:t xml:space="preserve">{{ </w:t>
-      </w:r>
+        <w:t>{</w:t>
+      </w:r>
+      <w:proofErr w:type="gramEnd"/>
+      <w:r>
+        <w:rPr>
+          <w:rFonts w:ascii="Times New Roman" w:hAnsi="Times New Roman" w:cs="Times New Roman"/>
+          <w:sz w:val="24"/>
+          <w:szCs w:val="24"/>
+        </w:rPr>
+        <w:t xml:space="preserve">{ </w:t>
+      </w:r>
+      <w:proofErr w:type="spellStart"/>
       <w:r>
         <w:rPr>
           <w:rFonts w:ascii="Times New Roman" w:hAnsi="Times New Roman" w:cs="Times New Roman"/>
@@ -1499,6 +1908,7 @@
         </w:rPr>
         <w:t>practice_form</w:t>
       </w:r>
+      <w:proofErr w:type="spellEnd"/>
       <w:r>
         <w:rPr>
           <w:rFonts w:ascii="Times New Roman" w:hAnsi="Times New Roman" w:cs="Times New Roman"/>
@@ -1679,7 +2089,27 @@
                 <w:szCs w:val="24"/>
                 <w:lang w:val="en-US"/>
               </w:rPr>
-              <w:t>{%tr for item in competence%}</w:t>
+              <w:t>{%</w:t>
+            </w:r>
+            <w:proofErr w:type="spellStart"/>
+            <w:r>
+              <w:rPr>
+                <w:rFonts w:ascii="Times New Roman" w:hAnsi="Times New Roman" w:cs="Times New Roman"/>
+                <w:sz w:val="24"/>
+                <w:szCs w:val="24"/>
+                <w:lang w:val="en-US"/>
+              </w:rPr>
+              <w:t>tr</w:t>
+            </w:r>
+            <w:proofErr w:type="spellEnd"/>
+            <w:r>
+              <w:rPr>
+                <w:rFonts w:ascii="Times New Roman" w:hAnsi="Times New Roman" w:cs="Times New Roman"/>
+                <w:sz w:val="24"/>
+                <w:szCs w:val="24"/>
+                <w:lang w:val="en-US"/>
+              </w:rPr>
+              <w:t xml:space="preserve"> for item in competence%}</w:t>
             </w:r>
           </w:p>
         </w:tc>
@@ -1712,7 +2142,47 @@
                 <w:szCs w:val="24"/>
                 <w:lang w:val="en-US"/>
               </w:rPr>
-              <w:t>{{item.index}} {{item.content}}</w:t>
+              <w:t>{{</w:t>
+            </w:r>
+            <w:proofErr w:type="spellStart"/>
+            <w:r>
+              <w:rPr>
+                <w:rFonts w:ascii="Times New Roman" w:hAnsi="Times New Roman" w:cs="Times New Roman"/>
+                <w:sz w:val="24"/>
+                <w:szCs w:val="24"/>
+                <w:lang w:val="en-US"/>
+              </w:rPr>
+              <w:t>item.index</w:t>
+            </w:r>
+            <w:proofErr w:type="spellEnd"/>
+            <w:r>
+              <w:rPr>
+                <w:rFonts w:ascii="Times New Roman" w:hAnsi="Times New Roman" w:cs="Times New Roman"/>
+                <w:sz w:val="24"/>
+                <w:szCs w:val="24"/>
+                <w:lang w:val="en-US"/>
+              </w:rPr>
+              <w:t>}} {{</w:t>
+            </w:r>
+            <w:proofErr w:type="spellStart"/>
+            <w:r>
+              <w:rPr>
+                <w:rFonts w:ascii="Times New Roman" w:hAnsi="Times New Roman" w:cs="Times New Roman"/>
+                <w:sz w:val="24"/>
+                <w:szCs w:val="24"/>
+                <w:lang w:val="en-US"/>
+              </w:rPr>
+              <w:t>item.content</w:t>
+            </w:r>
+            <w:proofErr w:type="spellEnd"/>
+            <w:r>
+              <w:rPr>
+                <w:rFonts w:ascii="Times New Roman" w:hAnsi="Times New Roman" w:cs="Times New Roman"/>
+                <w:sz w:val="24"/>
+                <w:szCs w:val="24"/>
+                <w:lang w:val="en-US"/>
+              </w:rPr>
+              <w:t>}}</w:t>
             </w:r>
           </w:p>
         </w:tc>
@@ -1744,7 +2214,27 @@
                 <w:szCs w:val="24"/>
                 <w:lang w:val="en-US"/>
               </w:rPr>
-              <w:t>{{ item.indicators }}</w:t>
+              <w:t xml:space="preserve">{{ </w:t>
+            </w:r>
+            <w:proofErr w:type="spellStart"/>
+            <w:r>
+              <w:rPr>
+                <w:rFonts w:ascii="Times New Roman" w:hAnsi="Times New Roman" w:cs="Times New Roman"/>
+                <w:sz w:val="24"/>
+                <w:szCs w:val="24"/>
+                <w:lang w:val="en-US"/>
+              </w:rPr>
+              <w:t>item.indicators</w:t>
+            </w:r>
+            <w:proofErr w:type="spellEnd"/>
+            <w:r>
+              <w:rPr>
+                <w:rFonts w:ascii="Times New Roman" w:hAnsi="Times New Roman" w:cs="Times New Roman"/>
+                <w:sz w:val="24"/>
+                <w:szCs w:val="24"/>
+                <w:lang w:val="en-US"/>
+              </w:rPr>
+              <w:t xml:space="preserve"> }}</w:t>
             </w:r>
           </w:p>
         </w:tc>
@@ -1778,7 +2268,47 @@
                 <w:szCs w:val="24"/>
                 <w:lang w:val="en-US"/>
               </w:rPr>
-              <w:t>{%tr endfor %}</w:t>
+              <w:t>{%</w:t>
+            </w:r>
+            <w:proofErr w:type="spellStart"/>
+            <w:r>
+              <w:rPr>
+                <w:rFonts w:ascii="Times New Roman" w:hAnsi="Times New Roman" w:cs="Times New Roman"/>
+                <w:sz w:val="24"/>
+                <w:szCs w:val="24"/>
+                <w:lang w:val="en-US"/>
+              </w:rPr>
+              <w:t>tr</w:t>
+            </w:r>
+            <w:proofErr w:type="spellEnd"/>
+            <w:r>
+              <w:rPr>
+                <w:rFonts w:ascii="Times New Roman" w:hAnsi="Times New Roman" w:cs="Times New Roman"/>
+                <w:sz w:val="24"/>
+                <w:szCs w:val="24"/>
+                <w:lang w:val="en-US"/>
+              </w:rPr>
+              <w:t xml:space="preserve"> </w:t>
+            </w:r>
+            <w:proofErr w:type="spellStart"/>
+            <w:r>
+              <w:rPr>
+                <w:rFonts w:ascii="Times New Roman" w:hAnsi="Times New Roman" w:cs="Times New Roman"/>
+                <w:sz w:val="24"/>
+                <w:szCs w:val="24"/>
+                <w:lang w:val="en-US"/>
+              </w:rPr>
+              <w:t>endfor</w:t>
+            </w:r>
+            <w:proofErr w:type="spellEnd"/>
+            <w:r>
+              <w:rPr>
+                <w:rFonts w:ascii="Times New Roman" w:hAnsi="Times New Roman" w:cs="Times New Roman"/>
+                <w:sz w:val="24"/>
+                <w:szCs w:val="24"/>
+                <w:lang w:val="en-US"/>
+              </w:rPr>
+              <w:t xml:space="preserve"> %}</w:t>
             </w:r>
           </w:p>
         </w:tc>
@@ -1802,7 +2332,29 @@
           <w:sz w:val="24"/>
           <w:szCs w:val="24"/>
         </w:rPr>
-        <w:t>2.2 В результате прохождения практики у обучающихся должны быть сформированы</w:t>
+        <w:t xml:space="preserve">2.2 </w:t>
+      </w:r>
+      <w:proofErr w:type="gramStart"/>
+      <w:r>
+        <w:rPr>
+          <w:rFonts w:ascii="Times New Roman" w:hAnsi="Times New Roman" w:cs="Times New Roman"/>
+          <w:b/>
+          <w:bCs/>
+          <w:sz w:val="24"/>
+          <w:szCs w:val="24"/>
+        </w:rPr>
+        <w:t>В</w:t>
+      </w:r>
+      <w:proofErr w:type="gramEnd"/>
+      <w:r>
+        <w:rPr>
+          <w:rFonts w:ascii="Times New Roman" w:hAnsi="Times New Roman" w:cs="Times New Roman"/>
+          <w:b/>
+          <w:bCs/>
+          <w:sz w:val="24"/>
+          <w:szCs w:val="24"/>
+        </w:rPr>
+        <w:t xml:space="preserve"> результате прохождения практики у обучающихся должны быть сформированы</w:t>
       </w:r>
     </w:p>
     <w:tbl>
@@ -1976,7 +2528,29 @@
                 <w:szCs w:val="24"/>
                 <w:lang w:val="en-US"/>
               </w:rPr>
-              <w:t>{%tr for item in indicators %}</w:t>
+              <w:t>{%</w:t>
+            </w:r>
+            <w:proofErr w:type="spellStart"/>
+            <w:r>
+              <w:rPr>
+                <w:rFonts w:ascii="Times New Roman" w:hAnsi="Times New Roman" w:cs="Times New Roman"/>
+                <w:color w:val="000000" w:themeColor="text1"/>
+                <w:sz w:val="24"/>
+                <w:szCs w:val="24"/>
+                <w:lang w:val="en-US"/>
+              </w:rPr>
+              <w:t>tr</w:t>
+            </w:r>
+            <w:proofErr w:type="spellEnd"/>
+            <w:r>
+              <w:rPr>
+                <w:rFonts w:ascii="Times New Roman" w:hAnsi="Times New Roman" w:cs="Times New Roman"/>
+                <w:color w:val="000000" w:themeColor="text1"/>
+                <w:sz w:val="24"/>
+                <w:szCs w:val="24"/>
+                <w:lang w:val="en-US"/>
+              </w:rPr>
+              <w:t xml:space="preserve"> for item in indicators %}</w:t>
             </w:r>
           </w:p>
         </w:tc>
@@ -2017,7 +2591,31 @@
                 <w:szCs w:val="24"/>
                 <w:lang w:val="en-US"/>
               </w:rPr>
-              <w:t>{{item.index}}</w:t>
+              <w:t>{{</w:t>
+            </w:r>
+            <w:proofErr w:type="spellStart"/>
+            <w:r>
+              <w:rPr>
+                <w:rFonts w:ascii="Times New Roman" w:hAnsi="Times New Roman" w:cs="Times New Roman"/>
+                <w:bCs/>
+                <w:color w:val="000000" w:themeColor="text1"/>
+                <w:sz w:val="24"/>
+                <w:szCs w:val="24"/>
+                <w:lang w:val="en-US"/>
+              </w:rPr>
+              <w:t>item.index</w:t>
+            </w:r>
+            <w:proofErr w:type="spellEnd"/>
+            <w:r>
+              <w:rPr>
+                <w:rFonts w:ascii="Times New Roman" w:hAnsi="Times New Roman" w:cs="Times New Roman"/>
+                <w:bCs/>
+                <w:color w:val="000000" w:themeColor="text1"/>
+                <w:sz w:val="24"/>
+                <w:szCs w:val="24"/>
+                <w:lang w:val="en-US"/>
+              </w:rPr>
+              <w:t>}}</w:t>
             </w:r>
           </w:p>
         </w:tc>
@@ -2053,7 +2651,31 @@
                 <w:szCs w:val="24"/>
                 <w:lang w:val="en-US"/>
               </w:rPr>
-              <w:t>{{item.content}}</w:t>
+              <w:t>{{</w:t>
+            </w:r>
+            <w:proofErr w:type="spellStart"/>
+            <w:r>
+              <w:rPr>
+                <w:rFonts w:ascii="Times New Roman" w:hAnsi="Times New Roman" w:cs="Times New Roman"/>
+                <w:bCs/>
+                <w:color w:val="000000" w:themeColor="text1"/>
+                <w:sz w:val="24"/>
+                <w:szCs w:val="24"/>
+                <w:lang w:val="en-US"/>
+              </w:rPr>
+              <w:t>item.content</w:t>
+            </w:r>
+            <w:proofErr w:type="spellEnd"/>
+            <w:r>
+              <w:rPr>
+                <w:rFonts w:ascii="Times New Roman" w:hAnsi="Times New Roman" w:cs="Times New Roman"/>
+                <w:bCs/>
+                <w:color w:val="000000" w:themeColor="text1"/>
+                <w:sz w:val="24"/>
+                <w:szCs w:val="24"/>
+                <w:lang w:val="en-US"/>
+              </w:rPr>
+              <w:t>}}</w:t>
             </w:r>
           </w:p>
         </w:tc>
@@ -2104,6 +2726,7 @@
               </w:rPr>
               <w:t xml:space="preserve"> </w:t>
             </w:r>
+            <w:proofErr w:type="spellStart"/>
             <w:r>
               <w:rPr>
                 <w:rFonts w:ascii="Times New Roman" w:eastAsia="Times New Roman" w:hAnsi="Times New Roman" w:cs="Times New Roman"/>
@@ -2131,6 +2754,7 @@
               </w:rPr>
               <w:t>know</w:t>
             </w:r>
+            <w:proofErr w:type="spellEnd"/>
             <w:r>
               <w:rPr>
                 <w:rFonts w:ascii="Times New Roman" w:eastAsia="Times New Roman" w:hAnsi="Times New Roman" w:cs="Times New Roman"/>
@@ -2205,6 +2829,7 @@
               </w:rPr>
               <w:t>{{</w:t>
             </w:r>
+            <w:proofErr w:type="spellStart"/>
             <w:r>
               <w:rPr>
                 <w:rFonts w:ascii="Times New Roman" w:hAnsi="Times New Roman" w:cs="Times New Roman"/>
@@ -2238,6 +2863,8 @@
               </w:rPr>
               <w:t>know</w:t>
             </w:r>
+            <w:proofErr w:type="spellEnd"/>
+            <w:proofErr w:type="gramStart"/>
             <w:r>
               <w:rPr>
                 <w:rFonts w:ascii="Times New Roman" w:hAnsi="Times New Roman" w:cs="Times New Roman"/>
@@ -2258,8 +2885,9 @@
                 <w:szCs w:val="24"/>
                 <w:lang w:val="en-US"/>
               </w:rPr>
-              <w:t xml:space="preserve">{% </w:t>
-            </w:r>
+              <w:t>{</w:t>
+            </w:r>
+            <w:proofErr w:type="gramEnd"/>
             <w:r>
               <w:rPr>
                 <w:rFonts w:ascii="Times New Roman" w:hAnsi="Times New Roman" w:cs="Times New Roman"/>
@@ -2269,8 +2897,9 @@
                 <w:szCs w:val="24"/>
                 <w:lang w:val="en-US"/>
               </w:rPr>
-              <w:t>end</w:t>
-            </w:r>
+              <w:t xml:space="preserve">% </w:t>
+            </w:r>
+            <w:proofErr w:type="spellStart"/>
             <w:r>
               <w:rPr>
                 <w:rFonts w:ascii="Times New Roman" w:hAnsi="Times New Roman" w:cs="Times New Roman"/>
@@ -2280,7 +2909,30 @@
                 <w:szCs w:val="24"/>
                 <w:lang w:val="en-US"/>
               </w:rPr>
-              <w:t xml:space="preserve">if </w:t>
+              <w:t>end</w:t>
+            </w:r>
+            <w:r>
+              <w:rPr>
+                <w:rFonts w:ascii="Times New Roman" w:hAnsi="Times New Roman" w:cs="Times New Roman"/>
+                <w:bCs/>
+                <w:color w:val="000000" w:themeColor="text1"/>
+                <w:sz w:val="24"/>
+                <w:szCs w:val="24"/>
+                <w:lang w:val="en-US"/>
+              </w:rPr>
+              <w:t>if</w:t>
+            </w:r>
+            <w:proofErr w:type="spellEnd"/>
+            <w:r>
+              <w:rPr>
+                <w:rFonts w:ascii="Times New Roman" w:hAnsi="Times New Roman" w:cs="Times New Roman"/>
+                <w:bCs/>
+                <w:color w:val="000000" w:themeColor="text1"/>
+                <w:sz w:val="24"/>
+                <w:szCs w:val="24"/>
+                <w:lang w:val="en-US"/>
+              </w:rPr>
+              <w:t xml:space="preserve"> </w:t>
             </w:r>
             <w:r>
               <w:rPr>
@@ -2331,6 +2983,7 @@
               </w:rPr>
               <w:t xml:space="preserve"> </w:t>
             </w:r>
+            <w:proofErr w:type="spellStart"/>
             <w:r>
               <w:rPr>
                 <w:rFonts w:ascii="Times New Roman" w:eastAsia="Times New Roman" w:hAnsi="Times New Roman" w:cs="Times New Roman"/>
@@ -2360,6 +3013,7 @@
               </w:rPr>
               <w:t>able</w:t>
             </w:r>
+            <w:proofErr w:type="spellEnd"/>
             <w:r>
               <w:rPr>
                 <w:rFonts w:ascii="Times New Roman" w:eastAsia="Times New Roman" w:hAnsi="Times New Roman" w:cs="Times New Roman"/>
@@ -2401,6 +3055,7 @@
               </w:rPr>
               <w:t>{{</w:t>
             </w:r>
+            <w:proofErr w:type="spellStart"/>
             <w:r>
               <w:rPr>
                 <w:rFonts w:ascii="Times New Roman" w:hAnsi="Times New Roman" w:cs="Times New Roman"/>
@@ -2434,6 +3089,8 @@
               </w:rPr>
               <w:t>able</w:t>
             </w:r>
+            <w:proofErr w:type="spellEnd"/>
+            <w:proofErr w:type="gramStart"/>
             <w:r>
               <w:rPr>
                 <w:rFonts w:ascii="Times New Roman" w:hAnsi="Times New Roman" w:cs="Times New Roman"/>
@@ -2454,8 +3111,9 @@
                 <w:szCs w:val="24"/>
                 <w:lang w:val="en-US"/>
               </w:rPr>
-              <w:t xml:space="preserve">{% </w:t>
-            </w:r>
+              <w:t>{</w:t>
+            </w:r>
+            <w:proofErr w:type="gramEnd"/>
             <w:r>
               <w:rPr>
                 <w:rFonts w:ascii="Times New Roman" w:hAnsi="Times New Roman" w:cs="Times New Roman"/>
@@ -2465,8 +3123,9 @@
                 <w:szCs w:val="24"/>
                 <w:lang w:val="en-US"/>
               </w:rPr>
-              <w:t>end</w:t>
-            </w:r>
+              <w:t xml:space="preserve">% </w:t>
+            </w:r>
+            <w:proofErr w:type="spellStart"/>
             <w:r>
               <w:rPr>
                 <w:rFonts w:ascii="Times New Roman" w:hAnsi="Times New Roman" w:cs="Times New Roman"/>
@@ -2476,7 +3135,30 @@
                 <w:szCs w:val="24"/>
                 <w:lang w:val="en-US"/>
               </w:rPr>
-              <w:t xml:space="preserve">if </w:t>
+              <w:t>end</w:t>
+            </w:r>
+            <w:r>
+              <w:rPr>
+                <w:rFonts w:ascii="Times New Roman" w:hAnsi="Times New Roman" w:cs="Times New Roman"/>
+                <w:bCs/>
+                <w:color w:val="000000" w:themeColor="text1"/>
+                <w:sz w:val="24"/>
+                <w:szCs w:val="24"/>
+                <w:lang w:val="en-US"/>
+              </w:rPr>
+              <w:t>if</w:t>
+            </w:r>
+            <w:proofErr w:type="spellEnd"/>
+            <w:r>
+              <w:rPr>
+                <w:rFonts w:ascii="Times New Roman" w:hAnsi="Times New Roman" w:cs="Times New Roman"/>
+                <w:bCs/>
+                <w:color w:val="000000" w:themeColor="text1"/>
+                <w:sz w:val="24"/>
+                <w:szCs w:val="24"/>
+                <w:lang w:val="en-US"/>
+              </w:rPr>
+              <w:t xml:space="preserve"> </w:t>
             </w:r>
             <w:r>
               <w:rPr>
@@ -2528,6 +3210,7 @@
               </w:rPr>
               <w:t xml:space="preserve"> </w:t>
             </w:r>
+            <w:proofErr w:type="spellStart"/>
             <w:r>
               <w:rPr>
                 <w:rFonts w:ascii="Times New Roman" w:eastAsia="Times New Roman" w:hAnsi="Times New Roman" w:cs="Times New Roman"/>
@@ -2555,6 +3238,7 @@
               </w:rPr>
               <w:t>own</w:t>
             </w:r>
+            <w:proofErr w:type="spellEnd"/>
             <w:r>
               <w:rPr>
                 <w:rFonts w:ascii="Times New Roman" w:eastAsia="Times New Roman" w:hAnsi="Times New Roman" w:cs="Times New Roman"/>
@@ -2598,6 +3282,7 @@
               </w:rPr>
               <w:t>{{</w:t>
             </w:r>
+            <w:proofErr w:type="spellStart"/>
             <w:r>
               <w:rPr>
                 <w:rFonts w:ascii="Times New Roman" w:hAnsi="Times New Roman" w:cs="Times New Roman"/>
@@ -2631,6 +3316,8 @@
               </w:rPr>
               <w:t>own</w:t>
             </w:r>
+            <w:proofErr w:type="spellEnd"/>
+            <w:proofErr w:type="gramStart"/>
             <w:r>
               <w:rPr>
                 <w:rFonts w:ascii="Times New Roman" w:hAnsi="Times New Roman" w:cs="Times New Roman"/>
@@ -2651,8 +3338,9 @@
                 <w:szCs w:val="24"/>
                 <w:lang w:val="en-US"/>
               </w:rPr>
-              <w:t xml:space="preserve">{% </w:t>
-            </w:r>
+              <w:t>{</w:t>
+            </w:r>
+            <w:proofErr w:type="gramEnd"/>
             <w:r>
               <w:rPr>
                 <w:rFonts w:ascii="Times New Roman" w:hAnsi="Times New Roman" w:cs="Times New Roman"/>
@@ -2662,8 +3350,9 @@
                 <w:szCs w:val="24"/>
                 <w:lang w:val="en-US"/>
               </w:rPr>
-              <w:t>end</w:t>
-            </w:r>
+              <w:t xml:space="preserve">% </w:t>
+            </w:r>
+            <w:proofErr w:type="spellStart"/>
             <w:r>
               <w:rPr>
                 <w:rFonts w:ascii="Times New Roman" w:hAnsi="Times New Roman" w:cs="Times New Roman"/>
@@ -2673,7 +3362,30 @@
                 <w:szCs w:val="24"/>
                 <w:lang w:val="en-US"/>
               </w:rPr>
-              <w:t xml:space="preserve">if </w:t>
+              <w:t>end</w:t>
+            </w:r>
+            <w:r>
+              <w:rPr>
+                <w:rFonts w:ascii="Times New Roman" w:hAnsi="Times New Roman" w:cs="Times New Roman"/>
+                <w:bCs/>
+                <w:color w:val="000000" w:themeColor="text1"/>
+                <w:sz w:val="24"/>
+                <w:szCs w:val="24"/>
+                <w:lang w:val="en-US"/>
+              </w:rPr>
+              <w:t>if</w:t>
+            </w:r>
+            <w:proofErr w:type="spellEnd"/>
+            <w:r>
+              <w:rPr>
+                <w:rFonts w:ascii="Times New Roman" w:hAnsi="Times New Roman" w:cs="Times New Roman"/>
+                <w:bCs/>
+                <w:color w:val="000000" w:themeColor="text1"/>
+                <w:sz w:val="24"/>
+                <w:szCs w:val="24"/>
+                <w:lang w:val="en-US"/>
+              </w:rPr>
+              <w:t xml:space="preserve"> </w:t>
             </w:r>
             <w:r>
               <w:rPr>
@@ -2724,7 +3436,51 @@
                 <w:szCs w:val="24"/>
                 <w:lang w:val="en-US"/>
               </w:rPr>
-              <w:t>{%tr endfor %}</w:t>
+              <w:t>{%</w:t>
+            </w:r>
+            <w:proofErr w:type="spellStart"/>
+            <w:r>
+              <w:rPr>
+                <w:rFonts w:ascii="Times New Roman" w:hAnsi="Times New Roman" w:cs="Times New Roman"/>
+                <w:color w:val="000000" w:themeColor="text1"/>
+                <w:sz w:val="24"/>
+                <w:szCs w:val="24"/>
+                <w:lang w:val="en-US"/>
+              </w:rPr>
+              <w:t>tr</w:t>
+            </w:r>
+            <w:proofErr w:type="spellEnd"/>
+            <w:r>
+              <w:rPr>
+                <w:rFonts w:ascii="Times New Roman" w:hAnsi="Times New Roman" w:cs="Times New Roman"/>
+                <w:color w:val="000000" w:themeColor="text1"/>
+                <w:sz w:val="24"/>
+                <w:szCs w:val="24"/>
+                <w:lang w:val="en-US"/>
+              </w:rPr>
+              <w:t xml:space="preserve"> </w:t>
+            </w:r>
+            <w:proofErr w:type="spellStart"/>
+            <w:r>
+              <w:rPr>
+                <w:rFonts w:ascii="Times New Roman" w:hAnsi="Times New Roman" w:cs="Times New Roman"/>
+                <w:color w:val="000000" w:themeColor="text1"/>
+                <w:sz w:val="24"/>
+                <w:szCs w:val="24"/>
+                <w:lang w:val="en-US"/>
+              </w:rPr>
+              <w:t>endfor</w:t>
+            </w:r>
+            <w:proofErr w:type="spellEnd"/>
+            <w:r>
+              <w:rPr>
+                <w:rFonts w:ascii="Times New Roman" w:hAnsi="Times New Roman" w:cs="Times New Roman"/>
+                <w:color w:val="000000" w:themeColor="text1"/>
+                <w:sz w:val="24"/>
+                <w:szCs w:val="24"/>
+                <w:lang w:val="en-US"/>
+              </w:rPr>
+              <w:t xml:space="preserve"> %}</w:t>
             </w:r>
           </w:p>
         </w:tc>
@@ -3025,7 +3781,27 @@
                 <w:szCs w:val="24"/>
                 <w:lang w:val="en-US" w:eastAsia="ru-RU"/>
               </w:rPr>
-              <w:t>{%tr for item in semesters %}</w:t>
+              <w:t>{%</w:t>
+            </w:r>
+            <w:proofErr w:type="spellStart"/>
+            <w:r>
+              <w:rPr>
+                <w:rFonts w:ascii="Times New Roman" w:hAnsi="Times New Roman" w:cs="Times New Roman"/>
+                <w:sz w:val="24"/>
+                <w:szCs w:val="24"/>
+                <w:lang w:val="en-US" w:eastAsia="ru-RU"/>
+              </w:rPr>
+              <w:t>tr</w:t>
+            </w:r>
+            <w:proofErr w:type="spellEnd"/>
+            <w:r>
+              <w:rPr>
+                <w:rFonts w:ascii="Times New Roman" w:hAnsi="Times New Roman" w:cs="Times New Roman"/>
+                <w:sz w:val="24"/>
+                <w:szCs w:val="24"/>
+                <w:lang w:val="en-US" w:eastAsia="ru-RU"/>
+              </w:rPr>
+              <w:t xml:space="preserve"> for item in semesters %}</w:t>
             </w:r>
           </w:p>
         </w:tc>
@@ -3086,8 +3862,9 @@
                 <w:szCs w:val="24"/>
                 <w:lang w:val="en-US" w:eastAsia="ru-RU"/>
               </w:rPr>
-              <w:t>{{ item.kurs}}</w:t>
-            </w:r>
+              <w:t xml:space="preserve">{{ </w:t>
+            </w:r>
+            <w:proofErr w:type="spellStart"/>
             <w:r>
               <w:rPr>
                 <w:rFonts w:ascii="Times New Roman" w:hAnsi="Times New Roman" w:cs="Times New Roman"/>
@@ -3095,6 +3872,25 @@
                 <w:szCs w:val="24"/>
                 <w:lang w:val="en-US" w:eastAsia="ru-RU"/>
               </w:rPr>
+              <w:t>item.kurs</w:t>
+            </w:r>
+            <w:proofErr w:type="spellEnd"/>
+            <w:r>
+              <w:rPr>
+                <w:rFonts w:ascii="Times New Roman" w:hAnsi="Times New Roman" w:cs="Times New Roman"/>
+                <w:sz w:val="24"/>
+                <w:szCs w:val="24"/>
+                <w:lang w:val="en-US" w:eastAsia="ru-RU"/>
+              </w:rPr>
+              <w:t>}}</w:t>
+            </w:r>
+            <w:r>
+              <w:rPr>
+                <w:rFonts w:ascii="Times New Roman" w:hAnsi="Times New Roman" w:cs="Times New Roman"/>
+                <w:sz w:val="24"/>
+                <w:szCs w:val="24"/>
+                <w:lang w:val="en-US" w:eastAsia="ru-RU"/>
+              </w:rPr>
               <w:t xml:space="preserve"> </w:t>
             </w:r>
             <w:r>
@@ -3113,7 +3909,27 @@
                 <w:szCs w:val="24"/>
                 <w:lang w:val="en-US" w:eastAsia="ru-RU"/>
               </w:rPr>
-              <w:t xml:space="preserve"> / {{item.num}} </w:t>
+              <w:t xml:space="preserve"> / {{</w:t>
+            </w:r>
+            <w:proofErr w:type="spellStart"/>
+            <w:r>
+              <w:rPr>
+                <w:rFonts w:ascii="Times New Roman" w:hAnsi="Times New Roman" w:cs="Times New Roman"/>
+                <w:sz w:val="24"/>
+                <w:szCs w:val="24"/>
+                <w:lang w:val="en-US" w:eastAsia="ru-RU"/>
+              </w:rPr>
+              <w:t>item.num</w:t>
+            </w:r>
+            <w:proofErr w:type="spellEnd"/>
+            <w:r>
+              <w:rPr>
+                <w:rFonts w:ascii="Times New Roman" w:hAnsi="Times New Roman" w:cs="Times New Roman"/>
+                <w:sz w:val="24"/>
+                <w:szCs w:val="24"/>
+                <w:lang w:val="en-US" w:eastAsia="ru-RU"/>
+              </w:rPr>
+              <w:t xml:space="preserve">}} </w:t>
             </w:r>
             <w:r>
               <w:rPr>
@@ -3150,7 +3966,27 @@
                 <w:szCs w:val="24"/>
                 <w:lang w:val="en-US" w:eastAsia="ru-RU"/>
               </w:rPr>
-              <w:t>{{ item.zet }}</w:t>
+              <w:t xml:space="preserve">{{ </w:t>
+            </w:r>
+            <w:proofErr w:type="spellStart"/>
+            <w:r>
+              <w:rPr>
+                <w:rFonts w:ascii="Times New Roman" w:hAnsi="Times New Roman" w:cs="Times New Roman"/>
+                <w:sz w:val="24"/>
+                <w:szCs w:val="24"/>
+                <w:lang w:val="en-US" w:eastAsia="ru-RU"/>
+              </w:rPr>
+              <w:t>item.zet</w:t>
+            </w:r>
+            <w:proofErr w:type="spellEnd"/>
+            <w:r>
+              <w:rPr>
+                <w:rFonts w:ascii="Times New Roman" w:hAnsi="Times New Roman" w:cs="Times New Roman"/>
+                <w:sz w:val="24"/>
+                <w:szCs w:val="24"/>
+                <w:lang w:val="en-US" w:eastAsia="ru-RU"/>
+              </w:rPr>
+              <w:t xml:space="preserve"> }}</w:t>
             </w:r>
           </w:p>
         </w:tc>
@@ -3178,7 +4014,27 @@
                 <w:szCs w:val="24"/>
                 <w:lang w:val="en-US" w:eastAsia="ru-RU"/>
               </w:rPr>
-              <w:t xml:space="preserve">{{ item.weeks }} </w:t>
+              <w:t xml:space="preserve">{{ </w:t>
+            </w:r>
+            <w:proofErr w:type="spellStart"/>
+            <w:r>
+              <w:rPr>
+                <w:rFonts w:ascii="Times New Roman" w:hAnsi="Times New Roman" w:cs="Times New Roman"/>
+                <w:sz w:val="24"/>
+                <w:szCs w:val="24"/>
+                <w:lang w:val="en-US" w:eastAsia="ru-RU"/>
+              </w:rPr>
+              <w:t>item.weeks</w:t>
+            </w:r>
+            <w:proofErr w:type="spellEnd"/>
+            <w:r>
+              <w:rPr>
+                <w:rFonts w:ascii="Times New Roman" w:hAnsi="Times New Roman" w:cs="Times New Roman"/>
+                <w:sz w:val="24"/>
+                <w:szCs w:val="24"/>
+                <w:lang w:val="en-US" w:eastAsia="ru-RU"/>
+              </w:rPr>
+              <w:t xml:space="preserve"> }} </w:t>
             </w:r>
             <w:r>
               <w:rPr>
@@ -3205,7 +4061,27 @@
                 <w:szCs w:val="24"/>
                 <w:lang w:val="en-US" w:eastAsia="ru-RU"/>
               </w:rPr>
-              <w:t xml:space="preserve">/ {{ item.srs_hours }} </w:t>
+              <w:t xml:space="preserve">/ {{ </w:t>
+            </w:r>
+            <w:proofErr w:type="spellStart"/>
+            <w:r>
+              <w:rPr>
+                <w:rFonts w:ascii="Times New Roman" w:hAnsi="Times New Roman" w:cs="Times New Roman"/>
+                <w:sz w:val="24"/>
+                <w:szCs w:val="24"/>
+                <w:lang w:val="en-US" w:eastAsia="ru-RU"/>
+              </w:rPr>
+              <w:t>item.srs_hours</w:t>
+            </w:r>
+            <w:proofErr w:type="spellEnd"/>
+            <w:r>
+              <w:rPr>
+                <w:rFonts w:ascii="Times New Roman" w:hAnsi="Times New Roman" w:cs="Times New Roman"/>
+                <w:sz w:val="24"/>
+                <w:szCs w:val="24"/>
+                <w:lang w:val="en-US" w:eastAsia="ru-RU"/>
+              </w:rPr>
+              <w:t xml:space="preserve"> }} </w:t>
             </w:r>
             <w:r>
               <w:rPr>
@@ -3244,6 +4120,7 @@
               </w:rPr>
               <w:t xml:space="preserve">{{ </w:t>
             </w:r>
+            <w:proofErr w:type="spellStart"/>
             <w:r>
               <w:rPr>
                 <w:rFonts w:ascii="Times New Roman" w:hAnsi="Times New Roman" w:cs="Times New Roman"/>
@@ -3260,7 +4137,17 @@
                 <w:szCs w:val="24"/>
                 <w:lang w:val="en-US" w:eastAsia="ru-RU"/>
               </w:rPr>
-              <w:t>tic }}</w:t>
+              <w:t>tic</w:t>
+            </w:r>
+            <w:proofErr w:type="spellEnd"/>
+            <w:r>
+              <w:rPr>
+                <w:rFonts w:ascii="Times New Roman" w:hAnsi="Times New Roman" w:cs="Times New Roman"/>
+                <w:sz w:val="24"/>
+                <w:szCs w:val="24"/>
+                <w:lang w:val="en-US" w:eastAsia="ru-RU"/>
+              </w:rPr>
+              <w:t xml:space="preserve"> }}</w:t>
             </w:r>
           </w:p>
         </w:tc>
@@ -3296,6 +4183,7 @@
               </w:rPr>
               <w:t>{%</w:t>
             </w:r>
+            <w:proofErr w:type="spellStart"/>
             <w:r>
               <w:rPr>
                 <w:rFonts w:ascii="Times New Roman" w:hAnsi="Times New Roman" w:cs="Times New Roman"/>
@@ -3305,6 +4193,7 @@
               </w:rPr>
               <w:t>tr</w:t>
             </w:r>
+            <w:proofErr w:type="spellEnd"/>
             <w:r>
               <w:rPr>
                 <w:rFonts w:ascii="Times New Roman" w:hAnsi="Times New Roman" w:cs="Times New Roman"/>
@@ -3312,7 +4201,27 @@
                 <w:szCs w:val="24"/>
                 <w:lang w:val="en-US" w:eastAsia="ru-RU"/>
               </w:rPr>
-              <w:t xml:space="preserve"> endfor %}</w:t>
+              <w:t xml:space="preserve"> </w:t>
+            </w:r>
+            <w:proofErr w:type="spellStart"/>
+            <w:r>
+              <w:rPr>
+                <w:rFonts w:ascii="Times New Roman" w:hAnsi="Times New Roman" w:cs="Times New Roman"/>
+                <w:sz w:val="24"/>
+                <w:szCs w:val="24"/>
+                <w:lang w:val="en-US" w:eastAsia="ru-RU"/>
+              </w:rPr>
+              <w:t>endfor</w:t>
+            </w:r>
+            <w:proofErr w:type="spellEnd"/>
+            <w:r>
+              <w:rPr>
+                <w:rFonts w:ascii="Times New Roman" w:hAnsi="Times New Roman" w:cs="Times New Roman"/>
+                <w:sz w:val="24"/>
+                <w:szCs w:val="24"/>
+                <w:lang w:val="en-US" w:eastAsia="ru-RU"/>
+              </w:rPr>
+              <w:t xml:space="preserve"> %}</w:t>
             </w:r>
           </w:p>
         </w:tc>
@@ -3349,6 +4258,7 @@
           <w:szCs w:val="28"/>
         </w:rPr>
       </w:pPr>
+      <w:proofErr w:type="gramStart"/>
       <w:r>
         <w:rPr>
           <w:rFonts w:ascii="Times New Roman" w:hAnsi="Times New Roman" w:cs="Times New Roman"/>
@@ -3357,14 +4267,25 @@
         </w:rPr>
         <w:t xml:space="preserve">{{ </w:t>
       </w:r>
+      <w:proofErr w:type="spellStart"/>
       <w:r>
         <w:rPr>
           <w:rFonts w:ascii="Times New Roman" w:hAnsi="Times New Roman" w:cs="Times New Roman"/>
           <w:sz w:val="24"/>
           <w:szCs w:val="28"/>
         </w:rPr>
-        <w:t>practice_content_text</w:t>
-      </w:r>
+        <w:t>practice</w:t>
+      </w:r>
+      <w:proofErr w:type="gramEnd"/>
+      <w:r>
+        <w:rPr>
+          <w:rFonts w:ascii="Times New Roman" w:hAnsi="Times New Roman" w:cs="Times New Roman"/>
+          <w:sz w:val="24"/>
+          <w:szCs w:val="28"/>
+        </w:rPr>
+        <w:t>_content_text</w:t>
+      </w:r>
+      <w:proofErr w:type="spellEnd"/>
       <w:r>
         <w:rPr>
           <w:rFonts w:ascii="Times New Roman" w:hAnsi="Times New Roman" w:cs="Times New Roman"/>
@@ -3560,8 +4481,9 @@
                 <w:szCs w:val="24"/>
                 <w:lang w:val="en-US"/>
               </w:rPr>
-              <w:t xml:space="preserve">{%tr for item in </w:t>
-            </w:r>
+              <w:t>{%</w:t>
+            </w:r>
+            <w:proofErr w:type="spellStart"/>
             <w:r>
               <w:rPr>
                 <w:rFonts w:ascii="Times New Roman" w:eastAsia="Times New Roman" w:hAnsi="Times New Roman" w:cs="Times New Roman"/>
@@ -3570,8 +4492,31 @@
                 <w:szCs w:val="24"/>
                 <w:lang w:val="en-US"/>
               </w:rPr>
+              <w:t>tr</w:t>
+            </w:r>
+            <w:proofErr w:type="spellEnd"/>
+            <w:r>
+              <w:rPr>
+                <w:rFonts w:ascii="Times New Roman" w:eastAsia="Times New Roman" w:hAnsi="Times New Roman" w:cs="Times New Roman"/>
+                <w:iCs/>
+                <w:sz w:val="24"/>
+                <w:szCs w:val="24"/>
+                <w:lang w:val="en-US"/>
+              </w:rPr>
+              <w:t xml:space="preserve"> for item in </w:t>
+            </w:r>
+            <w:proofErr w:type="spellStart"/>
+            <w:r>
+              <w:rPr>
+                <w:rFonts w:ascii="Times New Roman" w:eastAsia="Times New Roman" w:hAnsi="Times New Roman" w:cs="Times New Roman"/>
+                <w:iCs/>
+                <w:sz w:val="24"/>
+                <w:szCs w:val="24"/>
+                <w:lang w:val="en-US"/>
+              </w:rPr>
               <w:t>practice_content</w:t>
             </w:r>
+            <w:proofErr w:type="spellEnd"/>
             <w:r>
               <w:rPr>
                 <w:rFonts w:ascii="Times New Roman" w:eastAsia="Times New Roman" w:hAnsi="Times New Roman" w:cs="Times New Roman"/>
@@ -3608,7 +4553,25 @@
                 <w:szCs w:val="24"/>
                 <w:lang w:val="en-US"/>
               </w:rPr>
-              <w:t>{{ item.num }}</w:t>
+              <w:t xml:space="preserve">{{ </w:t>
+            </w:r>
+            <w:proofErr w:type="spellStart"/>
+            <w:r>
+              <w:rPr>
+                <w:rFonts w:eastAsia="Times New Roman"/>
+                <w:szCs w:val="24"/>
+                <w:lang w:val="en-US"/>
+              </w:rPr>
+              <w:t>item.num</w:t>
+            </w:r>
+            <w:proofErr w:type="spellEnd"/>
+            <w:r>
+              <w:rPr>
+                <w:rFonts w:eastAsia="Times New Roman"/>
+                <w:szCs w:val="24"/>
+                <w:lang w:val="en-US"/>
+              </w:rPr>
+              <w:t xml:space="preserve"> }}</w:t>
             </w:r>
           </w:p>
         </w:tc>
@@ -3637,7 +4600,27 @@
                 <w:szCs w:val="24"/>
                 <w:lang w:val="en-US"/>
               </w:rPr>
-              <w:t>{{ item.part }}</w:t>
+              <w:t xml:space="preserve">{{ </w:t>
+            </w:r>
+            <w:proofErr w:type="spellStart"/>
+            <w:r>
+              <w:rPr>
+                <w:rFonts w:ascii="Times New Roman" w:eastAsia="Times New Roman" w:hAnsi="Times New Roman" w:cs="Times New Roman"/>
+                <w:sz w:val="24"/>
+                <w:szCs w:val="24"/>
+                <w:lang w:val="en-US"/>
+              </w:rPr>
+              <w:t>item.part</w:t>
+            </w:r>
+            <w:proofErr w:type="spellEnd"/>
+            <w:r>
+              <w:rPr>
+                <w:rFonts w:ascii="Times New Roman" w:eastAsia="Times New Roman" w:hAnsi="Times New Roman" w:cs="Times New Roman"/>
+                <w:sz w:val="24"/>
+                <w:szCs w:val="24"/>
+                <w:lang w:val="en-US"/>
+              </w:rPr>
+              <w:t xml:space="preserve"> }}</w:t>
             </w:r>
           </w:p>
         </w:tc>
@@ -3666,7 +4649,27 @@
                 <w:szCs w:val="24"/>
                 <w:lang w:val="en-US"/>
               </w:rPr>
-              <w:t>{{ item.content }}</w:t>
+              <w:t xml:space="preserve">{{ </w:t>
+            </w:r>
+            <w:proofErr w:type="spellStart"/>
+            <w:r>
+              <w:rPr>
+                <w:rFonts w:ascii="Times New Roman" w:eastAsia="Times New Roman" w:hAnsi="Times New Roman" w:cs="Times New Roman"/>
+                <w:sz w:val="24"/>
+                <w:szCs w:val="24"/>
+                <w:lang w:val="en-US"/>
+              </w:rPr>
+              <w:t>item.content</w:t>
+            </w:r>
+            <w:proofErr w:type="spellEnd"/>
+            <w:r>
+              <w:rPr>
+                <w:rFonts w:ascii="Times New Roman" w:eastAsia="Times New Roman" w:hAnsi="Times New Roman" w:cs="Times New Roman"/>
+                <w:sz w:val="24"/>
+                <w:szCs w:val="24"/>
+                <w:lang w:val="en-US"/>
+              </w:rPr>
+              <w:t xml:space="preserve"> }}</w:t>
             </w:r>
           </w:p>
         </w:tc>
@@ -3699,7 +4702,47 @@
                 <w:szCs w:val="24"/>
                 <w:lang w:val="en-US"/>
               </w:rPr>
-              <w:t>{%tr endfor %}</w:t>
+              <w:t>{%</w:t>
+            </w:r>
+            <w:proofErr w:type="spellStart"/>
+            <w:r>
+              <w:rPr>
+                <w:rFonts w:ascii="Times New Roman" w:eastAsia="Times New Roman" w:hAnsi="Times New Roman" w:cs="Times New Roman"/>
+                <w:sz w:val="24"/>
+                <w:szCs w:val="24"/>
+                <w:lang w:val="en-US"/>
+              </w:rPr>
+              <w:t>tr</w:t>
+            </w:r>
+            <w:proofErr w:type="spellEnd"/>
+            <w:r>
+              <w:rPr>
+                <w:rFonts w:ascii="Times New Roman" w:eastAsia="Times New Roman" w:hAnsi="Times New Roman" w:cs="Times New Roman"/>
+                <w:sz w:val="24"/>
+                <w:szCs w:val="24"/>
+                <w:lang w:val="en-US"/>
+              </w:rPr>
+              <w:t xml:space="preserve"> </w:t>
+            </w:r>
+            <w:proofErr w:type="spellStart"/>
+            <w:r>
+              <w:rPr>
+                <w:rFonts w:ascii="Times New Roman" w:eastAsia="Times New Roman" w:hAnsi="Times New Roman" w:cs="Times New Roman"/>
+                <w:sz w:val="24"/>
+                <w:szCs w:val="24"/>
+                <w:lang w:val="en-US"/>
+              </w:rPr>
+              <w:t>endfor</w:t>
+            </w:r>
+            <w:proofErr w:type="spellEnd"/>
+            <w:r>
+              <w:rPr>
+                <w:rFonts w:ascii="Times New Roman" w:eastAsia="Times New Roman" w:hAnsi="Times New Roman" w:cs="Times New Roman"/>
+                <w:sz w:val="24"/>
+                <w:szCs w:val="24"/>
+                <w:lang w:val="en-US"/>
+              </w:rPr>
+              <w:t xml:space="preserve"> %}</w:t>
             </w:r>
           </w:p>
         </w:tc>
@@ -3838,6 +4881,8 @@
         </w:rPr>
         <w:t xml:space="preserve"> </w:t>
       </w:r>
+      <w:proofErr w:type="spellStart"/>
+      <w:proofErr w:type="gramStart"/>
       <w:r>
         <w:rPr>
           <w:rFonts w:ascii="Times New Roman" w:hAnsi="Times New Roman" w:cs="Times New Roman"/>
@@ -3869,7 +4914,31 @@
           <w:szCs w:val="24"/>
           <w:lang w:val="en-US"/>
         </w:rPr>
-        <w:t>items()</w:t>
+        <w:t>items</w:t>
+      </w:r>
+      <w:proofErr w:type="spellEnd"/>
+      <w:r>
+        <w:rPr>
+          <w:rFonts w:ascii="Times New Roman" w:hAnsi="Times New Roman" w:cs="Times New Roman"/>
+          <w:b/>
+          <w:bCs/>
+          <w:sz w:val="24"/>
+          <w:szCs w:val="24"/>
+          <w:lang w:val="en-US"/>
+        </w:rPr>
+        <w:t>(</w:t>
+      </w:r>
+      <w:proofErr w:type="gramEnd"/>
+      <w:r>
+        <w:rPr>
+          <w:rFonts w:ascii="Times New Roman" w:hAnsi="Times New Roman" w:cs="Times New Roman"/>
+          <w:b/>
+          <w:bCs/>
+          <w:sz w:val="24"/>
+          <w:szCs w:val="24"/>
+          <w:lang w:val="en-US"/>
+        </w:rPr>
+        <w:t>)</w:t>
       </w:r>
       <w:r>
         <w:rPr>
@@ -3939,6 +5008,7 @@
         </w:rPr>
         <w:t xml:space="preserve"> № </w:t>
       </w:r>
+      <w:proofErr w:type="gramStart"/>
       <w:r>
         <w:rPr>
           <w:rFonts w:ascii="Times New Roman" w:hAnsi="Times New Roman" w:cs="Times New Roman"/>
@@ -3949,7 +5019,20 @@
           <w:u w:val="single"/>
           <w:lang w:val="en-US"/>
         </w:rPr>
-        <w:t>{{ key }}</w:t>
+        <w:t>{{ key</w:t>
+      </w:r>
+      <w:proofErr w:type="gramEnd"/>
+      <w:r>
+        <w:rPr>
+          <w:rFonts w:ascii="Times New Roman" w:hAnsi="Times New Roman" w:cs="Times New Roman"/>
+          <w:b/>
+          <w:bCs/>
+          <w:sz w:val="24"/>
+          <w:szCs w:val="24"/>
+          <w:u w:val="single"/>
+          <w:lang w:val="en-US"/>
+        </w:rPr>
+        <w:t xml:space="preserve"> }}</w:t>
       </w:r>
     </w:p>
     <w:tbl>
@@ -4827,7 +5910,47 @@
                 <w:szCs w:val="20"/>
                 <w:lang w:val="en-US"/>
               </w:rPr>
-              <w:t>{%tr for i in items %}</w:t>
+              <w:t>{%</w:t>
+            </w:r>
+            <w:proofErr w:type="spellStart"/>
+            <w:r>
+              <w:rPr>
+                <w:rFonts w:ascii="Times New Roman" w:hAnsi="Times New Roman" w:cs="Times New Roman"/>
+                <w:sz w:val="20"/>
+                <w:szCs w:val="20"/>
+                <w:lang w:val="en-US"/>
+              </w:rPr>
+              <w:t>tr</w:t>
+            </w:r>
+            <w:proofErr w:type="spellEnd"/>
+            <w:r>
+              <w:rPr>
+                <w:rFonts w:ascii="Times New Roman" w:hAnsi="Times New Roman" w:cs="Times New Roman"/>
+                <w:sz w:val="20"/>
+                <w:szCs w:val="20"/>
+                <w:lang w:val="en-US"/>
+              </w:rPr>
+              <w:t xml:space="preserve"> for </w:t>
+            </w:r>
+            <w:proofErr w:type="spellStart"/>
+            <w:r>
+              <w:rPr>
+                <w:rFonts w:ascii="Times New Roman" w:hAnsi="Times New Roman" w:cs="Times New Roman"/>
+                <w:sz w:val="20"/>
+                <w:szCs w:val="20"/>
+                <w:lang w:val="en-US"/>
+              </w:rPr>
+              <w:t>i</w:t>
+            </w:r>
+            <w:proofErr w:type="spellEnd"/>
+            <w:r>
+              <w:rPr>
+                <w:rFonts w:ascii="Times New Roman" w:hAnsi="Times New Roman" w:cs="Times New Roman"/>
+                <w:sz w:val="20"/>
+                <w:szCs w:val="20"/>
+                <w:lang w:val="en-US"/>
+              </w:rPr>
+              <w:t xml:space="preserve"> in items %}</w:t>
             </w:r>
           </w:p>
         </w:tc>
@@ -4854,7 +5977,27 @@
                 <w:szCs w:val="20"/>
                 <w:lang w:val="en-US"/>
               </w:rPr>
-              <w:t>{{ i.num}}</w:t>
+              <w:t xml:space="preserve">{{ </w:t>
+            </w:r>
+            <w:proofErr w:type="spellStart"/>
+            <w:r>
+              <w:rPr>
+                <w:rFonts w:ascii="Times New Roman" w:hAnsi="Times New Roman" w:cs="Times New Roman"/>
+                <w:sz w:val="20"/>
+                <w:szCs w:val="20"/>
+                <w:lang w:val="en-US"/>
+              </w:rPr>
+              <w:t>i.num</w:t>
+            </w:r>
+            <w:proofErr w:type="spellEnd"/>
+            <w:r>
+              <w:rPr>
+                <w:rFonts w:ascii="Times New Roman" w:hAnsi="Times New Roman" w:cs="Times New Roman"/>
+                <w:sz w:val="20"/>
+                <w:szCs w:val="20"/>
+                <w:lang w:val="en-US"/>
+              </w:rPr>
+              <w:t>}}</w:t>
             </w:r>
           </w:p>
         </w:tc>
@@ -4904,7 +6047,27 @@
                 <w:szCs w:val="20"/>
                 <w:lang w:val="en-US"/>
               </w:rPr>
-              <w:t>{{ i.lekc }}</w:t>
+              <w:t xml:space="preserve">{{ </w:t>
+            </w:r>
+            <w:proofErr w:type="spellStart"/>
+            <w:r>
+              <w:rPr>
+                <w:rFonts w:ascii="Times New Roman" w:hAnsi="Times New Roman" w:cs="Times New Roman"/>
+                <w:sz w:val="20"/>
+                <w:szCs w:val="20"/>
+                <w:lang w:val="en-US"/>
+              </w:rPr>
+              <w:t>i.lekc</w:t>
+            </w:r>
+            <w:proofErr w:type="spellEnd"/>
+            <w:r>
+              <w:rPr>
+                <w:rFonts w:ascii="Times New Roman" w:hAnsi="Times New Roman" w:cs="Times New Roman"/>
+                <w:sz w:val="20"/>
+                <w:szCs w:val="20"/>
+                <w:lang w:val="en-US"/>
+              </w:rPr>
+              <w:t xml:space="preserve"> }}</w:t>
             </w:r>
           </w:p>
         </w:tc>
@@ -4930,7 +6093,27 @@
                 <w:szCs w:val="20"/>
                 <w:lang w:val="en-US"/>
               </w:rPr>
-              <w:t>{{ i.lekc_hours}}</w:t>
+              <w:t xml:space="preserve">{{ </w:t>
+            </w:r>
+            <w:proofErr w:type="spellStart"/>
+            <w:r>
+              <w:rPr>
+                <w:rFonts w:ascii="Times New Roman" w:hAnsi="Times New Roman" w:cs="Times New Roman"/>
+                <w:sz w:val="20"/>
+                <w:szCs w:val="20"/>
+                <w:lang w:val="en-US"/>
+              </w:rPr>
+              <w:t>i.lekc_hours</w:t>
+            </w:r>
+            <w:proofErr w:type="spellEnd"/>
+            <w:r>
+              <w:rPr>
+                <w:rFonts w:ascii="Times New Roman" w:hAnsi="Times New Roman" w:cs="Times New Roman"/>
+                <w:sz w:val="20"/>
+                <w:szCs w:val="20"/>
+                <w:lang w:val="en-US"/>
+              </w:rPr>
+              <w:t>}}</w:t>
             </w:r>
           </w:p>
         </w:tc>
@@ -4956,7 +6139,27 @@
                 <w:szCs w:val="20"/>
                 <w:lang w:val="en-US"/>
               </w:rPr>
-              <w:t>{{ i.lab }}</w:t>
+              <w:t xml:space="preserve">{{ </w:t>
+            </w:r>
+            <w:proofErr w:type="spellStart"/>
+            <w:r>
+              <w:rPr>
+                <w:rFonts w:ascii="Times New Roman" w:hAnsi="Times New Roman" w:cs="Times New Roman"/>
+                <w:sz w:val="20"/>
+                <w:szCs w:val="20"/>
+                <w:lang w:val="en-US"/>
+              </w:rPr>
+              <w:t>i.lab</w:t>
+            </w:r>
+            <w:proofErr w:type="spellEnd"/>
+            <w:r>
+              <w:rPr>
+                <w:rFonts w:ascii="Times New Roman" w:hAnsi="Times New Roman" w:cs="Times New Roman"/>
+                <w:sz w:val="20"/>
+                <w:szCs w:val="20"/>
+                <w:lang w:val="en-US"/>
+              </w:rPr>
+              <w:t xml:space="preserve"> }}</w:t>
             </w:r>
           </w:p>
         </w:tc>
@@ -4982,7 +6185,27 @@
                 <w:szCs w:val="20"/>
                 <w:lang w:val="en-US"/>
               </w:rPr>
-              <w:t>{{ i.lab_hours }}</w:t>
+              <w:t xml:space="preserve">{{ </w:t>
+            </w:r>
+            <w:proofErr w:type="spellStart"/>
+            <w:r>
+              <w:rPr>
+                <w:rFonts w:ascii="Times New Roman" w:hAnsi="Times New Roman" w:cs="Times New Roman"/>
+                <w:sz w:val="20"/>
+                <w:szCs w:val="20"/>
+                <w:lang w:val="en-US"/>
+              </w:rPr>
+              <w:t>i.lab_hours</w:t>
+            </w:r>
+            <w:proofErr w:type="spellEnd"/>
+            <w:r>
+              <w:rPr>
+                <w:rFonts w:ascii="Times New Roman" w:hAnsi="Times New Roman" w:cs="Times New Roman"/>
+                <w:sz w:val="20"/>
+                <w:szCs w:val="20"/>
+                <w:lang w:val="en-US"/>
+              </w:rPr>
+              <w:t xml:space="preserve"> }}</w:t>
             </w:r>
           </w:p>
         </w:tc>
@@ -5034,7 +6257,27 @@
                 <w:szCs w:val="20"/>
                 <w:lang w:val="en-US"/>
               </w:rPr>
-              <w:t>{{ i.pr_hours }}</w:t>
+              <w:t xml:space="preserve">{{ </w:t>
+            </w:r>
+            <w:proofErr w:type="spellStart"/>
+            <w:r>
+              <w:rPr>
+                <w:rFonts w:ascii="Times New Roman" w:hAnsi="Times New Roman" w:cs="Times New Roman"/>
+                <w:sz w:val="20"/>
+                <w:szCs w:val="20"/>
+                <w:lang w:val="en-US"/>
+              </w:rPr>
+              <w:t>i.pr_hours</w:t>
+            </w:r>
+            <w:proofErr w:type="spellEnd"/>
+            <w:r>
+              <w:rPr>
+                <w:rFonts w:ascii="Times New Roman" w:hAnsi="Times New Roman" w:cs="Times New Roman"/>
+                <w:sz w:val="20"/>
+                <w:szCs w:val="20"/>
+                <w:lang w:val="en-US"/>
+              </w:rPr>
+              <w:t xml:space="preserve"> }}</w:t>
             </w:r>
           </w:p>
         </w:tc>
@@ -5060,7 +6303,27 @@
                 <w:szCs w:val="20"/>
                 <w:lang w:val="en-US"/>
               </w:rPr>
-              <w:t>{{ i.srs }}</w:t>
+              <w:t xml:space="preserve">{{ </w:t>
+            </w:r>
+            <w:proofErr w:type="spellStart"/>
+            <w:r>
+              <w:rPr>
+                <w:rFonts w:ascii="Times New Roman" w:hAnsi="Times New Roman" w:cs="Times New Roman"/>
+                <w:sz w:val="20"/>
+                <w:szCs w:val="20"/>
+                <w:lang w:val="en-US"/>
+              </w:rPr>
+              <w:t>i.srs</w:t>
+            </w:r>
+            <w:proofErr w:type="spellEnd"/>
+            <w:r>
+              <w:rPr>
+                <w:rFonts w:ascii="Times New Roman" w:hAnsi="Times New Roman" w:cs="Times New Roman"/>
+                <w:sz w:val="20"/>
+                <w:szCs w:val="20"/>
+                <w:lang w:val="en-US"/>
+              </w:rPr>
+              <w:t xml:space="preserve"> }}</w:t>
             </w:r>
           </w:p>
         </w:tc>
@@ -5086,7 +6349,27 @@
                 <w:szCs w:val="20"/>
                 <w:lang w:val="en-US"/>
               </w:rPr>
-              <w:t>{{ i.srs_hours }}</w:t>
+              <w:t xml:space="preserve">{{ </w:t>
+            </w:r>
+            <w:proofErr w:type="spellStart"/>
+            <w:r>
+              <w:rPr>
+                <w:rFonts w:ascii="Times New Roman" w:hAnsi="Times New Roman" w:cs="Times New Roman"/>
+                <w:sz w:val="20"/>
+                <w:szCs w:val="20"/>
+                <w:lang w:val="en-US"/>
+              </w:rPr>
+              <w:t>i.srs_hours</w:t>
+            </w:r>
+            <w:proofErr w:type="spellEnd"/>
+            <w:r>
+              <w:rPr>
+                <w:rFonts w:ascii="Times New Roman" w:hAnsi="Times New Roman" w:cs="Times New Roman"/>
+                <w:sz w:val="20"/>
+                <w:szCs w:val="20"/>
+                <w:lang w:val="en-US"/>
+              </w:rPr>
+              <w:t xml:space="preserve"> }}</w:t>
             </w:r>
           </w:p>
         </w:tc>
@@ -5112,7 +6395,27 @@
                 <w:szCs w:val="20"/>
                 <w:lang w:val="en-US"/>
               </w:rPr>
-              <w:t>{{ i.tic }}</w:t>
+              <w:t xml:space="preserve">{{ </w:t>
+            </w:r>
+            <w:proofErr w:type="spellStart"/>
+            <w:r>
+              <w:rPr>
+                <w:rFonts w:ascii="Times New Roman" w:hAnsi="Times New Roman" w:cs="Times New Roman"/>
+                <w:sz w:val="20"/>
+                <w:szCs w:val="20"/>
+                <w:lang w:val="en-US"/>
+              </w:rPr>
+              <w:t>i.tic</w:t>
+            </w:r>
+            <w:proofErr w:type="spellEnd"/>
+            <w:r>
+              <w:rPr>
+                <w:rFonts w:ascii="Times New Roman" w:hAnsi="Times New Roman" w:cs="Times New Roman"/>
+                <w:sz w:val="20"/>
+                <w:szCs w:val="20"/>
+                <w:lang w:val="en-US"/>
+              </w:rPr>
+              <w:t xml:space="preserve"> }}</w:t>
             </w:r>
           </w:p>
         </w:tc>
@@ -5158,7 +6461,47 @@
                 <w:szCs w:val="20"/>
                 <w:lang w:val="en-US"/>
               </w:rPr>
-              <w:t>{%tr endfor %}</w:t>
+              <w:t>{%</w:t>
+            </w:r>
+            <w:proofErr w:type="spellStart"/>
+            <w:r>
+              <w:rPr>
+                <w:rFonts w:ascii="Times New Roman" w:hAnsi="Times New Roman" w:cs="Times New Roman"/>
+                <w:sz w:val="20"/>
+                <w:szCs w:val="20"/>
+                <w:lang w:val="en-US"/>
+              </w:rPr>
+              <w:t>tr</w:t>
+            </w:r>
+            <w:proofErr w:type="spellEnd"/>
+            <w:r>
+              <w:rPr>
+                <w:rFonts w:ascii="Times New Roman" w:hAnsi="Times New Roman" w:cs="Times New Roman"/>
+                <w:sz w:val="20"/>
+                <w:szCs w:val="20"/>
+                <w:lang w:val="en-US"/>
+              </w:rPr>
+              <w:t xml:space="preserve"> </w:t>
+            </w:r>
+            <w:proofErr w:type="spellStart"/>
+            <w:r>
+              <w:rPr>
+                <w:rFonts w:ascii="Times New Roman" w:hAnsi="Times New Roman" w:cs="Times New Roman"/>
+                <w:sz w:val="20"/>
+                <w:szCs w:val="20"/>
+                <w:lang w:val="en-US"/>
+              </w:rPr>
+              <w:t>endfor</w:t>
+            </w:r>
+            <w:proofErr w:type="spellEnd"/>
+            <w:r>
+              <w:rPr>
+                <w:rFonts w:ascii="Times New Roman" w:hAnsi="Times New Roman" w:cs="Times New Roman"/>
+                <w:sz w:val="20"/>
+                <w:szCs w:val="20"/>
+                <w:lang w:val="en-US"/>
+              </w:rPr>
+              <w:t xml:space="preserve"> %}</w:t>
             </w:r>
           </w:p>
         </w:tc>
@@ -5182,6 +6525,7 @@
         </w:rPr>
         <w:t xml:space="preserve">{% </w:t>
       </w:r>
+      <w:proofErr w:type="spellStart"/>
       <w:r>
         <w:rPr>
           <w:rFonts w:ascii="Times New Roman" w:hAnsi="Times New Roman" w:cs="Times New Roman"/>
@@ -5191,6 +6535,7 @@
         </w:rPr>
         <w:t>endfor</w:t>
       </w:r>
+      <w:proofErr w:type="spellEnd"/>
       <w:r>
         <w:rPr>
           <w:rFonts w:ascii="Times New Roman" w:hAnsi="Times New Roman" w:cs="Times New Roman"/>
@@ -5200,6 +6545,7 @@
         </w:rPr>
         <w:t xml:space="preserve"> </w:t>
       </w:r>
+      <w:proofErr w:type="gramStart"/>
       <w:r>
         <w:rPr>
           <w:rFonts w:ascii="Times New Roman" w:hAnsi="Times New Roman" w:cs="Times New Roman"/>
@@ -5216,7 +6562,17 @@
           <w:szCs w:val="24"/>
           <w:lang w:val="en-US"/>
         </w:rPr>
-        <w:t>%}</w:t>
+        <w:t>%</w:t>
+      </w:r>
+      <w:proofErr w:type="gramEnd"/>
+      <w:r>
+        <w:rPr>
+          <w:rFonts w:ascii="Times New Roman" w:hAnsi="Times New Roman" w:cs="Times New Roman"/>
+          <w:sz w:val="24"/>
+          <w:szCs w:val="24"/>
+          <w:lang w:val="en-US"/>
+        </w:rPr>
+        <w:t>}</w:t>
       </w:r>
     </w:p>
     <w:p>
@@ -5401,6 +6757,8 @@
         </w:rPr>
         <w:t xml:space="preserve"> </w:t>
       </w:r>
+      <w:proofErr w:type="spellStart"/>
+      <w:proofErr w:type="gramStart"/>
       <w:r>
         <w:rPr>
           <w:rFonts w:ascii="Times New Roman" w:hAnsi="Times New Roman" w:cs="Times New Roman"/>
@@ -5434,16 +6792,29 @@
         </w:rPr>
         <w:t>items</w:t>
       </w:r>
-      <w:r>
-        <w:rPr>
-          <w:rFonts w:ascii="Times New Roman" w:hAnsi="Times New Roman" w:cs="Times New Roman"/>
-          <w:b/>
-          <w:bCs/>
-          <w:sz w:val="24"/>
-          <w:szCs w:val="24"/>
-          <w:lang w:val="en-US"/>
-        </w:rPr>
-        <w:t>() -%}</w:t>
+      <w:proofErr w:type="spellEnd"/>
+      <w:r>
+        <w:rPr>
+          <w:rFonts w:ascii="Times New Roman" w:hAnsi="Times New Roman" w:cs="Times New Roman"/>
+          <w:b/>
+          <w:bCs/>
+          <w:sz w:val="24"/>
+          <w:szCs w:val="24"/>
+          <w:lang w:val="en-US"/>
+        </w:rPr>
+        <w:t>(</w:t>
+      </w:r>
+      <w:proofErr w:type="gramEnd"/>
+      <w:r>
+        <w:rPr>
+          <w:rFonts w:ascii="Times New Roman" w:hAnsi="Times New Roman" w:cs="Times New Roman"/>
+          <w:b/>
+          <w:bCs/>
+          <w:sz w:val="24"/>
+          <w:szCs w:val="24"/>
+          <w:lang w:val="en-US"/>
+        </w:rPr>
+        <w:t>) -%}</w:t>
       </w:r>
     </w:p>
     <w:p>
@@ -5480,6 +6851,7 @@
         </w:rPr>
         <w:t xml:space="preserve"> № </w:t>
       </w:r>
+      <w:proofErr w:type="gramStart"/>
       <w:r>
         <w:rPr>
           <w:rFonts w:ascii="Times New Roman" w:hAnsi="Times New Roman" w:cs="Times New Roman"/>
@@ -5490,7 +6862,20 @@
           <w:u w:val="single"/>
           <w:lang w:val="en-US"/>
         </w:rPr>
-        <w:t>{{ key }}</w:t>
+        <w:t>{{ key</w:t>
+      </w:r>
+      <w:proofErr w:type="gramEnd"/>
+      <w:r>
+        <w:rPr>
+          <w:rFonts w:ascii="Times New Roman" w:hAnsi="Times New Roman" w:cs="Times New Roman"/>
+          <w:b/>
+          <w:bCs/>
+          <w:sz w:val="24"/>
+          <w:szCs w:val="24"/>
+          <w:u w:val="single"/>
+          <w:lang w:val="en-US"/>
+        </w:rPr>
+        <w:t xml:space="preserve"> }}</w:t>
       </w:r>
     </w:p>
     <w:tbl>
@@ -5604,7 +6989,47 @@
                 <w:szCs w:val="24"/>
                 <w:lang w:val="en-US"/>
               </w:rPr>
-              <w:t>{%tr for i in items %}</w:t>
+              <w:t>{%</w:t>
+            </w:r>
+            <w:proofErr w:type="spellStart"/>
+            <w:r>
+              <w:rPr>
+                <w:rFonts w:ascii="Times New Roman" w:hAnsi="Times New Roman" w:cs="Times New Roman"/>
+                <w:sz w:val="24"/>
+                <w:szCs w:val="24"/>
+                <w:lang w:val="en-US"/>
+              </w:rPr>
+              <w:t>tr</w:t>
+            </w:r>
+            <w:proofErr w:type="spellEnd"/>
+            <w:r>
+              <w:rPr>
+                <w:rFonts w:ascii="Times New Roman" w:hAnsi="Times New Roman" w:cs="Times New Roman"/>
+                <w:sz w:val="24"/>
+                <w:szCs w:val="24"/>
+                <w:lang w:val="en-US"/>
+              </w:rPr>
+              <w:t xml:space="preserve"> for </w:t>
+            </w:r>
+            <w:proofErr w:type="spellStart"/>
+            <w:r>
+              <w:rPr>
+                <w:rFonts w:ascii="Times New Roman" w:hAnsi="Times New Roman" w:cs="Times New Roman"/>
+                <w:sz w:val="24"/>
+                <w:szCs w:val="24"/>
+                <w:lang w:val="en-US"/>
+              </w:rPr>
+              <w:t>i</w:t>
+            </w:r>
+            <w:proofErr w:type="spellEnd"/>
+            <w:r>
+              <w:rPr>
+                <w:rFonts w:ascii="Times New Roman" w:hAnsi="Times New Roman" w:cs="Times New Roman"/>
+                <w:sz w:val="24"/>
+                <w:szCs w:val="24"/>
+                <w:lang w:val="en-US"/>
+              </w:rPr>
+              <w:t xml:space="preserve"> in items %}</w:t>
             </w:r>
           </w:p>
         </w:tc>
@@ -5630,7 +7055,27 @@
                 <w:szCs w:val="24"/>
                 <w:lang w:val="en-US"/>
               </w:rPr>
-              <w:t>{{ i.num }}</w:t>
+              <w:t xml:space="preserve">{{ </w:t>
+            </w:r>
+            <w:proofErr w:type="spellStart"/>
+            <w:r>
+              <w:rPr>
+                <w:rFonts w:ascii="Times New Roman" w:hAnsi="Times New Roman" w:cs="Times New Roman"/>
+                <w:sz w:val="24"/>
+                <w:szCs w:val="24"/>
+                <w:lang w:val="en-US"/>
+              </w:rPr>
+              <w:t>i.num</w:t>
+            </w:r>
+            <w:proofErr w:type="spellEnd"/>
+            <w:r>
+              <w:rPr>
+                <w:rFonts w:ascii="Times New Roman" w:hAnsi="Times New Roman" w:cs="Times New Roman"/>
+                <w:sz w:val="24"/>
+                <w:szCs w:val="24"/>
+                <w:lang w:val="en-US"/>
+              </w:rPr>
+              <w:t xml:space="preserve"> }}</w:t>
             </w:r>
           </w:p>
         </w:tc>
@@ -5678,7 +7123,27 @@
                 <w:szCs w:val="24"/>
                 <w:lang w:val="en-US"/>
               </w:rPr>
-              <w:t>{{ i.comment }}</w:t>
+              <w:t xml:space="preserve">{{ </w:t>
+            </w:r>
+            <w:proofErr w:type="spellStart"/>
+            <w:r>
+              <w:rPr>
+                <w:rFonts w:ascii="Times New Roman" w:hAnsi="Times New Roman" w:cs="Times New Roman"/>
+                <w:sz w:val="24"/>
+                <w:szCs w:val="24"/>
+                <w:lang w:val="en-US"/>
+              </w:rPr>
+              <w:t>i.comment</w:t>
+            </w:r>
+            <w:proofErr w:type="spellEnd"/>
+            <w:r>
+              <w:rPr>
+                <w:rFonts w:ascii="Times New Roman" w:hAnsi="Times New Roman" w:cs="Times New Roman"/>
+                <w:sz w:val="24"/>
+                <w:szCs w:val="24"/>
+                <w:lang w:val="en-US"/>
+              </w:rPr>
+              <w:t xml:space="preserve"> }}</w:t>
             </w:r>
           </w:p>
         </w:tc>
@@ -5706,7 +7171,47 @@
                 <w:szCs w:val="24"/>
                 <w:lang w:val="en-US"/>
               </w:rPr>
-              <w:t>{%tr endfor %}</w:t>
+              <w:t>{%</w:t>
+            </w:r>
+            <w:proofErr w:type="spellStart"/>
+            <w:r>
+              <w:rPr>
+                <w:rFonts w:ascii="Times New Roman" w:hAnsi="Times New Roman" w:cs="Times New Roman"/>
+                <w:sz w:val="24"/>
+                <w:szCs w:val="24"/>
+                <w:lang w:val="en-US"/>
+              </w:rPr>
+              <w:t>tr</w:t>
+            </w:r>
+            <w:proofErr w:type="spellEnd"/>
+            <w:r>
+              <w:rPr>
+                <w:rFonts w:ascii="Times New Roman" w:hAnsi="Times New Roman" w:cs="Times New Roman"/>
+                <w:sz w:val="24"/>
+                <w:szCs w:val="24"/>
+                <w:lang w:val="en-US"/>
+              </w:rPr>
+              <w:t xml:space="preserve"> </w:t>
+            </w:r>
+            <w:proofErr w:type="spellStart"/>
+            <w:r>
+              <w:rPr>
+                <w:rFonts w:ascii="Times New Roman" w:hAnsi="Times New Roman" w:cs="Times New Roman"/>
+                <w:sz w:val="24"/>
+                <w:szCs w:val="24"/>
+                <w:lang w:val="en-US"/>
+              </w:rPr>
+              <w:t>endfor</w:t>
+            </w:r>
+            <w:proofErr w:type="spellEnd"/>
+            <w:r>
+              <w:rPr>
+                <w:rFonts w:ascii="Times New Roman" w:hAnsi="Times New Roman" w:cs="Times New Roman"/>
+                <w:sz w:val="24"/>
+                <w:szCs w:val="24"/>
+                <w:lang w:val="en-US"/>
+              </w:rPr>
+              <w:t xml:space="preserve"> %}</w:t>
             </w:r>
           </w:p>
         </w:tc>
@@ -5729,6 +7234,7 @@
         </w:rPr>
         <w:t xml:space="preserve">{% </w:t>
       </w:r>
+      <w:proofErr w:type="spellStart"/>
       <w:r>
         <w:rPr>
           <w:rFonts w:ascii="Times New Roman" w:hAnsi="Times New Roman" w:cs="Times New Roman"/>
@@ -5738,6 +7244,7 @@
         </w:rPr>
         <w:t>endfor</w:t>
       </w:r>
+      <w:proofErr w:type="spellEnd"/>
       <w:r>
         <w:rPr>
           <w:rFonts w:ascii="Times New Roman" w:hAnsi="Times New Roman" w:cs="Times New Roman"/>
@@ -5927,6 +7434,8 @@
         </w:rPr>
         <w:t xml:space="preserve"> </w:t>
       </w:r>
+      <w:proofErr w:type="spellStart"/>
+      <w:proofErr w:type="gramStart"/>
       <w:r>
         <w:rPr>
           <w:rFonts w:ascii="Times New Roman" w:hAnsi="Times New Roman" w:cs="Times New Roman"/>
@@ -5960,16 +7469,29 @@
         </w:rPr>
         <w:t>items</w:t>
       </w:r>
-      <w:r>
-        <w:rPr>
-          <w:rFonts w:ascii="Times New Roman" w:hAnsi="Times New Roman" w:cs="Times New Roman"/>
-          <w:b/>
-          <w:bCs/>
-          <w:sz w:val="24"/>
-          <w:szCs w:val="24"/>
-          <w:lang w:val="en-US"/>
-        </w:rPr>
-        <w:t xml:space="preserve">() </w:t>
+      <w:proofErr w:type="spellEnd"/>
+      <w:r>
+        <w:rPr>
+          <w:rFonts w:ascii="Times New Roman" w:hAnsi="Times New Roman" w:cs="Times New Roman"/>
+          <w:b/>
+          <w:bCs/>
+          <w:sz w:val="24"/>
+          <w:szCs w:val="24"/>
+          <w:lang w:val="en-US"/>
+        </w:rPr>
+        <w:t>(</w:t>
+      </w:r>
+      <w:proofErr w:type="gramEnd"/>
+      <w:r>
+        <w:rPr>
+          <w:rFonts w:ascii="Times New Roman" w:hAnsi="Times New Roman" w:cs="Times New Roman"/>
+          <w:b/>
+          <w:bCs/>
+          <w:sz w:val="24"/>
+          <w:szCs w:val="24"/>
+          <w:lang w:val="en-US"/>
+        </w:rPr>
+        <w:t xml:space="preserve">) </w:t>
       </w:r>
       <w:r>
         <w:rPr>
@@ -6027,6 +7549,7 @@
         </w:rPr>
         <w:t xml:space="preserve"> № </w:t>
       </w:r>
+      <w:proofErr w:type="gramStart"/>
       <w:r>
         <w:rPr>
           <w:rFonts w:ascii="Times New Roman" w:hAnsi="Times New Roman" w:cs="Times New Roman"/>
@@ -6037,7 +7560,20 @@
           <w:u w:val="single"/>
           <w:lang w:val="en-US"/>
         </w:rPr>
-        <w:t>{{ key }}</w:t>
+        <w:t>{{ key</w:t>
+      </w:r>
+      <w:proofErr w:type="gramEnd"/>
+      <w:r>
+        <w:rPr>
+          <w:rFonts w:ascii="Times New Roman" w:hAnsi="Times New Roman" w:cs="Times New Roman"/>
+          <w:b/>
+          <w:bCs/>
+          <w:sz w:val="24"/>
+          <w:szCs w:val="24"/>
+          <w:u w:val="single"/>
+          <w:lang w:val="en-US"/>
+        </w:rPr>
+        <w:t xml:space="preserve"> }}</w:t>
       </w:r>
     </w:p>
     <w:tbl>
@@ -6156,6 +7692,7 @@
               </w:rPr>
               <w:t>{%</w:t>
             </w:r>
+            <w:proofErr w:type="spellStart"/>
             <w:r>
               <w:rPr>
                 <w:rFonts w:ascii="Times New Roman" w:hAnsi="Times New Roman" w:cs="Times New Roman"/>
@@ -6165,6 +7702,7 @@
               </w:rPr>
               <w:t>tr</w:t>
             </w:r>
+            <w:proofErr w:type="spellEnd"/>
             <w:r>
               <w:rPr>
                 <w:rFonts w:ascii="Times New Roman" w:hAnsi="Times New Roman" w:cs="Times New Roman"/>
@@ -6192,6 +7730,7 @@
               </w:rPr>
               <w:t xml:space="preserve"> </w:t>
             </w:r>
+            <w:proofErr w:type="spellStart"/>
             <w:r>
               <w:rPr>
                 <w:rFonts w:ascii="Times New Roman" w:hAnsi="Times New Roman" w:cs="Times New Roman"/>
@@ -6201,6 +7740,7 @@
               </w:rPr>
               <w:t>i</w:t>
             </w:r>
+            <w:proofErr w:type="spellEnd"/>
             <w:r>
               <w:rPr>
                 <w:rFonts w:ascii="Times New Roman" w:hAnsi="Times New Roman" w:cs="Times New Roman"/>
@@ -6264,6 +7804,7 @@
                 <w:szCs w:val="24"/>
               </w:rPr>
             </w:pPr>
+            <w:proofErr w:type="gramStart"/>
             <w:r>
               <w:rPr>
                 <w:rFonts w:ascii="Times New Roman" w:hAnsi="Times New Roman" w:cs="Times New Roman"/>
@@ -6272,6 +7813,7 @@
               </w:rPr>
               <w:t xml:space="preserve">{{ </w:t>
             </w:r>
+            <w:proofErr w:type="spellStart"/>
             <w:r>
               <w:rPr>
                 <w:rFonts w:ascii="Times New Roman" w:hAnsi="Times New Roman" w:cs="Times New Roman"/>
@@ -6281,6 +7823,7 @@
               </w:rPr>
               <w:t>i</w:t>
             </w:r>
+            <w:proofErr w:type="spellEnd"/>
             <w:r>
               <w:rPr>
                 <w:rFonts w:ascii="Times New Roman" w:hAnsi="Times New Roman" w:cs="Times New Roman"/>
@@ -6298,6 +7841,7 @@
               </w:rPr>
               <w:t>number</w:t>
             </w:r>
+            <w:proofErr w:type="gramEnd"/>
             <w:r>
               <w:rPr>
                 <w:rFonts w:ascii="Times New Roman" w:hAnsi="Times New Roman" w:cs="Times New Roman"/>
@@ -6320,6 +7864,7 @@
                 <w:szCs w:val="24"/>
               </w:rPr>
             </w:pPr>
+            <w:proofErr w:type="gramStart"/>
             <w:r>
               <w:rPr>
                 <w:rFonts w:ascii="Times New Roman" w:hAnsi="Times New Roman" w:cs="Times New Roman"/>
@@ -6328,6 +7873,7 @@
               </w:rPr>
               <w:t xml:space="preserve">{{ </w:t>
             </w:r>
+            <w:proofErr w:type="spellStart"/>
             <w:r>
               <w:rPr>
                 <w:rFonts w:ascii="Times New Roman" w:hAnsi="Times New Roman" w:cs="Times New Roman"/>
@@ -6337,6 +7883,7 @@
               </w:rPr>
               <w:t>i</w:t>
             </w:r>
+            <w:proofErr w:type="spellEnd"/>
             <w:r>
               <w:rPr>
                 <w:rFonts w:ascii="Times New Roman" w:hAnsi="Times New Roman" w:cs="Times New Roman"/>
@@ -6354,6 +7901,7 @@
               </w:rPr>
               <w:t>content</w:t>
             </w:r>
+            <w:proofErr w:type="gramEnd"/>
             <w:r>
               <w:rPr>
                 <w:rFonts w:ascii="Times New Roman" w:hAnsi="Times New Roman" w:cs="Times New Roman"/>
@@ -6378,6 +7926,7 @@
                 <w:szCs w:val="24"/>
               </w:rPr>
             </w:pPr>
+            <w:proofErr w:type="gramStart"/>
             <w:r>
               <w:rPr>
                 <w:rFonts w:ascii="Times New Roman" w:hAnsi="Times New Roman" w:cs="Times New Roman"/>
@@ -6386,6 +7935,7 @@
               </w:rPr>
               <w:t xml:space="preserve">{{ </w:t>
             </w:r>
+            <w:proofErr w:type="spellStart"/>
             <w:r>
               <w:rPr>
                 <w:rFonts w:ascii="Times New Roman" w:hAnsi="Times New Roman" w:cs="Times New Roman"/>
@@ -6395,6 +7945,7 @@
               </w:rPr>
               <w:t>i</w:t>
             </w:r>
+            <w:proofErr w:type="spellEnd"/>
             <w:r>
               <w:rPr>
                 <w:rFonts w:ascii="Times New Roman" w:hAnsi="Times New Roman" w:cs="Times New Roman"/>
@@ -6412,6 +7963,7 @@
               </w:rPr>
               <w:t>hours</w:t>
             </w:r>
+            <w:proofErr w:type="gramEnd"/>
             <w:r>
               <w:rPr>
                 <w:rFonts w:ascii="Times New Roman" w:hAnsi="Times New Roman" w:cs="Times New Roman"/>
@@ -6446,6 +7998,7 @@
               </w:rPr>
               <w:t>{%</w:t>
             </w:r>
+            <w:proofErr w:type="spellStart"/>
             <w:r>
               <w:rPr>
                 <w:rFonts w:ascii="Times New Roman" w:hAnsi="Times New Roman" w:cs="Times New Roman"/>
@@ -6455,6 +8008,7 @@
               </w:rPr>
               <w:t>tr</w:t>
             </w:r>
+            <w:proofErr w:type="spellEnd"/>
             <w:r>
               <w:rPr>
                 <w:rFonts w:ascii="Times New Roman" w:hAnsi="Times New Roman" w:cs="Times New Roman"/>
@@ -6463,6 +8017,7 @@
               </w:rPr>
               <w:t xml:space="preserve"> </w:t>
             </w:r>
+            <w:proofErr w:type="spellStart"/>
             <w:r>
               <w:rPr>
                 <w:rFonts w:ascii="Times New Roman" w:hAnsi="Times New Roman" w:cs="Times New Roman"/>
@@ -6472,6 +8027,7 @@
               </w:rPr>
               <w:t>endfor</w:t>
             </w:r>
+            <w:proofErr w:type="spellEnd"/>
             <w:r>
               <w:rPr>
                 <w:rFonts w:ascii="Times New Roman" w:hAnsi="Times New Roman" w:cs="Times New Roman"/>
@@ -6502,6 +8058,7 @@
         <w:lastRenderedPageBreak/>
         <w:t xml:space="preserve">{% </w:t>
       </w:r>
+      <w:proofErr w:type="spellStart"/>
       <w:r>
         <w:rPr>
           <w:rFonts w:ascii="Times New Roman" w:hAnsi="Times New Roman" w:cs="Times New Roman"/>
@@ -6511,6 +8068,7 @@
         </w:rPr>
         <w:t>endfor</w:t>
       </w:r>
+      <w:proofErr w:type="spellEnd"/>
       <w:r>
         <w:rPr>
           <w:rFonts w:ascii="Times New Roman" w:hAnsi="Times New Roman" w:cs="Times New Roman"/>
@@ -6697,6 +8255,8 @@
         </w:rPr>
         <w:t xml:space="preserve"> </w:t>
       </w:r>
+      <w:proofErr w:type="spellStart"/>
+      <w:proofErr w:type="gramStart"/>
       <w:r>
         <w:rPr>
           <w:rFonts w:ascii="Times New Roman" w:hAnsi="Times New Roman" w:cs="Times New Roman"/>
@@ -6730,16 +8290,29 @@
         </w:rPr>
         <w:t>items</w:t>
       </w:r>
-      <w:r>
-        <w:rPr>
-          <w:rFonts w:ascii="Times New Roman" w:hAnsi="Times New Roman" w:cs="Times New Roman"/>
-          <w:b/>
-          <w:bCs/>
-          <w:sz w:val="24"/>
-          <w:szCs w:val="24"/>
-          <w:lang w:val="en-US"/>
-        </w:rPr>
-        <w:t>() -%}</w:t>
+      <w:proofErr w:type="spellEnd"/>
+      <w:r>
+        <w:rPr>
+          <w:rFonts w:ascii="Times New Roman" w:hAnsi="Times New Roman" w:cs="Times New Roman"/>
+          <w:b/>
+          <w:bCs/>
+          <w:sz w:val="24"/>
+          <w:szCs w:val="24"/>
+          <w:lang w:val="en-US"/>
+        </w:rPr>
+        <w:t>(</w:t>
+      </w:r>
+      <w:proofErr w:type="gramEnd"/>
+      <w:r>
+        <w:rPr>
+          <w:rFonts w:ascii="Times New Roman" w:hAnsi="Times New Roman" w:cs="Times New Roman"/>
+          <w:b/>
+          <w:bCs/>
+          <w:sz w:val="24"/>
+          <w:szCs w:val="24"/>
+          <w:lang w:val="en-US"/>
+        </w:rPr>
+        <w:t>) -%}</w:t>
       </w:r>
     </w:p>
     <w:p>
@@ -6772,6 +8345,7 @@
         </w:rPr>
         <w:t xml:space="preserve"> № </w:t>
       </w:r>
+      <w:proofErr w:type="gramStart"/>
       <w:r>
         <w:rPr>
           <w:rFonts w:ascii="Times New Roman" w:hAnsi="Times New Roman" w:cs="Times New Roman"/>
@@ -6795,6 +8369,7 @@
         </w:rPr>
         <w:t>key</w:t>
       </w:r>
+      <w:proofErr w:type="gramEnd"/>
       <w:r>
         <w:rPr>
           <w:rFonts w:ascii="Times New Roman" w:hAnsi="Times New Roman" w:cs="Times New Roman"/>
@@ -6923,6 +8498,7 @@
               </w:rPr>
               <w:t>{%</w:t>
             </w:r>
+            <w:proofErr w:type="spellStart"/>
             <w:r>
               <w:rPr>
                 <w:rFonts w:ascii="Times New Roman" w:hAnsi="Times New Roman" w:cs="Times New Roman"/>
@@ -6932,6 +8508,7 @@
               </w:rPr>
               <w:t>tr</w:t>
             </w:r>
+            <w:proofErr w:type="spellEnd"/>
             <w:r>
               <w:rPr>
                 <w:rFonts w:ascii="Times New Roman" w:hAnsi="Times New Roman" w:cs="Times New Roman"/>
@@ -6959,6 +8536,7 @@
               </w:rPr>
               <w:t xml:space="preserve"> </w:t>
             </w:r>
+            <w:proofErr w:type="spellStart"/>
             <w:r>
               <w:rPr>
                 <w:rFonts w:ascii="Times New Roman" w:hAnsi="Times New Roman" w:cs="Times New Roman"/>
@@ -6968,6 +8546,7 @@
               </w:rPr>
               <w:t>i</w:t>
             </w:r>
+            <w:proofErr w:type="spellEnd"/>
             <w:r>
               <w:rPr>
                 <w:rFonts w:ascii="Times New Roman" w:hAnsi="Times New Roman" w:cs="Times New Roman"/>
@@ -7031,6 +8610,7 @@
                 <w:szCs w:val="24"/>
               </w:rPr>
             </w:pPr>
+            <w:proofErr w:type="gramStart"/>
             <w:r>
               <w:rPr>
                 <w:rFonts w:ascii="Times New Roman" w:hAnsi="Times New Roman" w:cs="Times New Roman"/>
@@ -7039,6 +8619,7 @@
               </w:rPr>
               <w:t xml:space="preserve">{{ </w:t>
             </w:r>
+            <w:proofErr w:type="spellStart"/>
             <w:r>
               <w:rPr>
                 <w:rFonts w:ascii="Times New Roman" w:hAnsi="Times New Roman" w:cs="Times New Roman"/>
@@ -7048,6 +8629,7 @@
               </w:rPr>
               <w:t>i</w:t>
             </w:r>
+            <w:proofErr w:type="spellEnd"/>
             <w:r>
               <w:rPr>
                 <w:rFonts w:ascii="Times New Roman" w:hAnsi="Times New Roman" w:cs="Times New Roman"/>
@@ -7065,6 +8647,7 @@
               </w:rPr>
               <w:t>number</w:t>
             </w:r>
+            <w:proofErr w:type="gramEnd"/>
             <w:r>
               <w:rPr>
                 <w:rFonts w:ascii="Times New Roman" w:hAnsi="Times New Roman" w:cs="Times New Roman"/>
@@ -7087,6 +8670,7 @@
                 <w:szCs w:val="24"/>
               </w:rPr>
             </w:pPr>
+            <w:proofErr w:type="gramStart"/>
             <w:r>
               <w:rPr>
                 <w:rFonts w:ascii="Times New Roman" w:hAnsi="Times New Roman" w:cs="Times New Roman"/>
@@ -7095,6 +8679,7 @@
               </w:rPr>
               <w:t xml:space="preserve">{{ </w:t>
             </w:r>
+            <w:proofErr w:type="spellStart"/>
             <w:r>
               <w:rPr>
                 <w:rFonts w:ascii="Times New Roman" w:hAnsi="Times New Roman" w:cs="Times New Roman"/>
@@ -7104,6 +8689,7 @@
               </w:rPr>
               <w:t>i</w:t>
             </w:r>
+            <w:proofErr w:type="spellEnd"/>
             <w:r>
               <w:rPr>
                 <w:rFonts w:ascii="Times New Roman" w:hAnsi="Times New Roman" w:cs="Times New Roman"/>
@@ -7121,6 +8707,7 @@
               </w:rPr>
               <w:t>content</w:t>
             </w:r>
+            <w:proofErr w:type="gramEnd"/>
             <w:r>
               <w:rPr>
                 <w:rFonts w:ascii="Times New Roman" w:hAnsi="Times New Roman" w:cs="Times New Roman"/>
@@ -7145,6 +8732,7 @@
                 <w:szCs w:val="24"/>
               </w:rPr>
             </w:pPr>
+            <w:proofErr w:type="gramStart"/>
             <w:r>
               <w:rPr>
                 <w:rFonts w:ascii="Times New Roman" w:hAnsi="Times New Roman" w:cs="Times New Roman"/>
@@ -7153,6 +8741,7 @@
               </w:rPr>
               <w:t xml:space="preserve">{{ </w:t>
             </w:r>
+            <w:proofErr w:type="spellStart"/>
             <w:r>
               <w:rPr>
                 <w:rFonts w:ascii="Times New Roman" w:hAnsi="Times New Roman" w:cs="Times New Roman"/>
@@ -7162,6 +8751,7 @@
               </w:rPr>
               <w:t>i</w:t>
             </w:r>
+            <w:proofErr w:type="spellEnd"/>
             <w:r>
               <w:rPr>
                 <w:rFonts w:ascii="Times New Roman" w:hAnsi="Times New Roman" w:cs="Times New Roman"/>
@@ -7179,6 +8769,7 @@
               </w:rPr>
               <w:t>hours</w:t>
             </w:r>
+            <w:proofErr w:type="gramEnd"/>
             <w:r>
               <w:rPr>
                 <w:rFonts w:ascii="Times New Roman" w:hAnsi="Times New Roman" w:cs="Times New Roman"/>
@@ -7213,6 +8804,7 @@
               </w:rPr>
               <w:t>{%</w:t>
             </w:r>
+            <w:proofErr w:type="spellStart"/>
             <w:r>
               <w:rPr>
                 <w:rFonts w:ascii="Times New Roman" w:hAnsi="Times New Roman" w:cs="Times New Roman"/>
@@ -7222,6 +8814,7 @@
               </w:rPr>
               <w:t>tr</w:t>
             </w:r>
+            <w:proofErr w:type="spellEnd"/>
             <w:r>
               <w:rPr>
                 <w:rFonts w:ascii="Times New Roman" w:hAnsi="Times New Roman" w:cs="Times New Roman"/>
@@ -7230,6 +8823,7 @@
               </w:rPr>
               <w:t xml:space="preserve"> </w:t>
             </w:r>
+            <w:proofErr w:type="spellStart"/>
             <w:r>
               <w:rPr>
                 <w:rFonts w:ascii="Times New Roman" w:hAnsi="Times New Roman" w:cs="Times New Roman"/>
@@ -7239,6 +8833,7 @@
               </w:rPr>
               <w:t>endfor</w:t>
             </w:r>
+            <w:proofErr w:type="spellEnd"/>
             <w:r>
               <w:rPr>
                 <w:rFonts w:ascii="Times New Roman" w:hAnsi="Times New Roman" w:cs="Times New Roman"/>
@@ -7268,6 +8863,7 @@
         </w:rPr>
         <w:t xml:space="preserve">{% </w:t>
       </w:r>
+      <w:proofErr w:type="spellStart"/>
       <w:r>
         <w:rPr>
           <w:rFonts w:ascii="Times New Roman" w:hAnsi="Times New Roman" w:cs="Times New Roman"/>
@@ -7277,6 +8873,7 @@
         </w:rPr>
         <w:t>endfor</w:t>
       </w:r>
+      <w:proofErr w:type="spellEnd"/>
       <w:r>
         <w:rPr>
           <w:rFonts w:ascii="Times New Roman" w:hAnsi="Times New Roman" w:cs="Times New Roman"/>
@@ -7334,7 +8931,7 @@
           <w:lang w:eastAsia="ru-RU"/>
         </w:rPr>
       </w:pPr>
-      <w:bookmarkStart w:id="0" w:name="_Toc501100565"/>
+      <w:bookmarkStart w:id="1" w:name="_Toc501100565"/>
       <w:r>
         <w:rPr>
           <w:rFonts w:ascii="Times New Roman" w:eastAsia="Times New Roman" w:hAnsi="Times New Roman" w:cs="Times New Roman"/>
@@ -7345,7 +8942,7 @@
         </w:rPr>
         <w:t>По результатам прохождения практики обучающийся должен предоставить</w:t>
       </w:r>
-      <w:bookmarkEnd w:id="0"/>
+      <w:bookmarkEnd w:id="1"/>
       <w:r>
         <w:rPr>
           <w:rFonts w:ascii="Times New Roman" w:eastAsia="Times New Roman" w:hAnsi="Times New Roman" w:cs="Times New Roman"/>
@@ -7375,7 +8972,7 @@
           <w:lang w:val="en-US"/>
         </w:rPr>
       </w:pPr>
-      <w:bookmarkStart w:id="1" w:name="_Toc501100566"/>
+      <w:bookmarkStart w:id="2" w:name="_Toc501100566"/>
       <w:r>
         <w:rPr>
           <w:rFonts w:ascii="Times New Roman" w:eastAsia="Times New Roman" w:hAnsi="Times New Roman" w:cs="Times New Roman"/>
@@ -7442,6 +9039,7 @@
         </w:rPr>
         <w:t xml:space="preserve"> </w:t>
       </w:r>
+      <w:proofErr w:type="spellStart"/>
       <w:r>
         <w:rPr>
           <w:rFonts w:ascii="Times New Roman" w:eastAsia="Times New Roman" w:hAnsi="Times New Roman" w:cs="Times New Roman"/>
@@ -7475,6 +9073,7 @@
         </w:rPr>
         <w:t>report</w:t>
       </w:r>
+      <w:proofErr w:type="spellEnd"/>
       <w:r>
         <w:rPr>
           <w:rFonts w:ascii="Times New Roman" w:eastAsia="Times New Roman" w:hAnsi="Times New Roman" w:cs="Times New Roman"/>
@@ -7530,7 +9129,7 @@
         <w:t>;</w:t>
       </w:r>
     </w:p>
-    <w:bookmarkEnd w:id="1"/>
+    <w:bookmarkEnd w:id="2"/>
     <w:p>
       <w:pPr>
         <w:keepNext/>
@@ -7579,7 +9178,31 @@
           <w:szCs w:val="24"/>
           <w:lang w:val="en-US"/>
         </w:rPr>
-        <w:t xml:space="preserve"> endfor %}</w:t>
+        <w:t xml:space="preserve"> </w:t>
+      </w:r>
+      <w:proofErr w:type="spellStart"/>
+      <w:r>
+        <w:rPr>
+          <w:rFonts w:ascii="Times New Roman" w:eastAsia="Times New Roman" w:hAnsi="Times New Roman" w:cs="Times New Roman"/>
+          <w:iCs/>
+          <w:color w:val="000000"/>
+          <w:sz w:val="24"/>
+          <w:szCs w:val="24"/>
+          <w:lang w:val="en-US"/>
+        </w:rPr>
+        <w:t>endfor</w:t>
+      </w:r>
+      <w:proofErr w:type="spellEnd"/>
+      <w:r>
+        <w:rPr>
+          <w:rFonts w:ascii="Times New Roman" w:eastAsia="Times New Roman" w:hAnsi="Times New Roman" w:cs="Times New Roman"/>
+          <w:iCs/>
+          <w:color w:val="000000"/>
+          <w:sz w:val="24"/>
+          <w:szCs w:val="24"/>
+          <w:lang w:val="en-US"/>
+        </w:rPr>
+        <w:t xml:space="preserve"> %}</w:t>
       </w:r>
     </w:p>
     <w:p>
@@ -7623,6 +9246,7 @@
           <w:lang w:eastAsia="ru-RU"/>
         </w:rPr>
       </w:pPr>
+      <w:proofErr w:type="gramStart"/>
       <w:r>
         <w:rPr>
           <w:rFonts w:ascii="Times New Roman" w:eastAsia="Times New Roman" w:hAnsi="Times New Roman" w:cs="Times New Roman"/>
@@ -7633,6 +9257,7 @@
         </w:rPr>
         <w:t xml:space="preserve">{{ </w:t>
       </w:r>
+      <w:proofErr w:type="spellStart"/>
       <w:r>
         <w:rPr>
           <w:rFonts w:ascii="Times New Roman" w:eastAsia="Times New Roman" w:hAnsi="Times New Roman" w:cs="Times New Roman"/>
@@ -7641,8 +9266,20 @@
           <w:szCs w:val="28"/>
           <w:lang w:eastAsia="ru-RU"/>
         </w:rPr>
-        <w:t>practice_report_req</w:t>
-      </w:r>
+        <w:t>practice</w:t>
+      </w:r>
+      <w:proofErr w:type="gramEnd"/>
+      <w:r>
+        <w:rPr>
+          <w:rFonts w:ascii="Times New Roman" w:eastAsia="Times New Roman" w:hAnsi="Times New Roman" w:cs="Times New Roman"/>
+          <w:iCs/>
+          <w:sz w:val="24"/>
+          <w:szCs w:val="28"/>
+          <w:lang w:eastAsia="ru-RU"/>
+        </w:rPr>
+        <w:t>_report_req</w:t>
+      </w:r>
+      <w:proofErr w:type="spellEnd"/>
       <w:r>
         <w:rPr>
           <w:rFonts w:ascii="Times New Roman" w:eastAsia="Times New Roman" w:hAnsi="Times New Roman" w:cs="Times New Roman"/>
@@ -7718,6 +9355,7 @@
           <w:bCs/>
           <w:sz w:val="24"/>
           <w:szCs w:val="24"/>
+          <w:lang w:val="en-US"/>
         </w:rPr>
       </w:pPr>
       <w:r>
@@ -7727,6 +9365,7 @@
           <w:bCs/>
           <w:sz w:val="24"/>
           <w:szCs w:val="24"/>
+          <w:lang w:val="en-US"/>
         </w:rPr>
         <w:t xml:space="preserve">{%- </w:t>
       </w:r>
@@ -7748,9 +9387,11 @@
           <w:bCs/>
           <w:sz w:val="24"/>
           <w:szCs w:val="24"/>
+          <w:lang w:val="en-US"/>
         </w:rPr>
         <w:t xml:space="preserve"> </w:t>
       </w:r>
+      <w:proofErr w:type="spellStart"/>
       <w:r>
         <w:rPr>
           <w:rFonts w:ascii="Times New Roman" w:hAnsi="Times New Roman" w:cs="Times New Roman"/>
@@ -7762,13 +9403,15 @@
         </w:rPr>
         <w:t>i</w:t>
       </w:r>
-      <w:r>
-        <w:rPr>
-          <w:rFonts w:ascii="Times New Roman" w:hAnsi="Times New Roman" w:cs="Times New Roman"/>
-          <w:b/>
-          <w:bCs/>
-          <w:sz w:val="24"/>
-          <w:szCs w:val="24"/>
+      <w:proofErr w:type="spellEnd"/>
+      <w:r>
+        <w:rPr>
+          <w:rFonts w:ascii="Times New Roman" w:hAnsi="Times New Roman" w:cs="Times New Roman"/>
+          <w:b/>
+          <w:bCs/>
+          <w:sz w:val="24"/>
+          <w:szCs w:val="24"/>
+          <w:lang w:val="en-US"/>
         </w:rPr>
         <w:t xml:space="preserve"> </w:t>
       </w:r>
@@ -7790,9 +9433,12 @@
           <w:bCs/>
           <w:sz w:val="24"/>
           <w:szCs w:val="24"/>
+          <w:lang w:val="en-US"/>
         </w:rPr>
         <w:t xml:space="preserve"> </w:t>
       </w:r>
+      <w:proofErr w:type="spellStart"/>
+      <w:proofErr w:type="gramStart"/>
       <w:r>
         <w:rPr>
           <w:rFonts w:ascii="Times New Roman" w:hAnsi="Times New Roman" w:cs="Times New Roman"/>
@@ -7804,13 +9450,16 @@
         </w:rPr>
         <w:t>fos</w:t>
       </w:r>
-      <w:r>
-        <w:rPr>
-          <w:rFonts w:ascii="Times New Roman" w:hAnsi="Times New Roman" w:cs="Times New Roman"/>
-          <w:b/>
-          <w:bCs/>
-          <w:sz w:val="24"/>
-          <w:szCs w:val="24"/>
+      <w:proofErr w:type="spellEnd"/>
+      <w:proofErr w:type="gramEnd"/>
+      <w:r>
+        <w:rPr>
+          <w:rFonts w:ascii="Times New Roman" w:hAnsi="Times New Roman" w:cs="Times New Roman"/>
+          <w:b/>
+          <w:bCs/>
+          <w:sz w:val="24"/>
+          <w:szCs w:val="24"/>
+          <w:lang w:val="en-US"/>
         </w:rPr>
         <w:t xml:space="preserve"> %}</w:t>
       </w:r>
@@ -7825,6 +9474,7 @@
           <w:bCs/>
           <w:sz w:val="24"/>
           <w:szCs w:val="24"/>
+          <w:lang w:val="en-US"/>
         </w:rPr>
       </w:pPr>
       <w:r>
@@ -7834,12 +9484,41 @@
           <w:bCs/>
           <w:sz w:val="24"/>
           <w:szCs w:val="24"/>
-        </w:rPr>
-        <w:t>6.1.{{</w:t>
-      </w:r>
-      <w:r>
+          <w:lang w:val="en-US"/>
+        </w:rPr>
+        <w:t>6.1</w:t>
+      </w:r>
+      <w:proofErr w:type="gramStart"/>
+      <w:r>
+        <w:rPr>
+          <w:rFonts w:ascii="Times New Roman" w:hAnsi="Times New Roman" w:cs="Times New Roman"/>
+          <w:b/>
+          <w:bCs/>
+          <w:sz w:val="24"/>
+          <w:szCs w:val="24"/>
+          <w:lang w:val="en-US"/>
+        </w:rPr>
+        <w:t>.{</w:t>
+      </w:r>
+      <w:proofErr w:type="gramEnd"/>
+      <w:r>
+        <w:rPr>
+          <w:rFonts w:ascii="Times New Roman" w:hAnsi="Times New Roman" w:cs="Times New Roman"/>
+          <w:b/>
+          <w:bCs/>
+          <w:sz w:val="24"/>
+          <w:szCs w:val="24"/>
+          <w:lang w:val="en-US"/>
+        </w:rPr>
+        <w:t>{</w:t>
+      </w:r>
+      <w:r>
+        <w:rPr>
+          <w:lang w:val="en-US"/>
+        </w:rPr>
         <w:t xml:space="preserve"> </w:t>
       </w:r>
+      <w:proofErr w:type="spellStart"/>
       <w:r>
         <w:rPr>
           <w:lang w:val="en-US"/>
@@ -7847,6 +9526,9 @@
         <w:t>i</w:t>
       </w:r>
       <w:r>
+        <w:rPr>
+          <w:lang w:val="en-US"/>
+        </w:rPr>
         <w:t>.</w:t>
       </w:r>
       <w:r>
@@ -7860,16 +9542,19 @@
         </w:rPr>
         <w:t>number</w:t>
       </w:r>
-      <w:r>
-        <w:rPr>
-          <w:rFonts w:ascii="Times New Roman" w:hAnsi="Times New Roman" w:cs="Times New Roman"/>
-          <w:b/>
-          <w:bCs/>
-          <w:sz w:val="24"/>
-          <w:szCs w:val="24"/>
+      <w:proofErr w:type="spellEnd"/>
+      <w:r>
+        <w:rPr>
+          <w:rFonts w:ascii="Times New Roman" w:hAnsi="Times New Roman" w:cs="Times New Roman"/>
+          <w:b/>
+          <w:bCs/>
+          <w:sz w:val="24"/>
+          <w:szCs w:val="24"/>
+          <w:lang w:val="en-US"/>
         </w:rPr>
         <w:t>}} {{</w:t>
       </w:r>
+      <w:proofErr w:type="spellStart"/>
       <w:r>
         <w:rPr>
           <w:rFonts w:ascii="Times New Roman" w:hAnsi="Times New Roman" w:cs="Times New Roman"/>
@@ -7888,6 +9573,7 @@
           <w:bCs/>
           <w:sz w:val="24"/>
           <w:szCs w:val="24"/>
+          <w:lang w:val="en-US"/>
         </w:rPr>
         <w:t>.</w:t>
       </w:r>
@@ -7902,13 +9588,15 @@
         </w:rPr>
         <w:t>title</w:t>
       </w:r>
-      <w:r>
-        <w:rPr>
-          <w:rFonts w:ascii="Times New Roman" w:hAnsi="Times New Roman" w:cs="Times New Roman"/>
-          <w:b/>
-          <w:bCs/>
-          <w:sz w:val="24"/>
-          <w:szCs w:val="24"/>
+      <w:proofErr w:type="spellEnd"/>
+      <w:r>
+        <w:rPr>
+          <w:rFonts w:ascii="Times New Roman" w:hAnsi="Times New Roman" w:cs="Times New Roman"/>
+          <w:b/>
+          <w:bCs/>
+          <w:sz w:val="24"/>
+          <w:szCs w:val="24"/>
+          <w:lang w:val="en-US"/>
         </w:rPr>
         <w:t>}}</w:t>
       </w:r>
@@ -7955,6 +9643,7 @@
         </w:rPr>
         <w:t>{{</w:t>
       </w:r>
+      <w:proofErr w:type="spellStart"/>
       <w:r>
         <w:rPr>
           <w:rFonts w:ascii="Times New Roman" w:hAnsi="Times New Roman" w:cs="Times New Roman"/>
@@ -7964,6 +9653,7 @@
         </w:rPr>
         <w:t>i</w:t>
       </w:r>
+      <w:proofErr w:type="spellEnd"/>
       <w:r>
         <w:rPr>
           <w:rFonts w:ascii="Times New Roman" w:hAnsi="Times New Roman" w:cs="Times New Roman"/>
@@ -8031,6 +9721,7 @@
         </w:rPr>
         <w:t>{{</w:t>
       </w:r>
+      <w:proofErr w:type="spellStart"/>
       <w:r>
         <w:rPr>
           <w:rFonts w:ascii="Times New Roman" w:hAnsi="Times New Roman" w:cs="Times New Roman"/>
@@ -8040,6 +9731,7 @@
         </w:rPr>
         <w:t>i</w:t>
       </w:r>
+      <w:proofErr w:type="spellEnd"/>
       <w:r>
         <w:rPr>
           <w:rFonts w:ascii="Times New Roman" w:hAnsi="Times New Roman" w:cs="Times New Roman"/>
@@ -8100,6 +9792,7 @@
         </w:rPr>
         <w:t xml:space="preserve"> </w:t>
       </w:r>
+      <w:proofErr w:type="spellStart"/>
       <w:r>
         <w:rPr>
           <w:rFonts w:ascii="Times New Roman" w:hAnsi="Times New Roman" w:cs="Times New Roman"/>
@@ -8109,6 +9802,7 @@
         </w:rPr>
         <w:t>endfor</w:t>
       </w:r>
+      <w:proofErr w:type="spellEnd"/>
       <w:r>
         <w:rPr>
           <w:rFonts w:ascii="Times New Roman" w:hAnsi="Times New Roman" w:cs="Times New Roman"/>
@@ -8282,7 +9976,47 @@
                 <w:szCs w:val="24"/>
                 <w:lang w:val="en-US"/>
               </w:rPr>
-              <w:t>{%tr for i in indicators%}</w:t>
+              <w:t>{%</w:t>
+            </w:r>
+            <w:proofErr w:type="spellStart"/>
+            <w:r>
+              <w:rPr>
+                <w:rFonts w:ascii="Times New Roman" w:hAnsi="Times New Roman" w:cs="Times New Roman"/>
+                <w:sz w:val="24"/>
+                <w:szCs w:val="24"/>
+                <w:lang w:val="en-US"/>
+              </w:rPr>
+              <w:t>tr</w:t>
+            </w:r>
+            <w:proofErr w:type="spellEnd"/>
+            <w:r>
+              <w:rPr>
+                <w:rFonts w:ascii="Times New Roman" w:hAnsi="Times New Roman" w:cs="Times New Roman"/>
+                <w:sz w:val="24"/>
+                <w:szCs w:val="24"/>
+                <w:lang w:val="en-US"/>
+              </w:rPr>
+              <w:t xml:space="preserve"> for </w:t>
+            </w:r>
+            <w:proofErr w:type="spellStart"/>
+            <w:r>
+              <w:rPr>
+                <w:rFonts w:ascii="Times New Roman" w:hAnsi="Times New Roman" w:cs="Times New Roman"/>
+                <w:sz w:val="24"/>
+                <w:szCs w:val="24"/>
+                <w:lang w:val="en-US"/>
+              </w:rPr>
+              <w:t>i</w:t>
+            </w:r>
+            <w:proofErr w:type="spellEnd"/>
+            <w:r>
+              <w:rPr>
+                <w:rFonts w:ascii="Times New Roman" w:hAnsi="Times New Roman" w:cs="Times New Roman"/>
+                <w:sz w:val="24"/>
+                <w:szCs w:val="24"/>
+                <w:lang w:val="en-US"/>
+              </w:rPr>
+              <w:t xml:space="preserve"> in indicators%}</w:t>
             </w:r>
           </w:p>
         </w:tc>
@@ -8309,7 +10043,29 @@
                 <w:szCs w:val="24"/>
                 <w:lang w:val="en-US"/>
               </w:rPr>
-              <w:t>{{ i.index }}</w:t>
+              <w:t xml:space="preserve">{{ </w:t>
+            </w:r>
+            <w:proofErr w:type="spellStart"/>
+            <w:r>
+              <w:rPr>
+                <w:rFonts w:ascii="Times New Roman" w:hAnsi="Times New Roman" w:cs="Times New Roman"/>
+                <w:bCs/>
+                <w:sz w:val="24"/>
+                <w:szCs w:val="24"/>
+                <w:lang w:val="en-US"/>
+              </w:rPr>
+              <w:t>i.index</w:t>
+            </w:r>
+            <w:proofErr w:type="spellEnd"/>
+            <w:r>
+              <w:rPr>
+                <w:rFonts w:ascii="Times New Roman" w:hAnsi="Times New Roman" w:cs="Times New Roman"/>
+                <w:bCs/>
+                <w:sz w:val="24"/>
+                <w:szCs w:val="24"/>
+                <w:lang w:val="en-US"/>
+              </w:rPr>
+              <w:t xml:space="preserve"> }}</w:t>
             </w:r>
           </w:p>
         </w:tc>
@@ -8334,7 +10090,29 @@
                 <w:szCs w:val="24"/>
                 <w:lang w:val="en-US"/>
               </w:rPr>
-              <w:t>{{i.criteria}}</w:t>
+              <w:t>{{</w:t>
+            </w:r>
+            <w:proofErr w:type="spellStart"/>
+            <w:r>
+              <w:rPr>
+                <w:rFonts w:ascii="Times New Roman" w:hAnsi="Times New Roman" w:cs="Times New Roman"/>
+                <w:bCs/>
+                <w:sz w:val="24"/>
+                <w:szCs w:val="24"/>
+                <w:lang w:val="en-US"/>
+              </w:rPr>
+              <w:t>i.criteria</w:t>
+            </w:r>
+            <w:proofErr w:type="spellEnd"/>
+            <w:r>
+              <w:rPr>
+                <w:rFonts w:ascii="Times New Roman" w:hAnsi="Times New Roman" w:cs="Times New Roman"/>
+                <w:bCs/>
+                <w:sz w:val="24"/>
+                <w:szCs w:val="24"/>
+                <w:lang w:val="en-US"/>
+              </w:rPr>
+              <w:t>}}</w:t>
             </w:r>
           </w:p>
         </w:tc>
@@ -8359,7 +10137,29 @@
                 <w:szCs w:val="24"/>
                 <w:lang w:val="en-US"/>
               </w:rPr>
-              <w:t>{{i.methods}}</w:t>
+              <w:t>{{</w:t>
+            </w:r>
+            <w:proofErr w:type="spellStart"/>
+            <w:r>
+              <w:rPr>
+                <w:rFonts w:ascii="Times New Roman" w:hAnsi="Times New Roman" w:cs="Times New Roman"/>
+                <w:bCs/>
+                <w:sz w:val="24"/>
+                <w:szCs w:val="24"/>
+                <w:lang w:val="en-US"/>
+              </w:rPr>
+              <w:t>i.methods</w:t>
+            </w:r>
+            <w:proofErr w:type="spellEnd"/>
+            <w:r>
+              <w:rPr>
+                <w:rFonts w:ascii="Times New Roman" w:hAnsi="Times New Roman" w:cs="Times New Roman"/>
+                <w:bCs/>
+                <w:sz w:val="24"/>
+                <w:szCs w:val="24"/>
+                <w:lang w:val="en-US"/>
+              </w:rPr>
+              <w:t>}}</w:t>
             </w:r>
           </w:p>
         </w:tc>
@@ -8386,7 +10186,47 @@
                 <w:szCs w:val="24"/>
                 <w:lang w:val="en-US"/>
               </w:rPr>
-              <w:t>{%tr endfor %}</w:t>
+              <w:t>{%</w:t>
+            </w:r>
+            <w:proofErr w:type="spellStart"/>
+            <w:r>
+              <w:rPr>
+                <w:rFonts w:ascii="Times New Roman" w:hAnsi="Times New Roman" w:cs="Times New Roman"/>
+                <w:sz w:val="24"/>
+                <w:szCs w:val="24"/>
+                <w:lang w:val="en-US"/>
+              </w:rPr>
+              <w:t>tr</w:t>
+            </w:r>
+            <w:proofErr w:type="spellEnd"/>
+            <w:r>
+              <w:rPr>
+                <w:rFonts w:ascii="Times New Roman" w:hAnsi="Times New Roman" w:cs="Times New Roman"/>
+                <w:sz w:val="24"/>
+                <w:szCs w:val="24"/>
+                <w:lang w:val="en-US"/>
+              </w:rPr>
+              <w:t xml:space="preserve"> </w:t>
+            </w:r>
+            <w:proofErr w:type="spellStart"/>
+            <w:r>
+              <w:rPr>
+                <w:rFonts w:ascii="Times New Roman" w:hAnsi="Times New Roman" w:cs="Times New Roman"/>
+                <w:sz w:val="24"/>
+                <w:szCs w:val="24"/>
+                <w:lang w:val="en-US"/>
+              </w:rPr>
+              <w:t>endfor</w:t>
+            </w:r>
+            <w:proofErr w:type="spellEnd"/>
+            <w:r>
+              <w:rPr>
+                <w:rFonts w:ascii="Times New Roman" w:hAnsi="Times New Roman" w:cs="Times New Roman"/>
+                <w:sz w:val="24"/>
+                <w:szCs w:val="24"/>
+                <w:lang w:val="en-US"/>
+              </w:rPr>
+              <w:t xml:space="preserve"> %}</w:t>
             </w:r>
           </w:p>
         </w:tc>
@@ -8461,6 +10301,7 @@
         </w:rPr>
         <w:t xml:space="preserve"> </w:t>
       </w:r>
+      <w:proofErr w:type="spellStart"/>
       <w:r>
         <w:rPr>
           <w:rFonts w:ascii="Times New Roman" w:hAnsi="Times New Roman" w:cs="Times New Roman"/>
@@ -8472,6 +10313,7 @@
         </w:rPr>
         <w:t>i</w:t>
       </w:r>
+      <w:proofErr w:type="spellEnd"/>
       <w:r>
         <w:rPr>
           <w:rFonts w:ascii="Times New Roman" w:hAnsi="Times New Roman" w:cs="Times New Roman"/>
@@ -8527,6 +10369,7 @@
         </w:rPr>
         <w:t xml:space="preserve"> </w:t>
       </w:r>
+      <w:proofErr w:type="gramStart"/>
       <w:r>
         <w:rPr>
           <w:rFonts w:ascii="Times New Roman" w:hAnsi="Times New Roman" w:cs="Times New Roman"/>
@@ -8547,7 +10390,19 @@
           <w:szCs w:val="24"/>
           <w:lang w:val="en-US"/>
         </w:rPr>
-        <w:t>%}</w:t>
+        <w:t>%</w:t>
+      </w:r>
+      <w:proofErr w:type="gramEnd"/>
+      <w:r>
+        <w:rPr>
+          <w:rFonts w:ascii="Times New Roman" w:hAnsi="Times New Roman" w:cs="Times New Roman"/>
+          <w:b/>
+          <w:bCs/>
+          <w:sz w:val="24"/>
+          <w:szCs w:val="24"/>
+          <w:lang w:val="en-US"/>
+        </w:rPr>
+        <w:t>}</w:t>
       </w:r>
     </w:p>
     <w:p>
@@ -8559,6 +10414,7 @@
           <w:i/>
           <w:sz w:val="24"/>
           <w:szCs w:val="24"/>
+          <w:lang w:val="en-US"/>
         </w:rPr>
       </w:pPr>
       <w:r>
@@ -8568,17 +10424,49 @@
           <w:sz w:val="24"/>
           <w:szCs w:val="24"/>
         </w:rPr>
-        <w:t xml:space="preserve">Промежуточная аттестация – </w:t>
+        <w:t>Промежуточная</w:t>
       </w:r>
       <w:r>
         <w:rPr>
           <w:rFonts w:ascii="Times New Roman" w:eastAsia="Times New Roman" w:hAnsi="Times New Roman" w:cs="Times New Roman"/>
-          <w:bCs/>
-          <w:sz w:val="24"/>
-          <w:szCs w:val="24"/>
+          <w:b/>
+          <w:sz w:val="24"/>
+          <w:szCs w:val="24"/>
+          <w:lang w:val="en-US"/>
+        </w:rPr>
+        <w:t xml:space="preserve"> </w:t>
+      </w:r>
+      <w:r>
+        <w:rPr>
+          <w:rFonts w:ascii="Times New Roman" w:eastAsia="Times New Roman" w:hAnsi="Times New Roman" w:cs="Times New Roman"/>
+          <w:b/>
+          <w:sz w:val="24"/>
+          <w:szCs w:val="24"/>
+        </w:rPr>
+        <w:t>аттестация</w:t>
+      </w:r>
+      <w:r>
+        <w:rPr>
+          <w:rFonts w:ascii="Times New Roman" w:eastAsia="Times New Roman" w:hAnsi="Times New Roman" w:cs="Times New Roman"/>
+          <w:b/>
+          <w:sz w:val="24"/>
+          <w:szCs w:val="24"/>
+          <w:lang w:val="en-US"/>
+        </w:rPr>
+        <w:t xml:space="preserve"> – </w:t>
+      </w:r>
+      <w:proofErr w:type="gramStart"/>
+      <w:r>
+        <w:rPr>
+          <w:rFonts w:ascii="Times New Roman" w:eastAsia="Times New Roman" w:hAnsi="Times New Roman" w:cs="Times New Roman"/>
+          <w:bCs/>
+          <w:sz w:val="24"/>
+          <w:szCs w:val="24"/>
+          <w:lang w:val="en-US"/>
         </w:rPr>
         <w:t xml:space="preserve">{{ </w:t>
       </w:r>
+      <w:proofErr w:type="spellStart"/>
       <w:r>
         <w:rPr>
           <w:rFonts w:ascii="Times New Roman" w:eastAsia="Times New Roman" w:hAnsi="Times New Roman" w:cs="Times New Roman"/>
@@ -8595,6 +10483,7 @@
           <w:bCs/>
           <w:sz w:val="24"/>
           <w:szCs w:val="24"/>
+          <w:lang w:val="en-US"/>
         </w:rPr>
         <w:t>.</w:t>
       </w:r>
@@ -8608,12 +10497,15 @@
         </w:rPr>
         <w:t>title</w:t>
       </w:r>
+      <w:proofErr w:type="spellEnd"/>
+      <w:proofErr w:type="gramEnd"/>
       <w:r>
         <w:rPr>
           <w:rFonts w:ascii="Times New Roman" w:eastAsia="Times New Roman" w:hAnsi="Times New Roman" w:cs="Times New Roman"/>
           <w:bCs/>
           <w:sz w:val="24"/>
           <w:szCs w:val="24"/>
+          <w:lang w:val="en-US"/>
         </w:rPr>
         <w:t xml:space="preserve"> }}</w:t>
       </w:r>
@@ -8646,6 +10538,7 @@
         </w:rPr>
         <w:t xml:space="preserve"> </w:t>
       </w:r>
+      <w:proofErr w:type="gramStart"/>
       <w:r>
         <w:rPr>
           <w:rFonts w:ascii="Times New Roman" w:eastAsia="Times New Roman" w:hAnsi="Times New Roman" w:cs="Times New Roman"/>
@@ -8655,6 +10548,7 @@
         </w:rPr>
         <w:t xml:space="preserve">{{ </w:t>
       </w:r>
+      <w:proofErr w:type="spellStart"/>
       <w:r>
         <w:rPr>
           <w:rFonts w:ascii="Times New Roman" w:eastAsia="Times New Roman" w:hAnsi="Times New Roman" w:cs="Times New Roman"/>
@@ -8665,6 +10559,7 @@
         </w:rPr>
         <w:t>i</w:t>
       </w:r>
+      <w:proofErr w:type="spellEnd"/>
       <w:r>
         <w:rPr>
           <w:rFonts w:ascii="Times New Roman" w:eastAsia="Times New Roman" w:hAnsi="Times New Roman" w:cs="Times New Roman"/>
@@ -8684,6 +10579,7 @@
         </w:rPr>
         <w:t>tat</w:t>
       </w:r>
+      <w:proofErr w:type="gramEnd"/>
       <w:r>
         <w:rPr>
           <w:rFonts w:ascii="Times New Roman" w:eastAsia="Times New Roman" w:hAnsi="Times New Roman" w:cs="Times New Roman"/>
@@ -8735,6 +10631,7 @@
         </w:rPr>
         <w:t xml:space="preserve">Зачет проводится в форме </w:t>
       </w:r>
+      <w:proofErr w:type="gramStart"/>
       <w:r>
         <w:rPr>
           <w:rFonts w:ascii="Times New Roman" w:eastAsia="Times New Roman" w:hAnsi="Times New Roman" w:cs="Times New Roman"/>
@@ -8745,6 +10642,7 @@
         </w:rPr>
         <w:t xml:space="preserve">{{ </w:t>
       </w:r>
+      <w:proofErr w:type="spellStart"/>
       <w:r>
         <w:rPr>
           <w:rFonts w:ascii="Times New Roman" w:eastAsia="Times New Roman" w:hAnsi="Times New Roman" w:cs="Times New Roman"/>
@@ -8755,6 +10653,7 @@
         </w:rPr>
         <w:t>i</w:t>
       </w:r>
+      <w:proofErr w:type="spellEnd"/>
       <w:r>
         <w:rPr>
           <w:rFonts w:ascii="Times New Roman" w:eastAsia="Times New Roman" w:hAnsi="Times New Roman" w:cs="Times New Roman"/>
@@ -8775,6 +10674,7 @@
         </w:rPr>
         <w:t>form</w:t>
       </w:r>
+      <w:proofErr w:type="gramEnd"/>
       <w:r>
         <w:rPr>
           <w:rFonts w:ascii="Times New Roman" w:eastAsia="Times New Roman" w:hAnsi="Times New Roman" w:cs="Times New Roman"/>
@@ -8806,6 +10706,7 @@
           <w:szCs w:val="28"/>
         </w:rPr>
       </w:pPr>
+      <w:proofErr w:type="gramStart"/>
       <w:r>
         <w:rPr>
           <w:rFonts w:ascii="Times New Roman" w:hAnsi="Times New Roman" w:cs="Times New Roman"/>
@@ -8815,6 +10716,7 @@
         </w:rPr>
         <w:t xml:space="preserve">{{ </w:t>
       </w:r>
+      <w:proofErr w:type="spellStart"/>
       <w:r>
         <w:rPr>
           <w:rFonts w:ascii="Times New Roman" w:hAnsi="Times New Roman" w:cs="Times New Roman"/>
@@ -8825,6 +10727,7 @@
         </w:rPr>
         <w:t>i</w:t>
       </w:r>
+      <w:proofErr w:type="spellEnd"/>
       <w:r>
         <w:rPr>
           <w:rFonts w:ascii="Times New Roman" w:hAnsi="Times New Roman" w:cs="Times New Roman"/>
@@ -8834,6 +10737,7 @@
         </w:rPr>
         <w:t>.</w:t>
       </w:r>
+      <w:proofErr w:type="spellStart"/>
       <w:r>
         <w:rPr>
           <w:rFonts w:ascii="Times New Roman" w:hAnsi="Times New Roman" w:cs="Times New Roman"/>
@@ -8844,6 +10748,8 @@
         </w:rPr>
         <w:t>formabout</w:t>
       </w:r>
+      <w:proofErr w:type="spellEnd"/>
+      <w:proofErr w:type="gramEnd"/>
       <w:r>
         <w:rPr>
           <w:rFonts w:ascii="Times New Roman" w:hAnsi="Times New Roman" w:cs="Times New Roman"/>
@@ -8910,6 +10816,7 @@
         </w:rPr>
         <w:t xml:space="preserve"> </w:t>
       </w:r>
+      <w:proofErr w:type="spellStart"/>
       <w:r>
         <w:rPr>
           <w:rFonts w:ascii="Times New Roman" w:hAnsi="Times New Roman" w:cs="Times New Roman"/>
@@ -8919,6 +10826,7 @@
         </w:rPr>
         <w:t>i</w:t>
       </w:r>
+      <w:proofErr w:type="spellEnd"/>
       <w:r>
         <w:rPr>
           <w:rFonts w:ascii="Times New Roman" w:hAnsi="Times New Roman" w:cs="Times New Roman"/>
@@ -8944,6 +10852,7 @@
         </w:rPr>
         <w:t xml:space="preserve"> == ‘</w:t>
       </w:r>
+      <w:proofErr w:type="spellStart"/>
       <w:r>
         <w:rPr>
           <w:rFonts w:ascii="Times New Roman" w:hAnsi="Times New Roman" w:cs="Times New Roman"/>
@@ -8953,6 +10862,7 @@
         </w:rPr>
         <w:t>zach</w:t>
       </w:r>
+      <w:proofErr w:type="spellEnd"/>
       <w:r>
         <w:rPr>
           <w:rFonts w:ascii="Times New Roman" w:hAnsi="Times New Roman" w:cs="Times New Roman"/>
@@ -9080,7 +10990,29 @@
                 <w:szCs w:val="24"/>
                 <w:lang w:val="en-US"/>
               </w:rPr>
-              <w:t>{{ i.passed }}</w:t>
+              <w:t xml:space="preserve">{{ </w:t>
+            </w:r>
+            <w:proofErr w:type="spellStart"/>
+            <w:r>
+              <w:rPr>
+                <w:rFonts w:ascii="Times New Roman" w:hAnsi="Times New Roman" w:cs="Times New Roman"/>
+                <w:bCs/>
+                <w:sz w:val="24"/>
+                <w:szCs w:val="24"/>
+                <w:lang w:val="en-US"/>
+              </w:rPr>
+              <w:t>i.passed</w:t>
+            </w:r>
+            <w:proofErr w:type="spellEnd"/>
+            <w:r>
+              <w:rPr>
+                <w:rFonts w:ascii="Times New Roman" w:hAnsi="Times New Roman" w:cs="Times New Roman"/>
+                <w:bCs/>
+                <w:sz w:val="24"/>
+                <w:szCs w:val="24"/>
+                <w:lang w:val="en-US"/>
+              </w:rPr>
+              <w:t xml:space="preserve"> }}</w:t>
             </w:r>
           </w:p>
         </w:tc>
@@ -9108,7 +11040,29 @@
                 <w:szCs w:val="24"/>
                 <w:lang w:val="en-US"/>
               </w:rPr>
-              <w:t>{{ i.unpassed }}</w:t>
+              <w:t xml:space="preserve">{{ </w:t>
+            </w:r>
+            <w:proofErr w:type="spellStart"/>
+            <w:r>
+              <w:rPr>
+                <w:rFonts w:ascii="Times New Roman" w:hAnsi="Times New Roman" w:cs="Times New Roman"/>
+                <w:bCs/>
+                <w:sz w:val="24"/>
+                <w:szCs w:val="24"/>
+                <w:lang w:val="en-US"/>
+              </w:rPr>
+              <w:t>i.unpassed</w:t>
+            </w:r>
+            <w:proofErr w:type="spellEnd"/>
+            <w:r>
+              <w:rPr>
+                <w:rFonts w:ascii="Times New Roman" w:hAnsi="Times New Roman" w:cs="Times New Roman"/>
+                <w:bCs/>
+                <w:sz w:val="24"/>
+                <w:szCs w:val="24"/>
+                <w:lang w:val="en-US"/>
+              </w:rPr>
+              <w:t xml:space="preserve"> }}</w:t>
             </w:r>
           </w:p>
         </w:tc>
@@ -9135,29 +11089,7 @@
           <w:szCs w:val="28"/>
           <w:lang w:val="en-US"/>
         </w:rPr>
-        <w:t>{%</w:t>
-      </w:r>
-      <w:r>
-        <w:rPr>
-          <w:rFonts w:ascii="Times New Roman" w:hAnsi="Times New Roman" w:cs="Times New Roman"/>
-          <w:bCs/>
-          <w:iCs/>
-          <w:sz w:val="24"/>
-          <w:szCs w:val="28"/>
-          <w:lang w:val="en-US"/>
-        </w:rPr>
-        <w:t>-</w:t>
-      </w:r>
-      <w:r>
-        <w:rPr>
-          <w:rFonts w:ascii="Times New Roman" w:hAnsi="Times New Roman" w:cs="Times New Roman"/>
-          <w:bCs/>
-          <w:iCs/>
-          <w:sz w:val="24"/>
-          <w:szCs w:val="28"/>
-          <w:lang w:val="en-US"/>
-        </w:rPr>
-        <w:t xml:space="preserve"> else %}</w:t>
+        <w:t>{% else %}</w:t>
       </w:r>
     </w:p>
     <w:tbl>
@@ -9306,7 +11238,27 @@
                 <w:sz w:val="24"/>
                 <w:lang w:val="en-US"/>
               </w:rPr>
-              <w:t>{{i.great}}</w:t>
+              <w:t>{{</w:t>
+            </w:r>
+            <w:proofErr w:type="spellStart"/>
+            <w:r>
+              <w:rPr>
+                <w:rFonts w:ascii="Times New Roman" w:hAnsi="Times New Roman" w:cs="Times New Roman"/>
+                <w:bCs/>
+                <w:sz w:val="24"/>
+                <w:lang w:val="en-US"/>
+              </w:rPr>
+              <w:t>i.great</w:t>
+            </w:r>
+            <w:proofErr w:type="spellEnd"/>
+            <w:r>
+              <w:rPr>
+                <w:rFonts w:ascii="Times New Roman" w:hAnsi="Times New Roman" w:cs="Times New Roman"/>
+                <w:bCs/>
+                <w:sz w:val="24"/>
+                <w:lang w:val="en-US"/>
+              </w:rPr>
+              <w:t>}}</w:t>
             </w:r>
           </w:p>
         </w:tc>
@@ -9333,7 +11285,27 @@
                 <w:sz w:val="24"/>
                 <w:lang w:val="en-US"/>
               </w:rPr>
-              <w:t>{{i.good}}</w:t>
+              <w:t>{{</w:t>
+            </w:r>
+            <w:proofErr w:type="spellStart"/>
+            <w:r>
+              <w:rPr>
+                <w:rFonts w:ascii="Times New Roman" w:hAnsi="Times New Roman" w:cs="Times New Roman"/>
+                <w:bCs/>
+                <w:sz w:val="24"/>
+                <w:lang w:val="en-US"/>
+              </w:rPr>
+              <w:t>i.good</w:t>
+            </w:r>
+            <w:proofErr w:type="spellEnd"/>
+            <w:r>
+              <w:rPr>
+                <w:rFonts w:ascii="Times New Roman" w:hAnsi="Times New Roman" w:cs="Times New Roman"/>
+                <w:bCs/>
+                <w:sz w:val="24"/>
+                <w:lang w:val="en-US"/>
+              </w:rPr>
+              <w:t>}}</w:t>
             </w:r>
           </w:p>
         </w:tc>
@@ -9360,8 +11332,9 @@
                 <w:sz w:val="24"/>
                 <w:lang w:val="en-US"/>
               </w:rPr>
-              <w:t>{{i.</w:t>
-            </w:r>
+              <w:t>{{</w:t>
+            </w:r>
+            <w:proofErr w:type="spellStart"/>
             <w:r>
               <w:rPr>
                 <w:rFonts w:ascii="Times New Roman" w:hAnsi="Times New Roman" w:cs="Times New Roman"/>
@@ -9369,8 +11342,18 @@
                 <w:sz w:val="24"/>
                 <w:lang w:val="en-US"/>
               </w:rPr>
+              <w:t>i.</w:t>
+            </w:r>
+            <w:r>
+              <w:rPr>
+                <w:rFonts w:ascii="Times New Roman" w:hAnsi="Times New Roman" w:cs="Times New Roman"/>
+                <w:bCs/>
+                <w:sz w:val="24"/>
+                <w:lang w:val="en-US"/>
+              </w:rPr>
               <w:t>satisfactorily</w:t>
             </w:r>
+            <w:proofErr w:type="spellEnd"/>
             <w:r>
               <w:rPr>
                 <w:rFonts w:ascii="Times New Roman" w:hAnsi="Times New Roman" w:cs="Times New Roman"/>
@@ -9405,8 +11388,9 @@
                 <w:sz w:val="24"/>
                 <w:lang w:val="en-US"/>
               </w:rPr>
-              <w:t>{{i.</w:t>
-            </w:r>
+              <w:t>{{</w:t>
+            </w:r>
+            <w:proofErr w:type="spellStart"/>
             <w:r>
               <w:rPr>
                 <w:rFonts w:ascii="Times New Roman" w:hAnsi="Times New Roman" w:cs="Times New Roman"/>
@@ -9414,8 +11398,18 @@
                 <w:sz w:val="24"/>
                 <w:lang w:val="en-US"/>
               </w:rPr>
+              <w:t>i.</w:t>
+            </w:r>
+            <w:r>
+              <w:rPr>
+                <w:rFonts w:ascii="Times New Roman" w:hAnsi="Times New Roman" w:cs="Times New Roman"/>
+                <w:bCs/>
+                <w:sz w:val="24"/>
+                <w:lang w:val="en-US"/>
+              </w:rPr>
               <w:t>unsatisfactory</w:t>
             </w:r>
+            <w:proofErr w:type="spellEnd"/>
             <w:r>
               <w:rPr>
                 <w:rFonts w:ascii="Times New Roman" w:hAnsi="Times New Roman" w:cs="Times New Roman"/>
@@ -9450,7 +11444,31 @@
           <w:szCs w:val="24"/>
           <w:lang w:val="en-US"/>
         </w:rPr>
-        <w:t>{% endif %}</w:t>
+        <w:t xml:space="preserve">{% </w:t>
+      </w:r>
+      <w:proofErr w:type="spellStart"/>
+      <w:r>
+        <w:rPr>
+          <w:rFonts w:ascii="Times New Roman" w:hAnsi="Times New Roman" w:cs="Times New Roman"/>
+          <w:b/>
+          <w:bCs/>
+          <w:sz w:val="24"/>
+          <w:szCs w:val="24"/>
+          <w:lang w:val="en-US"/>
+        </w:rPr>
+        <w:t>endif</w:t>
+      </w:r>
+      <w:proofErr w:type="spellEnd"/>
+      <w:r>
+        <w:rPr>
+          <w:rFonts w:ascii="Times New Roman" w:hAnsi="Times New Roman" w:cs="Times New Roman"/>
+          <w:b/>
+          <w:bCs/>
+          <w:sz w:val="24"/>
+          <w:szCs w:val="24"/>
+          <w:lang w:val="en-US"/>
+        </w:rPr>
+        <w:t xml:space="preserve"> %}</w:t>
       </w:r>
     </w:p>
     <w:p>
@@ -9474,51 +11492,31 @@
           <w:szCs w:val="24"/>
           <w:lang w:val="en-US"/>
         </w:rPr>
-        <w:t>{%</w:t>
-      </w:r>
-      <w:r>
-        <w:rPr>
-          <w:rFonts w:ascii="Times New Roman" w:hAnsi="Times New Roman" w:cs="Times New Roman"/>
-          <w:b/>
-          <w:bCs/>
-          <w:sz w:val="24"/>
-          <w:szCs w:val="24"/>
-          <w:lang w:val="en-US"/>
-        </w:rPr>
-        <w:t>-</w:t>
-      </w:r>
-      <w:r>
-        <w:rPr>
-          <w:rFonts w:ascii="Times New Roman" w:hAnsi="Times New Roman" w:cs="Times New Roman"/>
-          <w:b/>
-          <w:bCs/>
-          <w:sz w:val="24"/>
-          <w:szCs w:val="24"/>
-          <w:lang w:val="en-US"/>
-        </w:rPr>
-        <w:t xml:space="preserve"> endfor </w:t>
-      </w:r>
-      <w:r>
-        <w:rPr>
-          <w:rFonts w:ascii="Times New Roman" w:hAnsi="Times New Roman" w:cs="Times New Roman"/>
-          <w:b/>
-          <w:bCs/>
-          <w:sz w:val="24"/>
-          <w:szCs w:val="24"/>
-          <w:lang w:val="en-US"/>
-        </w:rPr>
-        <w:t>-</w:t>
-      </w:r>
-      <w:r>
-        <w:rPr>
-          <w:rFonts w:ascii="Times New Roman" w:hAnsi="Times New Roman" w:cs="Times New Roman"/>
-          <w:b/>
-          <w:bCs/>
-          <w:sz w:val="24"/>
-          <w:szCs w:val="24"/>
-          <w:lang w:val="en-US"/>
-        </w:rPr>
-        <w:t>%}</w:t>
+        <w:t xml:space="preserve">{% </w:t>
+      </w:r>
+      <w:proofErr w:type="spellStart"/>
+      <w:r>
+        <w:rPr>
+          <w:rFonts w:ascii="Times New Roman" w:hAnsi="Times New Roman" w:cs="Times New Roman"/>
+          <w:b/>
+          <w:bCs/>
+          <w:sz w:val="24"/>
+          <w:szCs w:val="24"/>
+          <w:lang w:val="en-US"/>
+        </w:rPr>
+        <w:t>endfor</w:t>
+      </w:r>
+      <w:proofErr w:type="spellEnd"/>
+      <w:r>
+        <w:rPr>
+          <w:rFonts w:ascii="Times New Roman" w:hAnsi="Times New Roman" w:cs="Times New Roman"/>
+          <w:b/>
+          <w:bCs/>
+          <w:sz w:val="24"/>
+          <w:szCs w:val="24"/>
+          <w:lang w:val="en-US"/>
+        </w:rPr>
+        <w:t xml:space="preserve"> %}</w:t>
       </w:r>
     </w:p>
     <w:p>
@@ -9632,8 +11630,29 @@
           <w:szCs w:val="24"/>
           <w:lang w:val="en-US"/>
         </w:rPr>
-        <w:t xml:space="preserve"> for i in </w:t>
-      </w:r>
+        <w:t xml:space="preserve"> for </w:t>
+      </w:r>
+      <w:proofErr w:type="spellStart"/>
+      <w:r>
+        <w:rPr>
+          <w:rFonts w:ascii="Times New Roman" w:hAnsi="Times New Roman" w:cs="Times New Roman"/>
+          <w:sz w:val="24"/>
+          <w:szCs w:val="24"/>
+          <w:lang w:val="en-US"/>
+        </w:rPr>
+        <w:t>i</w:t>
+      </w:r>
+      <w:proofErr w:type="spellEnd"/>
+      <w:r>
+        <w:rPr>
+          <w:rFonts w:ascii="Times New Roman" w:hAnsi="Times New Roman" w:cs="Times New Roman"/>
+          <w:sz w:val="24"/>
+          <w:szCs w:val="24"/>
+          <w:lang w:val="en-US"/>
+        </w:rPr>
+        <w:t xml:space="preserve"> in </w:t>
+      </w:r>
+      <w:proofErr w:type="spellStart"/>
       <w:r>
         <w:rPr>
           <w:rFonts w:ascii="Times New Roman" w:hAnsi="Times New Roman" w:cs="Times New Roman"/>
@@ -9643,6 +11662,7 @@
         </w:rPr>
         <w:t>main_library</w:t>
       </w:r>
+      <w:proofErr w:type="spellEnd"/>
       <w:r>
         <w:rPr>
           <w:rFonts w:ascii="Times New Roman" w:hAnsi="Times New Roman" w:cs="Times New Roman"/>
@@ -9670,17 +11690,38 @@
           <w:szCs w:val="24"/>
           <w:lang w:val="en-US"/>
         </w:rPr>
-        <w:t xml:space="preserve">{{i.number}}. </w:t>
-      </w:r>
-      <w:r>
-        <w:rPr>
-          <w:rFonts w:ascii="Times New Roman" w:hAnsi="Times New Roman" w:cs="Times New Roman"/>
-          <w:sz w:val="24"/>
-          <w:szCs w:val="24"/>
-          <w:lang w:val="en-US"/>
-        </w:rPr>
         <w:t>{{</w:t>
       </w:r>
+      <w:proofErr w:type="spellStart"/>
+      <w:r>
+        <w:rPr>
+          <w:rFonts w:ascii="Times New Roman" w:hAnsi="Times New Roman" w:cs="Times New Roman"/>
+          <w:sz w:val="24"/>
+          <w:szCs w:val="24"/>
+          <w:lang w:val="en-US"/>
+        </w:rPr>
+        <w:t>i.number</w:t>
+      </w:r>
+      <w:proofErr w:type="spellEnd"/>
+      <w:r>
+        <w:rPr>
+          <w:rFonts w:ascii="Times New Roman" w:hAnsi="Times New Roman" w:cs="Times New Roman"/>
+          <w:sz w:val="24"/>
+          <w:szCs w:val="24"/>
+          <w:lang w:val="en-US"/>
+        </w:rPr>
+        <w:t xml:space="preserve">}}. </w:t>
+      </w:r>
+      <w:r>
+        <w:rPr>
+          <w:rFonts w:ascii="Times New Roman" w:hAnsi="Times New Roman" w:cs="Times New Roman"/>
+          <w:sz w:val="24"/>
+          <w:szCs w:val="24"/>
+          <w:lang w:val="en-US"/>
+        </w:rPr>
+        <w:t>{{</w:t>
+      </w:r>
+      <w:proofErr w:type="spellStart"/>
       <w:r>
         <w:rPr>
           <w:rFonts w:ascii="Times New Roman" w:hAnsi="Times New Roman" w:cs="Times New Roman"/>
@@ -9726,6 +11767,7 @@
         </w:rPr>
         <w:t>disc</w:t>
       </w:r>
+      <w:proofErr w:type="spellEnd"/>
       <w:r>
         <w:rPr>
           <w:rFonts w:ascii="Times New Roman" w:hAnsi="Times New Roman" w:cs="Times New Roman"/>
@@ -9770,6 +11812,7 @@
         </w:rPr>
         <w:t xml:space="preserve"> </w:t>
       </w:r>
+      <w:proofErr w:type="spellStart"/>
       <w:r>
         <w:rPr>
           <w:rFonts w:ascii="Times New Roman" w:hAnsi="Times New Roman" w:cs="Times New Roman"/>
@@ -9779,6 +11822,7 @@
         </w:rPr>
         <w:t>endfor</w:t>
       </w:r>
+      <w:proofErr w:type="spellEnd"/>
       <w:r>
         <w:rPr>
           <w:rFonts w:ascii="Times New Roman" w:hAnsi="Times New Roman" w:cs="Times New Roman"/>
@@ -9843,7 +11887,37 @@
           <w:szCs w:val="24"/>
           <w:lang w:val="en-US"/>
         </w:rPr>
-        <w:t xml:space="preserve"> for i in additional</w:t>
+        <w:t xml:space="preserve"> for </w:t>
+      </w:r>
+      <w:proofErr w:type="spellStart"/>
+      <w:r>
+        <w:rPr>
+          <w:rFonts w:ascii="Times New Roman" w:hAnsi="Times New Roman" w:cs="Times New Roman"/>
+          <w:sz w:val="24"/>
+          <w:szCs w:val="24"/>
+          <w:lang w:val="en-US"/>
+        </w:rPr>
+        <w:t>i</w:t>
+      </w:r>
+      <w:proofErr w:type="spellEnd"/>
+      <w:r>
+        <w:rPr>
+          <w:rFonts w:ascii="Times New Roman" w:hAnsi="Times New Roman" w:cs="Times New Roman"/>
+          <w:sz w:val="24"/>
+          <w:szCs w:val="24"/>
+          <w:lang w:val="en-US"/>
+        </w:rPr>
+        <w:t xml:space="preserve"> in </w:t>
+      </w:r>
+      <w:proofErr w:type="spellStart"/>
+      <w:r>
+        <w:rPr>
+          <w:rFonts w:ascii="Times New Roman" w:hAnsi="Times New Roman" w:cs="Times New Roman"/>
+          <w:sz w:val="24"/>
+          <w:szCs w:val="24"/>
+          <w:lang w:val="en-US"/>
+        </w:rPr>
+        <w:t>additional</w:t>
       </w:r>
       <w:r>
         <w:rPr>
@@ -9854,6 +11928,7 @@
         </w:rPr>
         <w:t>_library</w:t>
       </w:r>
+      <w:proofErr w:type="spellEnd"/>
       <w:r>
         <w:rPr>
           <w:rFonts w:ascii="Times New Roman" w:hAnsi="Times New Roman" w:cs="Times New Roman"/>
@@ -9881,7 +11956,47 @@
           <w:szCs w:val="24"/>
           <w:lang w:val="en-US"/>
         </w:rPr>
-        <w:t xml:space="preserve">{{i.number}}. {{i.bib_disc}} </w:t>
+        <w:t>{{</w:t>
+      </w:r>
+      <w:proofErr w:type="spellStart"/>
+      <w:r>
+        <w:rPr>
+          <w:rFonts w:ascii="Times New Roman" w:hAnsi="Times New Roman" w:cs="Times New Roman"/>
+          <w:sz w:val="24"/>
+          <w:szCs w:val="24"/>
+          <w:lang w:val="en-US"/>
+        </w:rPr>
+        <w:t>i.number</w:t>
+      </w:r>
+      <w:proofErr w:type="spellEnd"/>
+      <w:r>
+        <w:rPr>
+          <w:rFonts w:ascii="Times New Roman" w:hAnsi="Times New Roman" w:cs="Times New Roman"/>
+          <w:sz w:val="24"/>
+          <w:szCs w:val="24"/>
+          <w:lang w:val="en-US"/>
+        </w:rPr>
+        <w:t>}}. {{</w:t>
+      </w:r>
+      <w:proofErr w:type="spellStart"/>
+      <w:r>
+        <w:rPr>
+          <w:rFonts w:ascii="Times New Roman" w:hAnsi="Times New Roman" w:cs="Times New Roman"/>
+          <w:sz w:val="24"/>
+          <w:szCs w:val="24"/>
+          <w:lang w:val="en-US"/>
+        </w:rPr>
+        <w:t>i.bib_disc</w:t>
+      </w:r>
+      <w:proofErr w:type="spellEnd"/>
+      <w:r>
+        <w:rPr>
+          <w:rFonts w:ascii="Times New Roman" w:hAnsi="Times New Roman" w:cs="Times New Roman"/>
+          <w:sz w:val="24"/>
+          <w:szCs w:val="24"/>
+          <w:lang w:val="en-US"/>
+        </w:rPr>
+        <w:t xml:space="preserve">}} </w:t>
       </w:r>
     </w:p>
     <w:p>
@@ -9902,6 +12017,7 @@
         </w:rPr>
         <w:t xml:space="preserve">{%- </w:t>
       </w:r>
+      <w:proofErr w:type="spellStart"/>
       <w:r>
         <w:rPr>
           <w:rFonts w:ascii="Times New Roman" w:hAnsi="Times New Roman" w:cs="Times New Roman"/>
@@ -9911,6 +12027,7 @@
         </w:rPr>
         <w:t>endfor</w:t>
       </w:r>
+      <w:proofErr w:type="spellEnd"/>
       <w:r>
         <w:rPr>
           <w:rFonts w:ascii="Times New Roman" w:hAnsi="Times New Roman" w:cs="Times New Roman"/>
@@ -10010,6 +12127,8 @@
         </w:rPr>
         <w:t xml:space="preserve">{{ </w:t>
       </w:r>
+      <w:proofErr w:type="spellStart"/>
+      <w:proofErr w:type="gramStart"/>
       <w:r>
         <w:rPr>
           <w:rFonts w:ascii="Times New Roman" w:hAnsi="Times New Roman" w:cs="Times New Roman"/>
@@ -10019,6 +12138,8 @@
         </w:rPr>
         <w:t>resources</w:t>
       </w:r>
+      <w:proofErr w:type="spellEnd"/>
+      <w:proofErr w:type="gramEnd"/>
       <w:r>
         <w:rPr>
           <w:rFonts w:ascii="Times New Roman" w:hAnsi="Times New Roman" w:cs="Times New Roman"/>
@@ -10027,6 +12148,8 @@
         </w:rPr>
         <w:t>.</w:t>
       </w:r>
+      <w:proofErr w:type="spellStart"/>
+      <w:proofErr w:type="gramStart"/>
       <w:r>
         <w:rPr>
           <w:rFonts w:ascii="Times New Roman" w:hAnsi="Times New Roman" w:cs="Times New Roman"/>
@@ -10036,6 +12159,8 @@
         </w:rPr>
         <w:t>web</w:t>
       </w:r>
+      <w:proofErr w:type="spellEnd"/>
+      <w:proofErr w:type="gramEnd"/>
       <w:r>
         <w:rPr>
           <w:rFonts w:ascii="Times New Roman" w:hAnsi="Times New Roman" w:cs="Times New Roman"/>
@@ -10076,6 +12201,7 @@
           <w:szCs w:val="24"/>
         </w:rPr>
       </w:pPr>
+      <w:proofErr w:type="gramStart"/>
       <w:r>
         <w:rPr>
           <w:rFonts w:ascii="Times New Roman" w:hAnsi="Times New Roman" w:cs="Times New Roman"/>
@@ -10101,6 +12227,7 @@
         </w:rPr>
         <w:t>.</w:t>
       </w:r>
+      <w:proofErr w:type="spellStart"/>
       <w:r>
         <w:rPr>
           <w:rFonts w:ascii="Times New Roman" w:hAnsi="Times New Roman" w:cs="Times New Roman"/>
@@ -10109,6 +12236,8 @@
         </w:rPr>
         <w:t>bd</w:t>
       </w:r>
+      <w:proofErr w:type="spellEnd"/>
+      <w:proofErr w:type="gramEnd"/>
       <w:r>
         <w:rPr>
           <w:rFonts w:ascii="Times New Roman" w:hAnsi="Times New Roman" w:cs="Times New Roman"/>
@@ -10198,7 +12327,29 @@
           <w:szCs w:val="24"/>
           <w:lang w:val="en-US"/>
         </w:rPr>
-        <w:t>for i in software</w:t>
+        <w:t xml:space="preserve">for </w:t>
+      </w:r>
+      <w:proofErr w:type="spellStart"/>
+      <w:r>
+        <w:rPr>
+          <w:rFonts w:ascii="Times New Roman" w:hAnsi="Times New Roman" w:cs="Times New Roman"/>
+          <w:bCs/>
+          <w:sz w:val="24"/>
+          <w:szCs w:val="24"/>
+          <w:lang w:val="en-US"/>
+        </w:rPr>
+        <w:t>i</w:t>
+      </w:r>
+      <w:proofErr w:type="spellEnd"/>
+      <w:r>
+        <w:rPr>
+          <w:rFonts w:ascii="Times New Roman" w:hAnsi="Times New Roman" w:cs="Times New Roman"/>
+          <w:bCs/>
+          <w:sz w:val="24"/>
+          <w:szCs w:val="24"/>
+          <w:lang w:val="en-US"/>
+        </w:rPr>
+        <w:t xml:space="preserve"> in software</w:t>
       </w:r>
       <w:r>
         <w:rPr>
@@ -10220,7 +12371,6 @@
           <w:bCs/>
           <w:sz w:val="24"/>
           <w:szCs w:val="24"/>
-          <w:lang w:val="en-US"/>
         </w:rPr>
       </w:pPr>
       <w:r>
@@ -10231,18 +12381,40 @@
           <w:szCs w:val="24"/>
           <w:lang w:val="en-US"/>
         </w:rPr>
-        <w:t xml:space="preserve">{{i.number}}. </w:t>
-      </w:r>
-      <w:r>
-        <w:rPr>
-          <w:rFonts w:ascii="Times New Roman" w:hAnsi="Times New Roman" w:cs="Times New Roman"/>
-          <w:bCs/>
-          <w:sz w:val="24"/>
-          <w:szCs w:val="24"/>
-          <w:lang w:val="en-US"/>
-        </w:rPr>
         <w:t>{{</w:t>
       </w:r>
+      <w:proofErr w:type="spellStart"/>
+      <w:r>
+        <w:rPr>
+          <w:rFonts w:ascii="Times New Roman" w:hAnsi="Times New Roman" w:cs="Times New Roman"/>
+          <w:bCs/>
+          <w:sz w:val="24"/>
+          <w:szCs w:val="24"/>
+          <w:lang w:val="en-US"/>
+        </w:rPr>
+        <w:t>i.number</w:t>
+      </w:r>
+      <w:proofErr w:type="spellEnd"/>
+      <w:r>
+        <w:rPr>
+          <w:rFonts w:ascii="Times New Roman" w:hAnsi="Times New Roman" w:cs="Times New Roman"/>
+          <w:bCs/>
+          <w:sz w:val="24"/>
+          <w:szCs w:val="24"/>
+          <w:lang w:val="en-US"/>
+        </w:rPr>
+        <w:t xml:space="preserve">}}. </w:t>
+      </w:r>
+      <w:r>
+        <w:rPr>
+          <w:rFonts w:ascii="Times New Roman" w:hAnsi="Times New Roman" w:cs="Times New Roman"/>
+          <w:bCs/>
+          <w:sz w:val="24"/>
+          <w:szCs w:val="24"/>
+        </w:rPr>
+        <w:t>{{</w:t>
+      </w:r>
+      <w:proofErr w:type="spellStart"/>
       <w:r>
         <w:rPr>
           <w:rFonts w:ascii="Times New Roman" w:hAnsi="Times New Roman" w:cs="Times New Roman"/>
@@ -10253,16 +12425,17 @@
         </w:rPr>
         <w:t>i</w:t>
       </w:r>
-      <w:r>
-        <w:rPr>
-          <w:rFonts w:ascii="Times New Roman" w:hAnsi="Times New Roman" w:cs="Times New Roman"/>
-          <w:bCs/>
-          <w:sz w:val="24"/>
-          <w:szCs w:val="24"/>
-          <w:lang w:val="en-US"/>
+      <w:proofErr w:type="spellEnd"/>
+      <w:r>
+        <w:rPr>
+          <w:rFonts w:ascii="Times New Roman" w:hAnsi="Times New Roman" w:cs="Times New Roman"/>
+          <w:bCs/>
+          <w:sz w:val="24"/>
+          <w:szCs w:val="24"/>
         </w:rPr>
         <w:t>.</w:t>
       </w:r>
+      <w:proofErr w:type="spellStart"/>
       <w:r>
         <w:rPr>
           <w:rFonts w:ascii="Times New Roman" w:hAnsi="Times New Roman" w:cs="Times New Roman"/>
@@ -10273,13 +12446,13 @@
         </w:rPr>
         <w:t>content</w:t>
       </w:r>
-      <w:r>
-        <w:rPr>
-          <w:rFonts w:ascii="Times New Roman" w:hAnsi="Times New Roman" w:cs="Times New Roman"/>
-          <w:bCs/>
-          <w:sz w:val="24"/>
-          <w:szCs w:val="24"/>
-          <w:lang w:val="en-US"/>
+      <w:proofErr w:type="spellEnd"/>
+      <w:r>
+        <w:rPr>
+          <w:rFonts w:ascii="Times New Roman" w:hAnsi="Times New Roman" w:cs="Times New Roman"/>
+          <w:bCs/>
+          <w:sz w:val="24"/>
+          <w:szCs w:val="24"/>
         </w:rPr>
         <w:t>}}</w:t>
       </w:r>
@@ -10293,7 +12466,6 @@
           <w:bCs/>
           <w:sz w:val="24"/>
           <w:szCs w:val="24"/>
-          <w:lang w:val="en-US"/>
         </w:rPr>
       </w:pPr>
       <w:r>
@@ -10302,10 +12474,10 @@
           <w:bCs/>
           <w:sz w:val="24"/>
           <w:szCs w:val="24"/>
-          <w:lang w:val="en-US"/>
         </w:rPr>
         <w:t xml:space="preserve">{%- </w:t>
       </w:r>
+      <w:proofErr w:type="spellStart"/>
       <w:r>
         <w:rPr>
           <w:rFonts w:ascii="Times New Roman" w:hAnsi="Times New Roman" w:cs="Times New Roman"/>
@@ -10316,13 +12488,13 @@
         </w:rPr>
         <w:t>endfor</w:t>
       </w:r>
-      <w:r>
-        <w:rPr>
-          <w:rFonts w:ascii="Times New Roman" w:hAnsi="Times New Roman" w:cs="Times New Roman"/>
-          <w:bCs/>
-          <w:sz w:val="24"/>
-          <w:szCs w:val="24"/>
-          <w:lang w:val="en-US"/>
+      <w:proofErr w:type="spellEnd"/>
+      <w:r>
+        <w:rPr>
+          <w:rFonts w:ascii="Times New Roman" w:hAnsi="Times New Roman" w:cs="Times New Roman"/>
+          <w:bCs/>
+          <w:sz w:val="24"/>
+          <w:szCs w:val="24"/>
         </w:rPr>
         <w:t xml:space="preserve"> %}</w:t>
       </w:r>
@@ -10356,6 +12528,7 @@
           <w:bCs/>
           <w:sz w:val="24"/>
           <w:szCs w:val="24"/>
+          <w:lang w:val="en-US"/>
         </w:rPr>
       </w:pPr>
       <w:r>
@@ -10364,6 +12537,7 @@
           <w:bCs/>
           <w:sz w:val="24"/>
           <w:szCs w:val="24"/>
+          <w:lang w:val="en-US"/>
         </w:rPr>
         <w:t xml:space="preserve">{%- </w:t>
       </w:r>
@@ -10383,9 +12557,11 @@
           <w:bCs/>
           <w:sz w:val="24"/>
           <w:szCs w:val="24"/>
+          <w:lang w:val="en-US"/>
         </w:rPr>
         <w:t xml:space="preserve"> </w:t>
       </w:r>
+      <w:proofErr w:type="spellStart"/>
       <w:r>
         <w:rPr>
           <w:rFonts w:ascii="Times New Roman" w:hAnsi="Times New Roman" w:cs="Times New Roman"/>
@@ -10396,12 +12572,14 @@
         </w:rPr>
         <w:t>i</w:t>
       </w:r>
-      <w:r>
-        <w:rPr>
-          <w:rFonts w:ascii="Times New Roman" w:hAnsi="Times New Roman" w:cs="Times New Roman"/>
-          <w:bCs/>
-          <w:sz w:val="24"/>
-          <w:szCs w:val="24"/>
+      <w:proofErr w:type="spellEnd"/>
+      <w:r>
+        <w:rPr>
+          <w:rFonts w:ascii="Times New Roman" w:hAnsi="Times New Roman" w:cs="Times New Roman"/>
+          <w:bCs/>
+          <w:sz w:val="24"/>
+          <w:szCs w:val="24"/>
+          <w:lang w:val="en-US"/>
         </w:rPr>
         <w:t xml:space="preserve"> </w:t>
       </w:r>
@@ -10421,6 +12599,7 @@
           <w:bCs/>
           <w:sz w:val="24"/>
           <w:szCs w:val="24"/>
+          <w:lang w:val="en-US"/>
         </w:rPr>
         <w:t xml:space="preserve"> </w:t>
       </w:r>
@@ -10440,6 +12619,7 @@
           <w:bCs/>
           <w:sz w:val="24"/>
           <w:szCs w:val="24"/>
+          <w:lang w:val="en-US"/>
         </w:rPr>
         <w:t xml:space="preserve"> %}</w:t>
       </w:r>
@@ -10460,9 +12640,11 @@
           <w:bCs/>
           <w:sz w:val="24"/>
           <w:szCs w:val="24"/>
+          <w:lang w:val="en-US"/>
         </w:rPr>
         <w:t>{{</w:t>
       </w:r>
+      <w:proofErr w:type="spellStart"/>
       <w:r>
         <w:rPr>
           <w:rFonts w:ascii="Times New Roman" w:hAnsi="Times New Roman" w:cs="Times New Roman"/>
@@ -10473,12 +12655,14 @@
         </w:rPr>
         <w:t>i</w:t>
       </w:r>
-      <w:r>
-        <w:rPr>
-          <w:rFonts w:ascii="Times New Roman" w:hAnsi="Times New Roman" w:cs="Times New Roman"/>
-          <w:bCs/>
-          <w:sz w:val="24"/>
-          <w:szCs w:val="24"/>
+      <w:proofErr w:type="spellEnd"/>
+      <w:r>
+        <w:rPr>
+          <w:rFonts w:ascii="Times New Roman" w:hAnsi="Times New Roman" w:cs="Times New Roman"/>
+          <w:bCs/>
+          <w:sz w:val="24"/>
+          <w:szCs w:val="24"/>
+          <w:lang w:val="en-US"/>
         </w:rPr>
         <w:t>.</w:t>
       </w:r>
@@ -10498,6 +12682,7 @@
           <w:bCs/>
           <w:sz w:val="24"/>
           <w:szCs w:val="24"/>
+          <w:lang w:val="en-US"/>
         </w:rPr>
         <w:t xml:space="preserve">}}. </w:t>
       </w:r>
@@ -10510,6 +12695,7 @@
         </w:rPr>
         <w:t>{{</w:t>
       </w:r>
+      <w:proofErr w:type="spellStart"/>
       <w:r>
         <w:rPr>
           <w:rFonts w:ascii="Times New Roman" w:hAnsi="Times New Roman" w:cs="Times New Roman"/>
@@ -10520,6 +12706,7 @@
         </w:rPr>
         <w:t>i</w:t>
       </w:r>
+      <w:proofErr w:type="spellEnd"/>
       <w:r>
         <w:rPr>
           <w:rFonts w:ascii="Times New Roman" w:hAnsi="Times New Roman" w:cs="Times New Roman"/>
@@ -10568,6 +12755,7 @@
         </w:rPr>
         <w:t xml:space="preserve">{%- </w:t>
       </w:r>
+      <w:proofErr w:type="spellStart"/>
       <w:r>
         <w:rPr>
           <w:rFonts w:ascii="Times New Roman" w:hAnsi="Times New Roman" w:cs="Times New Roman"/>
@@ -10578,6 +12766,7 @@
         </w:rPr>
         <w:t>endfor</w:t>
       </w:r>
+      <w:proofErr w:type="spellEnd"/>
       <w:r>
         <w:rPr>
           <w:rFonts w:ascii="Times New Roman" w:hAnsi="Times New Roman" w:cs="Times New Roman"/>
@@ -10602,7 +12791,7 @@
 </file>
 
 <file path=word/endnotes.xml><?xml version="1.0" encoding="utf-8"?>
-<w:endnotes xmlns:wpc="http://schemas.microsoft.com/office/word/2010/wordprocessingCanvas" xmlns:cx="http://schemas.microsoft.com/office/drawing/2014/chartex" xmlns:cx1="http://schemas.microsoft.com/office/drawing/2015/9/8/chartex" xmlns:cx2="http://schemas.microsoft.com/office/drawing/2015/10/21/chartex" xmlns:cx3="http://schemas.microsoft.com/office/drawing/2016/5/9/chartex" xmlns:cx4="http://schemas.microsoft.com/office/drawing/2016/5/10/chartex" xmlns:cx5="http://schemas.microsoft.com/office/drawing/2016/5/11/chartex" xmlns:cx6="http://schemas.microsoft.com/office/drawing/2016/5/12/chartex" xmlns:cx7="http://schemas.microsoft.com/office/drawing/2016/5/13/chartex" xmlns:cx8="http://schemas.microsoft.com/office/drawing/2016/5/14/chartex" xmlns:mc="http://schemas.openxmlformats.org/markup-compatibility/2006" xmlns:aink="http://schemas.microsoft.com/office/drawing/2016/ink" xmlns:am3d="http://schemas.microsoft.com/office/drawing/2017/model3d" xmlns:o="urn:schemas-microsoft-com:office:office" xmlns:oel="http://schemas.microsoft.com/office/2019/extlst" xmlns:r="http://schemas.openxmlformats.org/officeDocument/2006/relationships" xmlns:m="http://schemas.openxmlformats.org/officeDocument/2006/math" xmlns:v="urn:schemas-microsoft-com:vml" xmlns:wp14="http://schemas.microsoft.com/office/word/2010/wordprocessingDrawing" xmlns:wp="http://schemas.openxmlformats.org/drawingml/2006/wordprocessingDrawing" xmlns:w10="urn:schemas-microsoft-com:office:word" xmlns:w="http://schemas.openxmlformats.org/wordprocessingml/2006/main" xmlns:w14="http://schemas.microsoft.com/office/word/2010/wordml" xmlns:w15="http://schemas.microsoft.com/office/word/2012/wordml" xmlns:w16cex="http://schemas.microsoft.com/office/word/2018/wordml/cex" xmlns:w16cid="http://schemas.microsoft.com/office/word/2016/wordml/cid" xmlns:w16="http://schemas.microsoft.com/office/word/2018/wordml" xmlns:w16du="http://schemas.microsoft.com/office/word/2023/wordml/word16du" xmlns:w16sdtdh="http://schemas.microsoft.com/office/word/2020/wordml/sdtdatahash" xmlns:w16sdtfl="http://schemas.microsoft.com/office/word/2024/wordml/sdtformatlock" xmlns:w16se="http://schemas.microsoft.com/office/word/2015/wordml/symex" xmlns:wpg="http://schemas.microsoft.com/office/word/2010/wordprocessingGroup" xmlns:wpi="http://schemas.microsoft.com/office/word/2010/wordprocessingInk" xmlns:wne="http://schemas.microsoft.com/office/word/2006/wordml" xmlns:wps="http://schemas.microsoft.com/office/word/2010/wordprocessingShape" mc:Ignorable="w14 w15 w16se w16cid w16 w16cex w16sdtdh w16sdtfl w16du wp14">
+<w:endnotes xmlns:wpc="http://schemas.microsoft.com/office/word/2010/wordprocessingCanvas" xmlns:mc="http://schemas.openxmlformats.org/markup-compatibility/2006" xmlns:o="urn:schemas-microsoft-com:office:office" xmlns:r="http://schemas.openxmlformats.org/officeDocument/2006/relationships" xmlns:m="http://schemas.openxmlformats.org/officeDocument/2006/math" xmlns:v="urn:schemas-microsoft-com:vml" xmlns:wp14="http://schemas.microsoft.com/office/word/2010/wordprocessingDrawing" xmlns:wp="http://schemas.openxmlformats.org/drawingml/2006/wordprocessingDrawing" xmlns:w10="urn:schemas-microsoft-com:office:word" xmlns:w="http://schemas.openxmlformats.org/wordprocessingml/2006/main" xmlns:w14="http://schemas.microsoft.com/office/word/2010/wordml" xmlns:w15="http://schemas.microsoft.com/office/word/2012/wordml" xmlns:wpg="http://schemas.microsoft.com/office/word/2010/wordprocessingGroup" xmlns:wpi="http://schemas.microsoft.com/office/word/2010/wordprocessingInk" xmlns:wne="http://schemas.microsoft.com/office/word/2006/wordml" xmlns:wps="http://schemas.microsoft.com/office/word/2010/wordprocessingShape" mc:Ignorable="w14 w15 wp14">
   <w:endnote w:type="separator" w:id="-1">
     <w:p>
       <w:pPr>
@@ -10627,7 +12816,7 @@
 </file>
 
 <file path=word/footer1.xml><?xml version="1.0" encoding="utf-8"?>
-<w:ftr xmlns:wpc="http://schemas.microsoft.com/office/word/2010/wordprocessingCanvas" xmlns:cx="http://schemas.microsoft.com/office/drawing/2014/chartex" xmlns:cx1="http://schemas.microsoft.com/office/drawing/2015/9/8/chartex" xmlns:cx2="http://schemas.microsoft.com/office/drawing/2015/10/21/chartex" xmlns:cx3="http://schemas.microsoft.com/office/drawing/2016/5/9/chartex" xmlns:cx4="http://schemas.microsoft.com/office/drawing/2016/5/10/chartex" xmlns:cx5="http://schemas.microsoft.com/office/drawing/2016/5/11/chartex" xmlns:cx6="http://schemas.microsoft.com/office/drawing/2016/5/12/chartex" xmlns:cx7="http://schemas.microsoft.com/office/drawing/2016/5/13/chartex" xmlns:cx8="http://schemas.microsoft.com/office/drawing/2016/5/14/chartex" xmlns:mc="http://schemas.openxmlformats.org/markup-compatibility/2006" xmlns:aink="http://schemas.microsoft.com/office/drawing/2016/ink" xmlns:am3d="http://schemas.microsoft.com/office/drawing/2017/model3d" xmlns:o="urn:schemas-microsoft-com:office:office" xmlns:oel="http://schemas.microsoft.com/office/2019/extlst" xmlns:r="http://schemas.openxmlformats.org/officeDocument/2006/relationships" xmlns:m="http://schemas.openxmlformats.org/officeDocument/2006/math" xmlns:v="urn:schemas-microsoft-com:vml" xmlns:wp14="http://schemas.microsoft.com/office/word/2010/wordprocessingDrawing" xmlns:wp="http://schemas.openxmlformats.org/drawingml/2006/wordprocessingDrawing" xmlns:w10="urn:schemas-microsoft-com:office:word" xmlns:w="http://schemas.openxmlformats.org/wordprocessingml/2006/main" xmlns:w14="http://schemas.microsoft.com/office/word/2010/wordml" xmlns:w15="http://schemas.microsoft.com/office/word/2012/wordml" xmlns:w16cex="http://schemas.microsoft.com/office/word/2018/wordml/cex" xmlns:w16cid="http://schemas.microsoft.com/office/word/2016/wordml/cid" xmlns:w16="http://schemas.microsoft.com/office/word/2018/wordml" xmlns:w16du="http://schemas.microsoft.com/office/word/2023/wordml/word16du" xmlns:w16sdtdh="http://schemas.microsoft.com/office/word/2020/wordml/sdtdatahash" xmlns:w16sdtfl="http://schemas.microsoft.com/office/word/2024/wordml/sdtformatlock" xmlns:w16se="http://schemas.microsoft.com/office/word/2015/wordml/symex" xmlns:wpg="http://schemas.microsoft.com/office/word/2010/wordprocessingGroup" xmlns:wpi="http://schemas.microsoft.com/office/word/2010/wordprocessingInk" xmlns:wne="http://schemas.microsoft.com/office/word/2006/wordml" xmlns:wps="http://schemas.microsoft.com/office/word/2010/wordprocessingShape" mc:Ignorable="w14 w15 w16se w16cid w16 w16cex w16sdtdh w16sdtfl w16du wp14">
+<w:ftr xmlns:wpc="http://schemas.microsoft.com/office/word/2010/wordprocessingCanvas" xmlns:mc="http://schemas.openxmlformats.org/markup-compatibility/2006" xmlns:o="urn:schemas-microsoft-com:office:office" xmlns:r="http://schemas.openxmlformats.org/officeDocument/2006/relationships" xmlns:m="http://schemas.openxmlformats.org/officeDocument/2006/math" xmlns:v="urn:schemas-microsoft-com:vml" xmlns:wp14="http://schemas.microsoft.com/office/word/2010/wordprocessingDrawing" xmlns:wp="http://schemas.openxmlformats.org/drawingml/2006/wordprocessingDrawing" xmlns:w10="urn:schemas-microsoft-com:office:word" xmlns:w="http://schemas.openxmlformats.org/wordprocessingml/2006/main" xmlns:w14="http://schemas.microsoft.com/office/word/2010/wordml" xmlns:w15="http://schemas.microsoft.com/office/word/2012/wordml" xmlns:wpg="http://schemas.microsoft.com/office/word/2010/wordprocessingGroup" xmlns:wpi="http://schemas.microsoft.com/office/word/2010/wordprocessingInk" xmlns:wne="http://schemas.microsoft.com/office/word/2006/wordml" xmlns:wps="http://schemas.microsoft.com/office/word/2010/wordprocessingShape" mc:Ignorable="w14 w15 wp14">
   <w:sdt>
     <w:sdtPr>
       <w:id w:val="1344050656"/>
@@ -10636,6 +12825,7 @@
         <w:docPartUnique/>
       </w:docPartObj>
     </w:sdtPr>
+    <w:sdtEndPr/>
     <w:sdtContent>
       <w:p>
         <w:pPr>
@@ -10669,7 +12859,7 @@
             <w:noProof/>
             <w:sz w:val="24"/>
           </w:rPr>
-          <w:t>5</w:t>
+          <w:t>6</w:t>
         </w:r>
         <w:r>
           <w:rPr>
@@ -10694,7 +12884,7 @@
 </file>
 
 <file path=word/footer2.xml><?xml version="1.0" encoding="utf-8"?>
-<w:ftr xmlns:wpc="http://schemas.microsoft.com/office/word/2010/wordprocessingCanvas" xmlns:cx="http://schemas.microsoft.com/office/drawing/2014/chartex" xmlns:cx1="http://schemas.microsoft.com/office/drawing/2015/9/8/chartex" xmlns:cx2="http://schemas.microsoft.com/office/drawing/2015/10/21/chartex" xmlns:cx3="http://schemas.microsoft.com/office/drawing/2016/5/9/chartex" xmlns:cx4="http://schemas.microsoft.com/office/drawing/2016/5/10/chartex" xmlns:cx5="http://schemas.microsoft.com/office/drawing/2016/5/11/chartex" xmlns:cx6="http://schemas.microsoft.com/office/drawing/2016/5/12/chartex" xmlns:cx7="http://schemas.microsoft.com/office/drawing/2016/5/13/chartex" xmlns:cx8="http://schemas.microsoft.com/office/drawing/2016/5/14/chartex" xmlns:mc="http://schemas.openxmlformats.org/markup-compatibility/2006" xmlns:aink="http://schemas.microsoft.com/office/drawing/2016/ink" xmlns:am3d="http://schemas.microsoft.com/office/drawing/2017/model3d" xmlns:o="urn:schemas-microsoft-com:office:office" xmlns:oel="http://schemas.microsoft.com/office/2019/extlst" xmlns:r="http://schemas.openxmlformats.org/officeDocument/2006/relationships" xmlns:m="http://schemas.openxmlformats.org/officeDocument/2006/math" xmlns:v="urn:schemas-microsoft-com:vml" xmlns:wp14="http://schemas.microsoft.com/office/word/2010/wordprocessingDrawing" xmlns:wp="http://schemas.openxmlformats.org/drawingml/2006/wordprocessingDrawing" xmlns:w10="urn:schemas-microsoft-com:office:word" xmlns:w="http://schemas.openxmlformats.org/wordprocessingml/2006/main" xmlns:w14="http://schemas.microsoft.com/office/word/2010/wordml" xmlns:w15="http://schemas.microsoft.com/office/word/2012/wordml" xmlns:w16cex="http://schemas.microsoft.com/office/word/2018/wordml/cex" xmlns:w16cid="http://schemas.microsoft.com/office/word/2016/wordml/cid" xmlns:w16="http://schemas.microsoft.com/office/word/2018/wordml" xmlns:w16du="http://schemas.microsoft.com/office/word/2023/wordml/word16du" xmlns:w16sdtdh="http://schemas.microsoft.com/office/word/2020/wordml/sdtdatahash" xmlns:w16sdtfl="http://schemas.microsoft.com/office/word/2024/wordml/sdtformatlock" xmlns:w16se="http://schemas.microsoft.com/office/word/2015/wordml/symex" xmlns:wpg="http://schemas.microsoft.com/office/word/2010/wordprocessingGroup" xmlns:wpi="http://schemas.microsoft.com/office/word/2010/wordprocessingInk" xmlns:wne="http://schemas.microsoft.com/office/word/2006/wordml" xmlns:wps="http://schemas.microsoft.com/office/word/2010/wordprocessingShape" mc:Ignorable="w14 w15 w16se w16cid w16 w16cex w16sdtdh w16sdtfl w16du wp14">
+<w:ftr xmlns:wpc="http://schemas.microsoft.com/office/word/2010/wordprocessingCanvas" xmlns:mc="http://schemas.openxmlformats.org/markup-compatibility/2006" xmlns:o="urn:schemas-microsoft-com:office:office" xmlns:r="http://schemas.openxmlformats.org/officeDocument/2006/relationships" xmlns:m="http://schemas.openxmlformats.org/officeDocument/2006/math" xmlns:v="urn:schemas-microsoft-com:vml" xmlns:wp14="http://schemas.microsoft.com/office/word/2010/wordprocessingDrawing" xmlns:wp="http://schemas.openxmlformats.org/drawingml/2006/wordprocessingDrawing" xmlns:w10="urn:schemas-microsoft-com:office:word" xmlns:w="http://schemas.openxmlformats.org/wordprocessingml/2006/main" xmlns:w14="http://schemas.microsoft.com/office/word/2010/wordml" xmlns:w15="http://schemas.microsoft.com/office/word/2012/wordml" xmlns:wpg="http://schemas.microsoft.com/office/word/2010/wordprocessingGroup" xmlns:wpi="http://schemas.microsoft.com/office/word/2010/wordprocessingInk" xmlns:wne="http://schemas.microsoft.com/office/word/2006/wordml" xmlns:wps="http://schemas.microsoft.com/office/word/2010/wordprocessingShape" mc:Ignorable="w14 w15 wp14">
   <w:p>
     <w:pPr>
       <w:jc w:val="center"/>
@@ -10710,7 +12900,16 @@
         <w:color w:val="000000" w:themeColor="text1"/>
         <w:sz w:val="24"/>
       </w:rPr>
-      <w:t xml:space="preserve">Год набора – {{ </w:t>
+      <w:t xml:space="preserve">Год набора – </w:t>
+    </w:r>
+    <w:proofErr w:type="gramStart"/>
+    <w:r>
+      <w:rPr>
+        <w:rFonts w:ascii="Times New Roman" w:hAnsi="Times New Roman" w:cs="Times New Roman"/>
+        <w:color w:val="000000" w:themeColor="text1"/>
+        <w:sz w:val="24"/>
+      </w:rPr>
+      <w:t xml:space="preserve">{{ </w:t>
     </w:r>
     <w:r>
       <w:rPr>
@@ -10721,6 +12920,7 @@
       </w:rPr>
       <w:t>year</w:t>
     </w:r>
+    <w:proofErr w:type="gramEnd"/>
     <w:r>
       <w:rPr>
         <w:rFonts w:ascii="Times New Roman" w:hAnsi="Times New Roman" w:cs="Times New Roman"/>
@@ -10766,6 +12966,7 @@
       </w:rPr>
       <w:t xml:space="preserve">Иркутск, </w:t>
     </w:r>
+    <w:proofErr w:type="gramStart"/>
     <w:r>
       <w:rPr>
         <w:rFonts w:ascii="Times New Roman" w:hAnsi="Times New Roman" w:cs="Times New Roman"/>
@@ -10773,7 +12974,37 @@
         <w:sz w:val="24"/>
         <w:lang w:val="en-US"/>
       </w:rPr>
-      <w:t>{{ protocol_year }}</w:t>
+      <w:t xml:space="preserve">{{ </w:t>
+    </w:r>
+    <w:proofErr w:type="spellStart"/>
+    <w:r>
+      <w:rPr>
+        <w:rFonts w:ascii="Times New Roman" w:hAnsi="Times New Roman" w:cs="Times New Roman"/>
+        <w:color w:val="000000" w:themeColor="text1"/>
+        <w:sz w:val="24"/>
+        <w:lang w:val="en-US"/>
+      </w:rPr>
+      <w:t>protocol</w:t>
+    </w:r>
+    <w:proofErr w:type="gramEnd"/>
+    <w:r>
+      <w:rPr>
+        <w:rFonts w:ascii="Times New Roman" w:hAnsi="Times New Roman" w:cs="Times New Roman"/>
+        <w:color w:val="000000" w:themeColor="text1"/>
+        <w:sz w:val="24"/>
+        <w:lang w:val="en-US"/>
+      </w:rPr>
+      <w:t>_year</w:t>
+    </w:r>
+    <w:proofErr w:type="spellEnd"/>
+    <w:r>
+      <w:rPr>
+        <w:rFonts w:ascii="Times New Roman" w:hAnsi="Times New Roman" w:cs="Times New Roman"/>
+        <w:color w:val="000000" w:themeColor="text1"/>
+        <w:sz w:val="24"/>
+        <w:lang w:val="en-US"/>
+      </w:rPr>
+      <w:t xml:space="preserve"> }}</w:t>
     </w:r>
     <w:r>
       <w:rPr>
@@ -10788,7 +13019,7 @@
 </file>
 
 <file path=word/footnotes.xml><?xml version="1.0" encoding="utf-8"?>
-<w:footnotes xmlns:wpc="http://schemas.microsoft.com/office/word/2010/wordprocessingCanvas" xmlns:cx="http://schemas.microsoft.com/office/drawing/2014/chartex" xmlns:cx1="http://schemas.microsoft.com/office/drawing/2015/9/8/chartex" xmlns:cx2="http://schemas.microsoft.com/office/drawing/2015/10/21/chartex" xmlns:cx3="http://schemas.microsoft.com/office/drawing/2016/5/9/chartex" xmlns:cx4="http://schemas.microsoft.com/office/drawing/2016/5/10/chartex" xmlns:cx5="http://schemas.microsoft.com/office/drawing/2016/5/11/chartex" xmlns:cx6="http://schemas.microsoft.com/office/drawing/2016/5/12/chartex" xmlns:cx7="http://schemas.microsoft.com/office/drawing/2016/5/13/chartex" xmlns:cx8="http://schemas.microsoft.com/office/drawing/2016/5/14/chartex" xmlns:mc="http://schemas.openxmlformats.org/markup-compatibility/2006" xmlns:aink="http://schemas.microsoft.com/office/drawing/2016/ink" xmlns:am3d="http://schemas.microsoft.com/office/drawing/2017/model3d" xmlns:o="urn:schemas-microsoft-com:office:office" xmlns:oel="http://schemas.microsoft.com/office/2019/extlst" xmlns:r="http://schemas.openxmlformats.org/officeDocument/2006/relationships" xmlns:m="http://schemas.openxmlformats.org/officeDocument/2006/math" xmlns:v="urn:schemas-microsoft-com:vml" xmlns:wp14="http://schemas.microsoft.com/office/word/2010/wordprocessingDrawing" xmlns:wp="http://schemas.openxmlformats.org/drawingml/2006/wordprocessingDrawing" xmlns:w10="urn:schemas-microsoft-com:office:word" xmlns:w="http://schemas.openxmlformats.org/wordprocessingml/2006/main" xmlns:w14="http://schemas.microsoft.com/office/word/2010/wordml" xmlns:w15="http://schemas.microsoft.com/office/word/2012/wordml" xmlns:w16cex="http://schemas.microsoft.com/office/word/2018/wordml/cex" xmlns:w16cid="http://schemas.microsoft.com/office/word/2016/wordml/cid" xmlns:w16="http://schemas.microsoft.com/office/word/2018/wordml" xmlns:w16du="http://schemas.microsoft.com/office/word/2023/wordml/word16du" xmlns:w16sdtdh="http://schemas.microsoft.com/office/word/2020/wordml/sdtdatahash" xmlns:w16sdtfl="http://schemas.microsoft.com/office/word/2024/wordml/sdtformatlock" xmlns:w16se="http://schemas.microsoft.com/office/word/2015/wordml/symex" xmlns:wpg="http://schemas.microsoft.com/office/word/2010/wordprocessingGroup" xmlns:wpi="http://schemas.microsoft.com/office/word/2010/wordprocessingInk" xmlns:wne="http://schemas.microsoft.com/office/word/2006/wordml" xmlns:wps="http://schemas.microsoft.com/office/word/2010/wordprocessingShape" mc:Ignorable="w14 w15 w16se w16cid w16 w16cex w16sdtdh w16sdtfl w16du wp14">
+<w:footnotes xmlns:wpc="http://schemas.microsoft.com/office/word/2010/wordprocessingCanvas" xmlns:mc="http://schemas.openxmlformats.org/markup-compatibility/2006" xmlns:o="urn:schemas-microsoft-com:office:office" xmlns:r="http://schemas.openxmlformats.org/officeDocument/2006/relationships" xmlns:m="http://schemas.openxmlformats.org/officeDocument/2006/math" xmlns:v="urn:schemas-microsoft-com:vml" xmlns:wp14="http://schemas.microsoft.com/office/word/2010/wordprocessingDrawing" xmlns:wp="http://schemas.openxmlformats.org/drawingml/2006/wordprocessingDrawing" xmlns:w10="urn:schemas-microsoft-com:office:word" xmlns:w="http://schemas.openxmlformats.org/wordprocessingml/2006/main" xmlns:w14="http://schemas.microsoft.com/office/word/2010/wordml" xmlns:w15="http://schemas.microsoft.com/office/word/2012/wordml" xmlns:wpg="http://schemas.microsoft.com/office/word/2010/wordprocessingGroup" xmlns:wpi="http://schemas.microsoft.com/office/word/2010/wordprocessingInk" xmlns:wne="http://schemas.microsoft.com/office/word/2006/wordml" xmlns:wps="http://schemas.microsoft.com/office/word/2010/wordprocessingShape" mc:Ignorable="w14 w15 wp14">
   <w:footnote w:type="separator" w:id="-1">
     <w:p>
       <w:pPr>
@@ -10813,7 +13044,7 @@
 </file>
 
 <file path=word/numbering.xml><?xml version="1.0" encoding="utf-8"?>
-<w:numbering xmlns:wpc="http://schemas.microsoft.com/office/word/2010/wordprocessingCanvas" xmlns:cx="http://schemas.microsoft.com/office/drawing/2014/chartex" xmlns:cx1="http://schemas.microsoft.com/office/drawing/2015/9/8/chartex" xmlns:cx2="http://schemas.microsoft.com/office/drawing/2015/10/21/chartex" xmlns:cx3="http://schemas.microsoft.com/office/drawing/2016/5/9/chartex" xmlns:cx4="http://schemas.microsoft.com/office/drawing/2016/5/10/chartex" xmlns:cx5="http://schemas.microsoft.com/office/drawing/2016/5/11/chartex" xmlns:cx6="http://schemas.microsoft.com/office/drawing/2016/5/12/chartex" xmlns:cx7="http://schemas.microsoft.com/office/drawing/2016/5/13/chartex" xmlns:cx8="http://schemas.microsoft.com/office/drawing/2016/5/14/chartex" xmlns:mc="http://schemas.openxmlformats.org/markup-compatibility/2006" xmlns:aink="http://schemas.microsoft.com/office/drawing/2016/ink" xmlns:am3d="http://schemas.microsoft.com/office/drawing/2017/model3d" xmlns:o="urn:schemas-microsoft-com:office:office" xmlns:oel="http://schemas.microsoft.com/office/2019/extlst" xmlns:r="http://schemas.openxmlformats.org/officeDocument/2006/relationships" xmlns:m="http://schemas.openxmlformats.org/officeDocument/2006/math" xmlns:v="urn:schemas-microsoft-com:vml" xmlns:wp14="http://schemas.microsoft.com/office/word/2010/wordprocessingDrawing" xmlns:wp="http://schemas.openxmlformats.org/drawingml/2006/wordprocessingDrawing" xmlns:w10="urn:schemas-microsoft-com:office:word" xmlns:w="http://schemas.openxmlformats.org/wordprocessingml/2006/main" xmlns:w14="http://schemas.microsoft.com/office/word/2010/wordml" xmlns:w15="http://schemas.microsoft.com/office/word/2012/wordml" xmlns:w16cex="http://schemas.microsoft.com/office/word/2018/wordml/cex" xmlns:w16cid="http://schemas.microsoft.com/office/word/2016/wordml/cid" xmlns:w16="http://schemas.microsoft.com/office/word/2018/wordml" xmlns:w16du="http://schemas.microsoft.com/office/word/2023/wordml/word16du" xmlns:w16sdtdh="http://schemas.microsoft.com/office/word/2020/wordml/sdtdatahash" xmlns:w16sdtfl="http://schemas.microsoft.com/office/word/2024/wordml/sdtformatlock" xmlns:w16se="http://schemas.microsoft.com/office/word/2015/wordml/symex" xmlns:wpg="http://schemas.microsoft.com/office/word/2010/wordprocessingGroup" xmlns:wpi="http://schemas.microsoft.com/office/word/2010/wordprocessingInk" xmlns:wne="http://schemas.microsoft.com/office/word/2006/wordml" xmlns:wps="http://schemas.microsoft.com/office/word/2010/wordprocessingShape" mc:Ignorable="w14 w15 w16se w16cid w16 w16cex w16sdtdh w16sdtfl w16du wp14">
+<w:numbering xmlns:wpc="http://schemas.microsoft.com/office/word/2010/wordprocessingCanvas" xmlns:mc="http://schemas.openxmlformats.org/markup-compatibility/2006" xmlns:o="urn:schemas-microsoft-com:office:office" xmlns:r="http://schemas.openxmlformats.org/officeDocument/2006/relationships" xmlns:m="http://schemas.openxmlformats.org/officeDocument/2006/math" xmlns:v="urn:schemas-microsoft-com:vml" xmlns:wp14="http://schemas.microsoft.com/office/word/2010/wordprocessingDrawing" xmlns:wp="http://schemas.openxmlformats.org/drawingml/2006/wordprocessingDrawing" xmlns:w10="urn:schemas-microsoft-com:office:word" xmlns:w="http://schemas.openxmlformats.org/wordprocessingml/2006/main" xmlns:w14="http://schemas.microsoft.com/office/word/2010/wordml" xmlns:w15="http://schemas.microsoft.com/office/word/2012/wordml" xmlns:wpg="http://schemas.microsoft.com/office/word/2010/wordprocessingGroup" xmlns:wpi="http://schemas.microsoft.com/office/word/2010/wordprocessingInk" xmlns:wne="http://schemas.microsoft.com/office/word/2006/wordml" xmlns:wps="http://schemas.microsoft.com/office/word/2010/wordprocessingShape" mc:Ignorable="w14 w15 wp14">
   <w:abstractNum w:abstractNumId="0" w15:restartNumberingAfterBreak="0">
     <w:nsid w:val="51E57791"/>
     <w:multiLevelType w:val="hybridMultilevel"/>
@@ -11248,16 +13479,16 @@
       </w:pPr>
     </w:lvl>
   </w:abstractNum>
-  <w:num w:numId="1" w16cid:durableId="1637564816">
+  <w:num w:numId="1">
     <w:abstractNumId w:val="1"/>
   </w:num>
-  <w:num w:numId="2" w16cid:durableId="39479947">
+  <w:num w:numId="2">
     <w:abstractNumId w:val="3"/>
   </w:num>
-  <w:num w:numId="3" w16cid:durableId="264461620">
+  <w:num w:numId="3">
     <w:abstractNumId w:val="0"/>
   </w:num>
-  <w:num w:numId="4" w16cid:durableId="114101669">
+  <w:num w:numId="4">
     <w:abstractNumId w:val="2"/>
     <w:lvlOverride w:ilvl="0">
       <w:startOverride w:val="4"/>
@@ -11291,7 +13522,7 @@
 </file>
 
 <file path=word/styles.xml><?xml version="1.0" encoding="utf-8"?>
-<w:styles xmlns:mc="http://schemas.openxmlformats.org/markup-compatibility/2006" xmlns:r="http://schemas.openxmlformats.org/officeDocument/2006/relationships" xmlns:w="http://schemas.openxmlformats.org/wordprocessingml/2006/main" xmlns:w14="http://schemas.microsoft.com/office/word/2010/wordml" xmlns:w15="http://schemas.microsoft.com/office/word/2012/wordml" xmlns:w16cex="http://schemas.microsoft.com/office/word/2018/wordml/cex" xmlns:w16cid="http://schemas.microsoft.com/office/word/2016/wordml/cid" xmlns:w16="http://schemas.microsoft.com/office/word/2018/wordml" xmlns:w16du="http://schemas.microsoft.com/office/word/2023/wordml/word16du" xmlns:w16sdtdh="http://schemas.microsoft.com/office/word/2020/wordml/sdtdatahash" xmlns:w16sdtfl="http://schemas.microsoft.com/office/word/2024/wordml/sdtformatlock" xmlns:w16se="http://schemas.microsoft.com/office/word/2015/wordml/symex" mc:Ignorable="w14 w15 w16se w16cid w16 w16cex w16sdtdh w16sdtfl w16du">
+<w:styles xmlns:mc="http://schemas.openxmlformats.org/markup-compatibility/2006" xmlns:r="http://schemas.openxmlformats.org/officeDocument/2006/relationships" xmlns:w="http://schemas.openxmlformats.org/wordprocessingml/2006/main" xmlns:w14="http://schemas.microsoft.com/office/word/2010/wordml" xmlns:w15="http://schemas.microsoft.com/office/word/2012/wordml" mc:Ignorable="w14 w15">
   <w:docDefaults>
     <w:rPrDefault>
       <w:rPr>
@@ -11307,7 +13538,7 @@
       </w:pPr>
     </w:pPrDefault>
   </w:docDefaults>
-  <w:latentStyles w:defLockedState="0" w:defUIPriority="99" w:defSemiHidden="0" w:defUnhideWhenUsed="0" w:defQFormat="0" w:count="376">
+  <w:latentStyles w:defLockedState="0" w:defUIPriority="99" w:defSemiHidden="0" w:defUnhideWhenUsed="0" w:defQFormat="0" w:count="371">
     <w:lsdException w:name="Normal" w:uiPriority="0" w:qFormat="1"/>
     <w:lsdException w:name="heading 1" w:uiPriority="9" w:qFormat="1"/>
     <w:lsdException w:name="heading 2" w:semiHidden="1" w:uiPriority="9" w:unhideWhenUsed="1" w:qFormat="1"/>
@@ -11679,11 +13910,6 @@
     <w:lsdException w:name="List Table 5 Dark Accent 6" w:uiPriority="50"/>
     <w:lsdException w:name="List Table 6 Colorful Accent 6" w:uiPriority="51"/>
     <w:lsdException w:name="List Table 7 Colorful Accent 6" w:uiPriority="52"/>
-    <w:lsdException w:name="Mention" w:semiHidden="1" w:unhideWhenUsed="1"/>
-    <w:lsdException w:name="Smart Hyperlink" w:semiHidden="1" w:unhideWhenUsed="1"/>
-    <w:lsdException w:name="Hashtag" w:semiHidden="1" w:unhideWhenUsed="1"/>
-    <w:lsdException w:name="Unresolved Mention" w:semiHidden="1" w:unhideWhenUsed="1"/>
-    <w:lsdException w:name="Smart Link" w:semiHidden="1" w:unhideWhenUsed="1"/>
   </w:latentStyles>
   <w:style w:type="paragraph" w:default="1" w:styleId="a">
     <w:name w:val="Normal"/>
@@ -12189,7 +14415,7 @@
 </file>
 
 <file path=customXml/itemProps1.xml><?xml version="1.0" encoding="utf-8"?>
-<ds:datastoreItem xmlns:ds="http://schemas.openxmlformats.org/officeDocument/2006/customXml" ds:itemID="{42C81BE9-9105-4DD8-AC13-669ECE6346C0}">
+<ds:datastoreItem xmlns:ds="http://schemas.openxmlformats.org/officeDocument/2006/customXml" ds:itemID="{981416DC-6C35-41B2-9638-0E1EA4DA03B9}">
   <ds:schemaRefs>
     <ds:schemaRef ds:uri="http://schemas.openxmlformats.org/officeDocument/2006/bibliography"/>
   </ds:schemaRefs>

--- a/templates/docxRPD/practice_nis.docx
+++ b/templates/docxRPD/practice_nis.docx
@@ -576,8 +576,6 @@
           <w:szCs w:val="24"/>
         </w:rPr>
       </w:pPr>
-      <w:bookmarkStart w:id="0" w:name="_GoBack"/>
-      <w:bookmarkEnd w:id="0"/>
       <w:r>
         <w:rPr>
           <w:rFonts w:ascii="Times New Roman" w:hAnsi="Times New Roman" w:cs="Times New Roman"/>
@@ -1311,15 +1309,13 @@
                 <w:rFonts w:ascii="Times New Roman" w:hAnsi="Times New Roman" w:cs="Times New Roman"/>
                 <w:sz w:val="20"/>
                 <w:szCs w:val="24"/>
-                <w:lang w:val="en-US"/>
-              </w:rPr>
-            </w:pPr>
-            <w:r>
-              <w:rPr>
-                <w:rFonts w:ascii="Times New Roman" w:hAnsi="Times New Roman" w:cs="Times New Roman"/>
-                <w:sz w:val="20"/>
-                <w:szCs w:val="24"/>
-                <w:lang w:val="en-US"/>
+              </w:rPr>
+            </w:pPr>
+            <w:r>
+              <w:rPr>
+                <w:rFonts w:ascii="Times New Roman" w:hAnsi="Times New Roman" w:cs="Times New Roman"/>
+                <w:sz w:val="20"/>
+                <w:szCs w:val="24"/>
               </w:rPr>
               <w:t xml:space="preserve">{{ </w:t>
             </w:r>
@@ -1333,15 +1329,16 @@
               </w:rPr>
               <w:t>user</w:t>
             </w:r>
-            <w:r>
-              <w:rPr>
-                <w:rFonts w:ascii="Times New Roman" w:hAnsi="Times New Roman" w:cs="Times New Roman"/>
-                <w:sz w:val="20"/>
-                <w:szCs w:val="24"/>
-                <w:lang w:val="en-US"/>
+            <w:proofErr w:type="spellEnd"/>
+            <w:r>
+              <w:rPr>
+                <w:rFonts w:ascii="Times New Roman" w:hAnsi="Times New Roman" w:cs="Times New Roman"/>
+                <w:sz w:val="20"/>
+                <w:szCs w:val="24"/>
               </w:rPr>
               <w:t>_</w:t>
             </w:r>
+            <w:proofErr w:type="spellStart"/>
             <w:r>
               <w:rPr>
                 <w:rFonts w:ascii="Times New Roman" w:hAnsi="Times New Roman" w:cs="Times New Roman"/>
@@ -1357,7 +1354,6 @@
                 <w:rFonts w:ascii="Times New Roman" w:hAnsi="Times New Roman" w:cs="Times New Roman"/>
                 <w:sz w:val="20"/>
                 <w:szCs w:val="24"/>
-                <w:lang w:val="en-US"/>
               </w:rPr>
               <w:t xml:space="preserve"> }}: {{ </w:t>
             </w:r>
@@ -1371,15 +1367,16 @@
               </w:rPr>
               <w:t>user</w:t>
             </w:r>
-            <w:r>
-              <w:rPr>
-                <w:rFonts w:ascii="Times New Roman" w:hAnsi="Times New Roman" w:cs="Times New Roman"/>
-                <w:sz w:val="20"/>
-                <w:szCs w:val="24"/>
-                <w:lang w:val="en-US"/>
+            <w:proofErr w:type="spellEnd"/>
+            <w:r>
+              <w:rPr>
+                <w:rFonts w:ascii="Times New Roman" w:hAnsi="Times New Roman" w:cs="Times New Roman"/>
+                <w:sz w:val="20"/>
+                <w:szCs w:val="24"/>
               </w:rPr>
               <w:t>_</w:t>
             </w:r>
+            <w:proofErr w:type="spellStart"/>
             <w:r>
               <w:rPr>
                 <w:rFonts w:ascii="Times New Roman" w:hAnsi="Times New Roman" w:cs="Times New Roman"/>
@@ -1395,7 +1392,6 @@
                 <w:rFonts w:ascii="Times New Roman" w:hAnsi="Times New Roman" w:cs="Times New Roman"/>
                 <w:sz w:val="20"/>
                 <w:szCs w:val="24"/>
-                <w:lang w:val="en-US"/>
               </w:rPr>
               <w:t xml:space="preserve"> }}</w:t>
             </w:r>
@@ -3862,6 +3858,136 @@
                 <w:szCs w:val="24"/>
                 <w:lang w:val="en-US" w:eastAsia="ru-RU"/>
               </w:rPr>
+              <w:t>{% if fob ==</w:t>
+            </w:r>
+            <w:r>
+              <w:rPr>
+                <w:rFonts w:ascii="Times New Roman" w:hAnsi="Times New Roman" w:cs="Times New Roman"/>
+                <w:sz w:val="24"/>
+                <w:szCs w:val="24"/>
+                <w:lang w:val="en-US" w:eastAsia="ru-RU"/>
+              </w:rPr>
+              <w:t>"</w:t>
+            </w:r>
+            <w:proofErr w:type="spellStart"/>
+            <w:r>
+              <w:rPr>
+                <w:rFonts w:ascii="Times New Roman" w:hAnsi="Times New Roman" w:cs="Times New Roman"/>
+                <w:sz w:val="24"/>
+                <w:szCs w:val="24"/>
+                <w:lang w:val="en-US" w:eastAsia="ru-RU"/>
+              </w:rPr>
+              <w:t>заочная</w:t>
+            </w:r>
+            <w:proofErr w:type="spellEnd"/>
+            <w:r>
+              <w:rPr>
+                <w:rFonts w:ascii="Times New Roman" w:hAnsi="Times New Roman" w:cs="Times New Roman"/>
+                <w:sz w:val="24"/>
+                <w:szCs w:val="24"/>
+                <w:lang w:val="en-US" w:eastAsia="ru-RU"/>
+              </w:rPr>
+              <w:t>"</w:t>
+            </w:r>
+            <w:r>
+              <w:rPr>
+                <w:rFonts w:ascii="Times New Roman" w:hAnsi="Times New Roman" w:cs="Times New Roman"/>
+                <w:sz w:val="24"/>
+                <w:szCs w:val="24"/>
+                <w:lang w:val="en-US" w:eastAsia="ru-RU"/>
+              </w:rPr>
+              <w:t xml:space="preserve"> %}</w:t>
+            </w:r>
+          </w:p>
+          <w:p>
+            <w:pPr>
+              <w:spacing w:after="0"/>
+              <w:jc w:val="center"/>
+              <w:rPr>
+                <w:rFonts w:ascii="Times New Roman" w:hAnsi="Times New Roman" w:cs="Times New Roman"/>
+                <w:sz w:val="24"/>
+                <w:szCs w:val="24"/>
+                <w:lang w:val="en-US" w:eastAsia="ru-RU"/>
+              </w:rPr>
+            </w:pPr>
+            <w:r>
+              <w:rPr>
+                <w:rFonts w:ascii="Times New Roman" w:hAnsi="Times New Roman" w:cs="Times New Roman"/>
+                <w:sz w:val="24"/>
+                <w:szCs w:val="24"/>
+                <w:lang w:val="en-US" w:eastAsia="ru-RU"/>
+              </w:rPr>
+              <w:t>{{</w:t>
+            </w:r>
+            <w:proofErr w:type="spellStart"/>
+            <w:r>
+              <w:rPr>
+                <w:rFonts w:ascii="Times New Roman" w:hAnsi="Times New Roman" w:cs="Times New Roman"/>
+                <w:sz w:val="24"/>
+                <w:szCs w:val="24"/>
+                <w:lang w:val="en-US" w:eastAsia="ru-RU"/>
+              </w:rPr>
+              <w:t>item.num</w:t>
+            </w:r>
+            <w:proofErr w:type="spellEnd"/>
+            <w:r>
+              <w:rPr>
+                <w:rFonts w:ascii="Times New Roman" w:hAnsi="Times New Roman" w:cs="Times New Roman"/>
+                <w:sz w:val="24"/>
+                <w:szCs w:val="24"/>
+                <w:lang w:val="en-US" w:eastAsia="ru-RU"/>
+              </w:rPr>
+              <w:t xml:space="preserve"> }} </w:t>
+            </w:r>
+            <w:r>
+              <w:rPr>
+                <w:rFonts w:ascii="Times New Roman" w:hAnsi="Times New Roman" w:cs="Times New Roman"/>
+                <w:sz w:val="24"/>
+                <w:szCs w:val="24"/>
+                <w:lang w:eastAsia="ru-RU"/>
+              </w:rPr>
+              <w:t>курс</w:t>
+            </w:r>
+          </w:p>
+          <w:p>
+            <w:pPr>
+              <w:spacing w:after="0"/>
+              <w:jc w:val="center"/>
+              <w:rPr>
+                <w:rFonts w:ascii="Times New Roman" w:hAnsi="Times New Roman" w:cs="Times New Roman"/>
+                <w:sz w:val="24"/>
+                <w:szCs w:val="24"/>
+                <w:lang w:val="en-US" w:eastAsia="ru-RU"/>
+              </w:rPr>
+            </w:pPr>
+            <w:r>
+              <w:rPr>
+                <w:rFonts w:ascii="Times New Roman" w:hAnsi="Times New Roman" w:cs="Times New Roman"/>
+                <w:sz w:val="24"/>
+                <w:szCs w:val="24"/>
+                <w:lang w:val="en-US" w:eastAsia="ru-RU"/>
+              </w:rPr>
+              <w:t>{% else %}</w:t>
+            </w:r>
+          </w:p>
+          <w:p>
+            <w:pPr>
+              <w:spacing w:after="0"/>
+              <w:jc w:val="center"/>
+              <w:rPr>
+                <w:rFonts w:ascii="Times New Roman" w:hAnsi="Times New Roman" w:cs="Times New Roman"/>
+                <w:sz w:val="24"/>
+                <w:szCs w:val="24"/>
+                <w:lang w:val="en-US" w:eastAsia="ru-RU"/>
+              </w:rPr>
+            </w:pPr>
+            <w:r>
+              <w:rPr>
+                <w:rFonts w:ascii="Times New Roman" w:hAnsi="Times New Roman" w:cs="Times New Roman"/>
+                <w:sz w:val="24"/>
+                <w:szCs w:val="24"/>
+                <w:lang w:val="en-US" w:eastAsia="ru-RU"/>
+              </w:rPr>
               <w:t xml:space="preserve">{{ </w:t>
             </w:r>
             <w:proofErr w:type="spellStart"/>
@@ -3940,6 +4066,49 @@
               </w:rPr>
               <w:t>семестр</w:t>
             </w:r>
+          </w:p>
+          <w:p>
+            <w:pPr>
+              <w:spacing w:after="0"/>
+              <w:jc w:val="center"/>
+              <w:rPr>
+                <w:rFonts w:ascii="Times New Roman" w:hAnsi="Times New Roman" w:cs="Times New Roman"/>
+                <w:sz w:val="24"/>
+                <w:szCs w:val="24"/>
+                <w:lang w:val="en-US" w:eastAsia="ru-RU"/>
+              </w:rPr>
+            </w:pPr>
+            <w:r>
+              <w:rPr>
+                <w:rFonts w:ascii="Times New Roman" w:hAnsi="Times New Roman" w:cs="Times New Roman"/>
+                <w:sz w:val="24"/>
+                <w:szCs w:val="24"/>
+                <w:lang w:val="en-US" w:eastAsia="ru-RU"/>
+              </w:rPr>
+              <w:t xml:space="preserve">{% </w:t>
+            </w:r>
+            <w:proofErr w:type="spellStart"/>
+            <w:r>
+              <w:rPr>
+                <w:rFonts w:ascii="Times New Roman" w:hAnsi="Times New Roman" w:cs="Times New Roman"/>
+                <w:sz w:val="24"/>
+                <w:szCs w:val="24"/>
+                <w:lang w:val="en-US" w:eastAsia="ru-RU"/>
+              </w:rPr>
+              <w:t>endif</w:t>
+            </w:r>
+            <w:proofErr w:type="spellEnd"/>
+            <w:r>
+              <w:rPr>
+                <w:rFonts w:ascii="Times New Roman" w:hAnsi="Times New Roman" w:cs="Times New Roman"/>
+                <w:sz w:val="24"/>
+                <w:szCs w:val="24"/>
+                <w:lang w:val="en-US" w:eastAsia="ru-RU"/>
+              </w:rPr>
+              <w:t xml:space="preserve"> %}</w:t>
+            </w:r>
+            <w:bookmarkStart w:id="0" w:name="_GoBack"/>
+            <w:bookmarkEnd w:id="0"/>
           </w:p>
         </w:tc>
         <w:tc>
@@ -4181,6 +4350,7 @@
                 <w:szCs w:val="24"/>
                 <w:lang w:val="en-US" w:eastAsia="ru-RU"/>
               </w:rPr>
+              <w:lastRenderedPageBreak/>
               <w:t>{%</w:t>
             </w:r>
             <w:proofErr w:type="spellStart"/>
@@ -4315,7 +4485,6 @@
           <w:szCs w:val="28"/>
           <w:lang w:eastAsia="ru-RU"/>
         </w:rPr>
-        <w:lastRenderedPageBreak/>
         <w:t>Содержание этапов приведено в таблице ниже</w:t>
       </w:r>
       <w:r>
@@ -7690,6 +7859,7 @@
                 <w:szCs w:val="24"/>
                 <w:lang w:val="en-US"/>
               </w:rPr>
+              <w:lastRenderedPageBreak/>
               <w:t>{%</w:t>
             </w:r>
             <w:proofErr w:type="spellStart"/>
@@ -8055,7 +8225,6 @@
           <w:sz w:val="24"/>
           <w:szCs w:val="24"/>
         </w:rPr>
-        <w:lastRenderedPageBreak/>
         <w:t xml:space="preserve">{% </w:t>
       </w:r>
       <w:proofErr w:type="spellStart"/>
@@ -9829,6 +9998,7 @@
           <w:sz w:val="24"/>
           <w:szCs w:val="24"/>
         </w:rPr>
+        <w:lastRenderedPageBreak/>
         <w:t>6.2 Оценочные средства для проведения промежуточной аттестации</w:t>
       </w:r>
     </w:p>
@@ -9891,7 +10061,6 @@
                 <w:sz w:val="24"/>
                 <w:szCs w:val="28"/>
               </w:rPr>
-              <w:lastRenderedPageBreak/>
               <w:t>Индикатор достижения компетенции</w:t>
             </w:r>
           </w:p>
@@ -11869,6 +12038,7 @@
           <w:szCs w:val="24"/>
           <w:lang w:val="en-US"/>
         </w:rPr>
+        <w:lastRenderedPageBreak/>
         <w:t>{%</w:t>
       </w:r>
       <w:r>
@@ -12056,7 +12226,6 @@
           <w:sz w:val="24"/>
           <w:szCs w:val="24"/>
         </w:rPr>
-        <w:lastRenderedPageBreak/>
         <w:t xml:space="preserve">9 </w:t>
       </w:r>
       <w:r>
@@ -12119,6 +12288,7 @@
           <w:szCs w:val="24"/>
         </w:rPr>
       </w:pPr>
+      <w:proofErr w:type="gramStart"/>
       <w:r>
         <w:rPr>
           <w:rFonts w:ascii="Times New Roman" w:hAnsi="Times New Roman" w:cs="Times New Roman"/>
@@ -12127,8 +12297,6 @@
         </w:rPr>
         <w:t xml:space="preserve">{{ </w:t>
       </w:r>
-      <w:proofErr w:type="spellStart"/>
-      <w:proofErr w:type="gramStart"/>
       <w:r>
         <w:rPr>
           <w:rFonts w:ascii="Times New Roman" w:hAnsi="Times New Roman" w:cs="Times New Roman"/>
@@ -12138,8 +12306,6 @@
         </w:rPr>
         <w:t>resources</w:t>
       </w:r>
-      <w:proofErr w:type="spellEnd"/>
-      <w:proofErr w:type="gramEnd"/>
       <w:r>
         <w:rPr>
           <w:rFonts w:ascii="Times New Roman" w:hAnsi="Times New Roman" w:cs="Times New Roman"/>
@@ -12148,8 +12314,6 @@
         </w:rPr>
         <w:t>.</w:t>
       </w:r>
-      <w:proofErr w:type="spellStart"/>
-      <w:proofErr w:type="gramStart"/>
       <w:r>
         <w:rPr>
           <w:rFonts w:ascii="Times New Roman" w:hAnsi="Times New Roman" w:cs="Times New Roman"/>
@@ -12159,7 +12323,6 @@
         </w:rPr>
         <w:t>web</w:t>
       </w:r>
-      <w:proofErr w:type="spellEnd"/>
       <w:proofErr w:type="gramEnd"/>
       <w:r>
         <w:rPr>
@@ -12435,7 +12598,6 @@
         </w:rPr>
         <w:t>.</w:t>
       </w:r>
-      <w:proofErr w:type="spellStart"/>
       <w:r>
         <w:rPr>
           <w:rFonts w:ascii="Times New Roman" w:hAnsi="Times New Roman" w:cs="Times New Roman"/>
@@ -12446,7 +12608,6 @@
         </w:rPr>
         <w:t>content</w:t>
       </w:r>
-      <w:proofErr w:type="spellEnd"/>
       <w:r>
         <w:rPr>
           <w:rFonts w:ascii="Times New Roman" w:hAnsi="Times New Roman" w:cs="Times New Roman"/>
@@ -12655,27 +12816,27 @@
         </w:rPr>
         <w:t>i</w:t>
       </w:r>
+      <w:r>
+        <w:rPr>
+          <w:rFonts w:ascii="Times New Roman" w:hAnsi="Times New Roman" w:cs="Times New Roman"/>
+          <w:bCs/>
+          <w:sz w:val="24"/>
+          <w:szCs w:val="24"/>
+          <w:lang w:val="en-US"/>
+        </w:rPr>
+        <w:t>.</w:t>
+      </w:r>
+      <w:r>
+        <w:rPr>
+          <w:rFonts w:ascii="Times New Roman" w:hAnsi="Times New Roman" w:cs="Times New Roman"/>
+          <w:bCs/>
+          <w:sz w:val="24"/>
+          <w:szCs w:val="24"/>
+          <w:lang w:val="en-US"/>
+        </w:rPr>
+        <w:t>number</w:t>
+      </w:r>
       <w:proofErr w:type="spellEnd"/>
-      <w:r>
-        <w:rPr>
-          <w:rFonts w:ascii="Times New Roman" w:hAnsi="Times New Roman" w:cs="Times New Roman"/>
-          <w:bCs/>
-          <w:sz w:val="24"/>
-          <w:szCs w:val="24"/>
-          <w:lang w:val="en-US"/>
-        </w:rPr>
-        <w:t>.</w:t>
-      </w:r>
-      <w:r>
-        <w:rPr>
-          <w:rFonts w:ascii="Times New Roman" w:hAnsi="Times New Roman" w:cs="Times New Roman"/>
-          <w:bCs/>
-          <w:sz w:val="24"/>
-          <w:szCs w:val="24"/>
-          <w:lang w:val="en-US"/>
-        </w:rPr>
-        <w:t>number</w:t>
-      </w:r>
       <w:r>
         <w:rPr>
           <w:rFonts w:ascii="Times New Roman" w:hAnsi="Times New Roman" w:cs="Times New Roman"/>
@@ -14415,7 +14576,7 @@
 </file>
 
 <file path=customXml/itemProps1.xml><?xml version="1.0" encoding="utf-8"?>
-<ds:datastoreItem xmlns:ds="http://schemas.openxmlformats.org/officeDocument/2006/customXml" ds:itemID="{981416DC-6C35-41B2-9638-0E1EA4DA03B9}">
+<ds:datastoreItem xmlns:ds="http://schemas.openxmlformats.org/officeDocument/2006/customXml" ds:itemID="{38225130-EA92-4ABC-A2B0-2661D47B91F0}">
   <ds:schemaRefs>
     <ds:schemaRef ds:uri="http://schemas.openxmlformats.org/officeDocument/2006/bibliography"/>
   </ds:schemaRefs>
